--- a/src/src/main/webapp/portal/examine/pccExamineReportTemplate.docx
+++ b/src/src/main/webapp/portal/examine/pccExamineReportTemplate.docx
@@ -56,32 +56,6 @@
     </w:p>
     <w:p>
       <w:pPr>
-        <w:pStyle w:val="BodyA"/>
-        <w:jc w:val="center"/>
-      </w:pPr>
-    </w:p>
-    <w:p>
-      <w:pPr>
-        <w:pStyle w:val="BodyA"/>
-      </w:pPr>
-    </w:p>
-    <w:p>
-      <w:pPr>
-        <w:pStyle w:val="Body"/>
-        <w:tabs>
-          <w:tab w:val="left" w:pos="1440"/>
-        </w:tabs>
-        <w:suppressAutoHyphens/>
-        <w:outlineLvl w:val="0"/>
-        <w:rPr>
-          <w:rFonts w:eastAsia="Arial Unicode MS" w:hint="default"/>
-          <w:sz w:val="22"/>
-          <w:szCs w:val="22"/>
-        </w:rPr>
-      </w:pPr>
-    </w:p>
-    <w:p>
-      <w:pPr>
         <w:pStyle w:val="Body"/>
         <w:pBdr>
           <w:top w:val="none" w:sz="0" w:space="0" w:color="auto"/>
@@ -97,17 +71,23 @@
         <w:suppressAutoHyphens/>
         <w:outlineLvl w:val="0"/>
         <w:rPr>
-          <w:rFonts w:eastAsia="Arial Unicode MS" w:hint="default"/>
+          <w:rFonts w:eastAsia="宋体"/>
           <w:sz w:val="22"/>
           <w:szCs w:val="22"/>
         </w:rPr>
       </w:pPr>
     </w:p>
+    <w:p>
+      <w:pPr>
+        <w:pStyle w:val="BodyA"/>
+        <w:jc w:val="center"/>
+      </w:pPr>
+    </w:p>
     <w:tbl>
       <w:tblPr>
         <w:tblStyle w:val="TableGrid"/>
-        <w:tblpPr w:leftFromText="180" w:rightFromText="180" w:vertAnchor="text" w:horzAnchor="page" w:tblpX="5236" w:tblpY="141"/>
         <w:tblW w:w="0" w:type="auto"/>
+        <w:tblInd w:w="2605" w:type="dxa"/>
         <w:tblBorders>
           <w:top w:val="none" w:sz="0" w:space="0" w:color="auto"/>
           <w:left w:val="none" w:sz="0" w:space="0" w:color="auto"/>
@@ -119,19 +99,20 @@
         <w:tblLook w:val="04A0" w:firstRow="1" w:lastRow="0" w:firstColumn="1" w:lastColumn="0" w:noHBand="0" w:noVBand="1"/>
       </w:tblPr>
       <w:tblGrid>
-        <w:gridCol w:w="5831"/>
+        <w:gridCol w:w="4479"/>
       </w:tblGrid>
       <w:tr>
         <w:trPr>
-          <w:trHeight w:val="411"/>
+          <w:trHeight w:val="324"/>
         </w:trPr>
         <w:tc>
           <w:tcPr>
-            <w:tcW w:w="5831" w:type="dxa"/>
+            <w:tcW w:w="4479" w:type="dxa"/>
+            <w:shd w:val="clear" w:color="auto" w:fill="0099FF"/>
           </w:tcPr>
           <w:p>
             <w:pPr>
-              <w:pStyle w:val="Body"/>
+              <w:pStyle w:val="BodyA"/>
               <w:pBdr>
                 <w:top w:val="none" w:sz="0" w:space="0" w:color="auto"/>
                 <w:left w:val="none" w:sz="0" w:space="0" w:color="auto"/>
@@ -140,16 +121,7 @@
                 <w:between w:val="none" w:sz="0" w:space="0" w:color="auto"/>
                 <w:bar w:val="none" w:sz="0" w:color="auto"/>
               </w:pBdr>
-              <w:tabs>
-                <w:tab w:val="left" w:pos="1440"/>
-              </w:tabs>
-              <w:suppressAutoHyphens/>
-              <w:outlineLvl w:val="0"/>
-              <w:rPr>
-                <w:rFonts w:eastAsia="Arial Unicode MS" w:hint="default"/>
-                <w:sz w:val="22"/>
-                <w:szCs w:val="22"/>
-              </w:rPr>
+              <w:jc w:val="left"/>
             </w:pPr>
             <w:r>
               <w:rPr>
@@ -157,20 +129,54 @@
                 <w:sz w:val="22"/>
                 <w:szCs w:val="22"/>
               </w:rPr>
-              <w:t>医院名称：</w:t>
-            </w:r>
-            <w:r>
-              <w:rPr>
-                <w:rFonts w:eastAsia="Arial Unicode MS"/>
-                <w:sz w:val="22"/>
-                <w:szCs w:val="22"/>
-              </w:rPr>
-              <w:t>{{hospitalName}}</w:t>
+              <w:t>医院名称</w:t>
+            </w:r>
+            <w:r>
+              <w:rPr>
+                <w:rFonts w:ascii="微软雅黑" w:eastAsia="微软雅黑" w:hAnsi="微软雅黑" w:cs="微软雅黑"/>
+                <w:sz w:val="22"/>
+                <w:szCs w:val="22"/>
+              </w:rPr>
+              <w:t>：</w:t>
+            </w:r>
+            <w:r>
+              <w:rPr>
+                <w:sz w:val="22"/>
+                <w:szCs w:val="22"/>
+              </w:rPr>
+              <w:t>{{</w:t>
+            </w:r>
+            <w:proofErr w:type="spellStart"/>
+            <w:r>
+              <w:rPr>
+                <w:sz w:val="22"/>
+                <w:szCs w:val="22"/>
+              </w:rPr>
+              <w:t>hospitalName</w:t>
+            </w:r>
+            <w:proofErr w:type="spellEnd"/>
+            <w:r>
+              <w:rPr>
+                <w:sz w:val="22"/>
+                <w:szCs w:val="22"/>
+              </w:rPr>
+              <w:t>}}</w:t>
             </w:r>
           </w:p>
+        </w:tc>
+      </w:tr>
+      <w:tr>
+        <w:trPr>
+          <w:trHeight w:val="324"/>
+        </w:trPr>
+        <w:tc>
+          <w:tcPr>
+            <w:tcW w:w="4479" w:type="dxa"/>
+            <w:shd w:val="clear" w:color="auto" w:fill="D9D9D9" w:themeFill="background1" w:themeFillShade="D9"/>
+          </w:tcPr>
           <w:p>
             <w:pPr>
-              <w:pStyle w:val="Body"/>
+              <w:pStyle w:val="BodyA"/>
               <w:pBdr>
                 <w:top w:val="none" w:sz="0" w:space="0" w:color="auto"/>
                 <w:left w:val="none" w:sz="0" w:space="0" w:color="auto"/>
@@ -179,31 +185,53 @@
                 <w:between w:val="none" w:sz="0" w:space="0" w:color="auto"/>
                 <w:bar w:val="none" w:sz="0" w:color="auto"/>
               </w:pBdr>
-              <w:tabs>
-                <w:tab w:val="left" w:pos="1440"/>
-              </w:tabs>
-              <w:suppressAutoHyphens/>
-              <w:outlineLvl w:val="0"/>
-              <w:rPr>
-                <w:rFonts w:eastAsia="Arial Unicode MS" w:hint="default"/>
-                <w:sz w:val="22"/>
-                <w:szCs w:val="22"/>
-              </w:rPr>
+              <w:jc w:val="left"/>
             </w:pPr>
+            <w:r>
+              <w:rPr>
+                <w:rFonts w:ascii="微软雅黑" w:eastAsia="微软雅黑" w:hAnsi="微软雅黑" w:cs="微软雅黑"/>
+                <w:sz w:val="22"/>
+                <w:szCs w:val="22"/>
+              </w:rPr>
+              <w:t>科室名称：</w:t>
+            </w:r>
+            <w:r>
+              <w:rPr>
+                <w:sz w:val="22"/>
+                <w:szCs w:val="22"/>
+              </w:rPr>
+              <w:t>{{</w:t>
+            </w:r>
+            <w:proofErr w:type="spellStart"/>
+            <w:r>
+              <w:rPr>
+                <w:sz w:val="22"/>
+                <w:szCs w:val="22"/>
+              </w:rPr>
+              <w:t>clinicalName</w:t>
+            </w:r>
+            <w:proofErr w:type="spellEnd"/>
+            <w:r>
+              <w:rPr>
+                <w:sz w:val="22"/>
+                <w:szCs w:val="22"/>
+              </w:rPr>
+              <w:t>}}</w:t>
+            </w:r>
           </w:p>
         </w:tc>
       </w:tr>
       <w:tr>
         <w:trPr>
-          <w:trHeight w:val="411"/>
+          <w:trHeight w:val="304"/>
         </w:trPr>
         <w:tc>
           <w:tcPr>
-            <w:tcW w:w="5831" w:type="dxa"/>
+            <w:tcW w:w="4479" w:type="dxa"/>
           </w:tcPr>
           <w:p>
             <w:pPr>
-              <w:pStyle w:val="Body"/>
+              <w:pStyle w:val="BodyA"/>
               <w:pBdr>
                 <w:top w:val="none" w:sz="0" w:space="0" w:color="auto"/>
                 <w:left w:val="none" w:sz="0" w:space="0" w:color="auto"/>
@@ -212,16 +240,7 @@
                 <w:between w:val="none" w:sz="0" w:space="0" w:color="auto"/>
                 <w:bar w:val="none" w:sz="0" w:color="auto"/>
               </w:pBdr>
-              <w:tabs>
-                <w:tab w:val="left" w:pos="1440"/>
-              </w:tabs>
-              <w:suppressAutoHyphens/>
-              <w:outlineLvl w:val="0"/>
-              <w:rPr>
-                <w:rFonts w:eastAsia="Arial Unicode MS" w:hint="default"/>
-                <w:sz w:val="22"/>
-                <w:szCs w:val="22"/>
-              </w:rPr>
+              <w:jc w:val="left"/>
             </w:pPr>
             <w:r>
               <w:rPr>
@@ -229,98 +248,35 @@
                 <w:sz w:val="22"/>
                 <w:szCs w:val="22"/>
               </w:rPr>
-              <w:t>科室名称：</w:t>
-            </w:r>
-            <w:r>
-              <w:rPr>
-                <w:rFonts w:eastAsia="Arial Unicode MS"/>
-                <w:sz w:val="22"/>
-                <w:szCs w:val="22"/>
-              </w:rPr>
-              <w:t>{{clinicalName}}</w:t>
-            </w:r>
-          </w:p>
-          <w:p>
-            <w:pPr>
-              <w:pStyle w:val="Body"/>
-              <w:pBdr>
-                <w:top w:val="none" w:sz="0" w:space="0" w:color="auto"/>
-                <w:left w:val="none" w:sz="0" w:space="0" w:color="auto"/>
-                <w:bottom w:val="none" w:sz="0" w:space="0" w:color="auto"/>
-                <w:right w:val="none" w:sz="0" w:space="0" w:color="auto"/>
-                <w:between w:val="none" w:sz="0" w:space="0" w:color="auto"/>
-                <w:bar w:val="none" w:sz="0" w:color="auto"/>
-              </w:pBdr>
-              <w:tabs>
-                <w:tab w:val="left" w:pos="1440"/>
-              </w:tabs>
-              <w:suppressAutoHyphens/>
-              <w:outlineLvl w:val="0"/>
-              <w:rPr>
-                <w:rFonts w:eastAsia="Arial Unicode MS" w:hint="default"/>
-                <w:sz w:val="22"/>
-                <w:szCs w:val="22"/>
-              </w:rPr>
-            </w:pPr>
-          </w:p>
-        </w:tc>
-      </w:tr>
-      <w:tr>
-        <w:trPr>
-          <w:trHeight w:val="386"/>
-        </w:trPr>
-        <w:tc>
-          <w:tcPr>
-            <w:tcW w:w="5831" w:type="dxa"/>
-          </w:tcPr>
-          <w:p>
-            <w:pPr>
-              <w:pStyle w:val="Body"/>
-              <w:pBdr>
-                <w:top w:val="none" w:sz="0" w:space="0" w:color="auto"/>
-                <w:left w:val="none" w:sz="0" w:space="0" w:color="auto"/>
-                <w:bottom w:val="none" w:sz="0" w:space="0" w:color="auto"/>
-                <w:right w:val="none" w:sz="0" w:space="0" w:color="auto"/>
-                <w:between w:val="none" w:sz="0" w:space="0" w:color="auto"/>
-                <w:bar w:val="none" w:sz="0" w:color="auto"/>
-              </w:pBdr>
-              <w:tabs>
-                <w:tab w:val="left" w:pos="1440"/>
-              </w:tabs>
-              <w:suppressAutoHyphens/>
-              <w:outlineLvl w:val="0"/>
-              <w:rPr>
-                <w:rFonts w:eastAsia="Arial Unicode MS" w:hint="default"/>
-                <w:sz w:val="22"/>
-                <w:szCs w:val="22"/>
-              </w:rPr>
-            </w:pPr>
-            <w:r>
-              <w:rPr>
-                <w:rFonts w:ascii="微软雅黑" w:eastAsia="微软雅黑" w:hAnsi="微软雅黑" w:cs="微软雅黑"/>
-                <w:sz w:val="22"/>
-                <w:szCs w:val="22"/>
-              </w:rPr>
               <w:t>检测日期：</w:t>
             </w:r>
             <w:r>
               <w:rPr>
-                <w:rFonts w:eastAsia="Arial Unicode MS"/>
-                <w:sz w:val="22"/>
-                <w:szCs w:val="22"/>
-              </w:rPr>
-              <w:t>{{reportDate}}</w:t>
+                <w:sz w:val="22"/>
+                <w:szCs w:val="22"/>
+              </w:rPr>
+              <w:t>{{</w:t>
+            </w:r>
+            <w:proofErr w:type="spellStart"/>
+            <w:r>
+              <w:rPr>
+                <w:sz w:val="22"/>
+                <w:szCs w:val="22"/>
+              </w:rPr>
+              <w:t>reportDate</w:t>
+            </w:r>
+            <w:proofErr w:type="spellEnd"/>
+            <w:r>
+              <w:rPr>
+                <w:sz w:val="22"/>
+                <w:szCs w:val="22"/>
+              </w:rPr>
+              <w:t>}}</w:t>
             </w:r>
           </w:p>
         </w:tc>
       </w:tr>
     </w:tbl>
-    <w:p>
-      <w:pPr>
-        <w:pStyle w:val="BodyA"/>
-        <w:jc w:val="center"/>
-      </w:pPr>
-    </w:p>
     <w:p>
       <w:pPr>
         <w:pStyle w:val="BodyA"/>
@@ -2476,8 +2432,6 @@
           </wp:inline>
         </w:drawing>
       </w:r>
-      <w:bookmarkStart w:id="0" w:name="_GoBack"/>
-      <w:bookmarkEnd w:id="0"/>
       <w:r>
         <w:rPr>
           <w:noProof/>
@@ -2737,42 +2691,6 @@
     <w:p>
       <w:pPr>
         <w:pStyle w:val="BodyA"/>
-        <w:rPr>
-          <w:rFonts w:eastAsia="宋体" w:hint="eastAsia"/>
-          <w:lang w:val="zh-CN"/>
-        </w:rPr>
-      </w:pPr>
-    </w:p>
-    <w:p>
-      <w:pPr>
-        <w:pStyle w:val="BodyA"/>
-        <w:rPr>
-          <w:rFonts w:eastAsia="宋体" w:hint="eastAsia"/>
-          <w:lang w:val="zh-CN"/>
-        </w:rPr>
-      </w:pPr>
-    </w:p>
-    <w:p>
-      <w:pPr>
-        <w:pStyle w:val="BodyA"/>
-        <w:rPr>
-          <w:rFonts w:eastAsia="宋体" w:hint="eastAsia"/>
-          <w:lang w:val="zh-CN"/>
-        </w:rPr>
-      </w:pPr>
-    </w:p>
-    <w:p>
-      <w:pPr>
-        <w:pStyle w:val="BodyA"/>
-        <w:rPr>
-          <w:rFonts w:eastAsia="宋体" w:hint="eastAsia"/>
-          <w:lang w:val="zh-CN"/>
-        </w:rPr>
-      </w:pPr>
-    </w:p>
-    <w:p>
-      <w:pPr>
-        <w:pStyle w:val="BodyA"/>
         <w:jc w:val="center"/>
         <w:rPr>
           <w:rFonts w:eastAsia="宋体" w:hint="eastAsia"/>
@@ -2780,7 +2698,12 @@
       </w:pPr>
     </w:p>
     <w:sectPr>
-      <w:footerReference w:type="default" r:id="rId8"/>
+      <w:headerReference w:type="even" r:id="rId8"/>
+      <w:headerReference w:type="default" r:id="rId9"/>
+      <w:footerReference w:type="even" r:id="rId10"/>
+      <w:footerReference w:type="default" r:id="rId11"/>
+      <w:headerReference w:type="first" r:id="rId12"/>
+      <w:footerReference w:type="first" r:id="rId13"/>
       <w:pgSz w:w="11900" w:h="16840"/>
       <w:pgMar w:top="1440" w:right="1800" w:bottom="1440" w:left="1800" w:header="720" w:footer="720" w:gutter="0"/>
       <w:cols w:space="720"/>
@@ -2813,6 +2736,16 @@
   <w:p>
     <w:pPr>
       <w:pStyle w:val="Footer"/>
+    </w:pPr>
+  </w:p>
+</w:ftr>
+</file>
+
+<file path=word/footer2.xml><?xml version="1.0" encoding="utf-8"?>
+<w:ftr xmlns:wpc="http://schemas.microsoft.com/office/word/2010/wordprocessingCanvas" xmlns:cx="http://schemas.microsoft.com/office/drawing/2014/chartex" xmlns:cx1="http://schemas.microsoft.com/office/drawing/2015/9/8/chartex" xmlns:cx2="http://schemas.microsoft.com/office/drawing/2015/10/21/chartex" xmlns:cx3="http://schemas.microsoft.com/office/drawing/2016/5/9/chartex" xmlns:cx4="http://schemas.microsoft.com/office/drawing/2016/5/10/chartex" xmlns:cx5="http://schemas.microsoft.com/office/drawing/2016/5/11/chartex" xmlns:cx6="http://schemas.microsoft.com/office/drawing/2016/5/12/chartex" xmlns:cx7="http://schemas.microsoft.com/office/drawing/2016/5/13/chartex" xmlns:cx8="http://schemas.microsoft.com/office/drawing/2016/5/14/chartex" xmlns:mc="http://schemas.openxmlformats.org/markup-compatibility/2006" xmlns:aink="http://schemas.microsoft.com/office/drawing/2016/ink" xmlns:am3d="http://schemas.microsoft.com/office/drawing/2017/model3d" xmlns:o="urn:schemas-microsoft-com:office:office" xmlns:r="http://schemas.openxmlformats.org/officeDocument/2006/relationships" xmlns:m="http://schemas.openxmlformats.org/officeDocument/2006/math" xmlns:v="urn:schemas-microsoft-com:vml" xmlns:wp14="http://schemas.microsoft.com/office/word/2010/wordprocessingDrawing" xmlns:wp="http://schemas.openxmlformats.org/drawingml/2006/wordprocessingDrawing" xmlns:w10="urn:schemas-microsoft-com:office:word" xmlns:w="http://schemas.openxmlformats.org/wordprocessingml/2006/main" xmlns:w14="http://schemas.microsoft.com/office/word/2010/wordml" xmlns:w15="http://schemas.microsoft.com/office/word/2012/wordml" xmlns:w16cid="http://schemas.microsoft.com/office/word/2016/wordml/cid" xmlns:w16se="http://schemas.microsoft.com/office/word/2015/wordml/symex" xmlns:wpg="http://schemas.microsoft.com/office/word/2010/wordprocessingGroup" xmlns:wpi="http://schemas.microsoft.com/office/word/2010/wordprocessingInk" xmlns:wne="http://schemas.microsoft.com/office/word/2006/wordml" xmlns:wps="http://schemas.microsoft.com/office/word/2010/wordprocessingShape" mc:Ignorable="w14 w15 w16se w16cid wp14">
+  <w:p>
+    <w:pPr>
+      <w:pStyle w:val="Footer"/>
       <w:tabs>
         <w:tab w:val="clear" w:pos="8306"/>
         <w:tab w:val="right" w:pos="8280"/>
@@ -2824,17 +2757,23 @@
       <w:rPr>
         <w:noProof/>
       </w:rPr>
-      <w:t xml:space="preserve">     </w:t>
+      <w:t xml:space="preserve"> </w:t>
+    </w:r>
+    <w:r>
+      <w:rPr>
+        <w:noProof/>
+      </w:rPr>
+      <w:t xml:space="preserve"> </w:t>
     </w:r>
     <w:r>
       <w:rPr>
         <w:noProof/>
       </w:rPr>
       <w:drawing>
-        <wp:inline distT="0" distB="0" distL="0" distR="0" wp14:anchorId="5C235CC8" wp14:editId="7A86E63E">
-          <wp:extent cx="638175" cy="609600"/>
-          <wp:effectExtent l="0" t="0" r="9525" b="0"/>
-          <wp:docPr id="6" name="Picture 6"/>
+        <wp:inline distT="0" distB="0" distL="0" distR="0" wp14:anchorId="3098B89C" wp14:editId="4967B46F">
+          <wp:extent cx="619125" cy="600075"/>
+          <wp:effectExtent l="0" t="0" r="9525" b="9525"/>
+          <wp:docPr id="4" name="Picture 4"/>
           <wp:cNvGraphicFramePr>
             <a:graphicFrameLocks xmlns:a="http://schemas.openxmlformats.org/drawingml/2006/main" noChangeAspect="1"/>
           </wp:cNvGraphicFramePr>
@@ -2854,7 +2793,7 @@
                 <pic:spPr>
                   <a:xfrm>
                     <a:off x="0" y="0"/>
-                    <a:ext cx="638175" cy="609600"/>
+                    <a:ext cx="619125" cy="600075"/>
                   </a:xfrm>
                   <a:prstGeom prst="rect">
                     <a:avLst/>
@@ -2870,7 +2809,21 @@
       <w:rPr>
         <w:noProof/>
       </w:rPr>
-      <w:t xml:space="preserve">                                                                                                                                      </w:t>
+      <w:t xml:space="preserve">        </w:t>
+    </w:r>
+    <w:r>
+      <w:rPr>
+        <w:noProof/>
+      </w:rPr>
+      <w:t xml:space="preserve">             </w:t>
+    </w:r>
+    <w:bookmarkStart w:id="0" w:name="_GoBack"/>
+    <w:bookmarkEnd w:id="0"/>
+    <w:r>
+      <w:rPr>
+        <w:noProof/>
+      </w:rPr>
+      <w:t xml:space="preserve">                                                                                                                    </w:t>
     </w:r>
     <w:r>
       <w:fldChar w:fldCharType="begin"/>
@@ -2887,6 +2840,16 @@
     <w:r>
       <w:fldChar w:fldCharType="end"/>
     </w:r>
+  </w:p>
+</w:ftr>
+</file>
+
+<file path=word/footer3.xml><?xml version="1.0" encoding="utf-8"?>
+<w:ftr xmlns:wpc="http://schemas.microsoft.com/office/word/2010/wordprocessingCanvas" xmlns:cx="http://schemas.microsoft.com/office/drawing/2014/chartex" xmlns:cx1="http://schemas.microsoft.com/office/drawing/2015/9/8/chartex" xmlns:cx2="http://schemas.microsoft.com/office/drawing/2015/10/21/chartex" xmlns:cx3="http://schemas.microsoft.com/office/drawing/2016/5/9/chartex" xmlns:cx4="http://schemas.microsoft.com/office/drawing/2016/5/10/chartex" xmlns:cx5="http://schemas.microsoft.com/office/drawing/2016/5/11/chartex" xmlns:cx6="http://schemas.microsoft.com/office/drawing/2016/5/12/chartex" xmlns:cx7="http://schemas.microsoft.com/office/drawing/2016/5/13/chartex" xmlns:cx8="http://schemas.microsoft.com/office/drawing/2016/5/14/chartex" xmlns:mc="http://schemas.openxmlformats.org/markup-compatibility/2006" xmlns:aink="http://schemas.microsoft.com/office/drawing/2016/ink" xmlns:am3d="http://schemas.microsoft.com/office/drawing/2017/model3d" xmlns:o="urn:schemas-microsoft-com:office:office" xmlns:r="http://schemas.openxmlformats.org/officeDocument/2006/relationships" xmlns:m="http://schemas.openxmlformats.org/officeDocument/2006/math" xmlns:v="urn:schemas-microsoft-com:vml" xmlns:wp14="http://schemas.microsoft.com/office/word/2010/wordprocessingDrawing" xmlns:wp="http://schemas.openxmlformats.org/drawingml/2006/wordprocessingDrawing" xmlns:w10="urn:schemas-microsoft-com:office:word" xmlns:w="http://schemas.openxmlformats.org/wordprocessingml/2006/main" xmlns:w14="http://schemas.microsoft.com/office/word/2010/wordml" xmlns:w15="http://schemas.microsoft.com/office/word/2012/wordml" xmlns:w16cid="http://schemas.microsoft.com/office/word/2016/wordml/cid" xmlns:w16se="http://schemas.microsoft.com/office/word/2015/wordml/symex" xmlns:wpg="http://schemas.microsoft.com/office/word/2010/wordprocessingGroup" xmlns:wpi="http://schemas.microsoft.com/office/word/2010/wordprocessingInk" xmlns:wne="http://schemas.microsoft.com/office/word/2006/wordml" xmlns:wps="http://schemas.microsoft.com/office/word/2010/wordprocessingShape" mc:Ignorable="w14 w15 w16se w16cid wp14">
+  <w:p>
+    <w:pPr>
+      <w:pStyle w:val="Footer"/>
+    </w:pPr>
   </w:p>
 </w:ftr>
 </file>
@@ -2908,6 +2871,36 @@
     </w:p>
   </w:footnote>
 </w:footnotes>
+</file>
+
+<file path=word/header1.xml><?xml version="1.0" encoding="utf-8"?>
+<w:hdr xmlns:wpc="http://schemas.microsoft.com/office/word/2010/wordprocessingCanvas" xmlns:cx="http://schemas.microsoft.com/office/drawing/2014/chartex" xmlns:cx1="http://schemas.microsoft.com/office/drawing/2015/9/8/chartex" xmlns:cx2="http://schemas.microsoft.com/office/drawing/2015/10/21/chartex" xmlns:cx3="http://schemas.microsoft.com/office/drawing/2016/5/9/chartex" xmlns:cx4="http://schemas.microsoft.com/office/drawing/2016/5/10/chartex" xmlns:cx5="http://schemas.microsoft.com/office/drawing/2016/5/11/chartex" xmlns:cx6="http://schemas.microsoft.com/office/drawing/2016/5/12/chartex" xmlns:cx7="http://schemas.microsoft.com/office/drawing/2016/5/13/chartex" xmlns:cx8="http://schemas.microsoft.com/office/drawing/2016/5/14/chartex" xmlns:mc="http://schemas.openxmlformats.org/markup-compatibility/2006" xmlns:aink="http://schemas.microsoft.com/office/drawing/2016/ink" xmlns:am3d="http://schemas.microsoft.com/office/drawing/2017/model3d" xmlns:o="urn:schemas-microsoft-com:office:office" xmlns:r="http://schemas.openxmlformats.org/officeDocument/2006/relationships" xmlns:m="http://schemas.openxmlformats.org/officeDocument/2006/math" xmlns:v="urn:schemas-microsoft-com:vml" xmlns:wp14="http://schemas.microsoft.com/office/word/2010/wordprocessingDrawing" xmlns:wp="http://schemas.openxmlformats.org/drawingml/2006/wordprocessingDrawing" xmlns:w10="urn:schemas-microsoft-com:office:word" xmlns:w="http://schemas.openxmlformats.org/wordprocessingml/2006/main" xmlns:w14="http://schemas.microsoft.com/office/word/2010/wordml" xmlns:w15="http://schemas.microsoft.com/office/word/2012/wordml" xmlns:w16cid="http://schemas.microsoft.com/office/word/2016/wordml/cid" xmlns:w16se="http://schemas.microsoft.com/office/word/2015/wordml/symex" xmlns:wpg="http://schemas.microsoft.com/office/word/2010/wordprocessingGroup" xmlns:wpi="http://schemas.microsoft.com/office/word/2010/wordprocessingInk" xmlns:wne="http://schemas.microsoft.com/office/word/2006/wordml" xmlns:wps="http://schemas.microsoft.com/office/word/2010/wordprocessingShape" mc:Ignorable="w14 w15 w16se w16cid wp14">
+  <w:p>
+    <w:pPr>
+      <w:pStyle w:val="Header"/>
+    </w:pPr>
+  </w:p>
+</w:hdr>
+</file>
+
+<file path=word/header2.xml><?xml version="1.0" encoding="utf-8"?>
+<w:hdr xmlns:wpc="http://schemas.microsoft.com/office/word/2010/wordprocessingCanvas" xmlns:cx="http://schemas.microsoft.com/office/drawing/2014/chartex" xmlns:cx1="http://schemas.microsoft.com/office/drawing/2015/9/8/chartex" xmlns:cx2="http://schemas.microsoft.com/office/drawing/2015/10/21/chartex" xmlns:cx3="http://schemas.microsoft.com/office/drawing/2016/5/9/chartex" xmlns:cx4="http://schemas.microsoft.com/office/drawing/2016/5/10/chartex" xmlns:cx5="http://schemas.microsoft.com/office/drawing/2016/5/11/chartex" xmlns:cx6="http://schemas.microsoft.com/office/drawing/2016/5/12/chartex" xmlns:cx7="http://schemas.microsoft.com/office/drawing/2016/5/13/chartex" xmlns:cx8="http://schemas.microsoft.com/office/drawing/2016/5/14/chartex" xmlns:mc="http://schemas.openxmlformats.org/markup-compatibility/2006" xmlns:aink="http://schemas.microsoft.com/office/drawing/2016/ink" xmlns:am3d="http://schemas.microsoft.com/office/drawing/2017/model3d" xmlns:o="urn:schemas-microsoft-com:office:office" xmlns:r="http://schemas.openxmlformats.org/officeDocument/2006/relationships" xmlns:m="http://schemas.openxmlformats.org/officeDocument/2006/math" xmlns:v="urn:schemas-microsoft-com:vml" xmlns:wp14="http://schemas.microsoft.com/office/word/2010/wordprocessingDrawing" xmlns:wp="http://schemas.openxmlformats.org/drawingml/2006/wordprocessingDrawing" xmlns:w10="urn:schemas-microsoft-com:office:word" xmlns:w="http://schemas.openxmlformats.org/wordprocessingml/2006/main" xmlns:w14="http://schemas.microsoft.com/office/word/2010/wordml" xmlns:w15="http://schemas.microsoft.com/office/word/2012/wordml" xmlns:w16cid="http://schemas.microsoft.com/office/word/2016/wordml/cid" xmlns:w16se="http://schemas.microsoft.com/office/word/2015/wordml/symex" xmlns:wpg="http://schemas.microsoft.com/office/word/2010/wordprocessingGroup" xmlns:wpi="http://schemas.microsoft.com/office/word/2010/wordprocessingInk" xmlns:wne="http://schemas.microsoft.com/office/word/2006/wordml" xmlns:wps="http://schemas.microsoft.com/office/word/2010/wordprocessingShape" mc:Ignorable="w14 w15 w16se w16cid wp14">
+  <w:p>
+    <w:pPr>
+      <w:pStyle w:val="Header"/>
+    </w:pPr>
+  </w:p>
+</w:hdr>
+</file>
+
+<file path=word/header3.xml><?xml version="1.0" encoding="utf-8"?>
+<w:hdr xmlns:wpc="http://schemas.microsoft.com/office/word/2010/wordprocessingCanvas" xmlns:cx="http://schemas.microsoft.com/office/drawing/2014/chartex" xmlns:cx1="http://schemas.microsoft.com/office/drawing/2015/9/8/chartex" xmlns:cx2="http://schemas.microsoft.com/office/drawing/2015/10/21/chartex" xmlns:cx3="http://schemas.microsoft.com/office/drawing/2016/5/9/chartex" xmlns:cx4="http://schemas.microsoft.com/office/drawing/2016/5/10/chartex" xmlns:cx5="http://schemas.microsoft.com/office/drawing/2016/5/11/chartex" xmlns:cx6="http://schemas.microsoft.com/office/drawing/2016/5/12/chartex" xmlns:cx7="http://schemas.microsoft.com/office/drawing/2016/5/13/chartex" xmlns:cx8="http://schemas.microsoft.com/office/drawing/2016/5/14/chartex" xmlns:mc="http://schemas.openxmlformats.org/markup-compatibility/2006" xmlns:aink="http://schemas.microsoft.com/office/drawing/2016/ink" xmlns:am3d="http://schemas.microsoft.com/office/drawing/2017/model3d" xmlns:o="urn:schemas-microsoft-com:office:office" xmlns:r="http://schemas.openxmlformats.org/officeDocument/2006/relationships" xmlns:m="http://schemas.openxmlformats.org/officeDocument/2006/math" xmlns:v="urn:schemas-microsoft-com:vml" xmlns:wp14="http://schemas.microsoft.com/office/word/2010/wordprocessingDrawing" xmlns:wp="http://schemas.openxmlformats.org/drawingml/2006/wordprocessingDrawing" xmlns:w10="urn:schemas-microsoft-com:office:word" xmlns:w="http://schemas.openxmlformats.org/wordprocessingml/2006/main" xmlns:w14="http://schemas.microsoft.com/office/word/2010/wordml" xmlns:w15="http://schemas.microsoft.com/office/word/2012/wordml" xmlns:w16cid="http://schemas.microsoft.com/office/word/2016/wordml/cid" xmlns:w16se="http://schemas.microsoft.com/office/word/2015/wordml/symex" xmlns:wpg="http://schemas.microsoft.com/office/word/2010/wordprocessingGroup" xmlns:wpi="http://schemas.microsoft.com/office/word/2010/wordprocessingInk" xmlns:wne="http://schemas.microsoft.com/office/word/2006/wordml" xmlns:wps="http://schemas.microsoft.com/office/word/2010/wordprocessingShape" mc:Ignorable="w14 w15 w16se w16cid wp14">
+  <w:p>
+    <w:pPr>
+      <w:pStyle w:val="Header"/>
+    </w:pPr>
+  </w:p>
+</w:hdr>
 </file>
 
 <file path=word/styles.xml><?xml version="1.0" encoding="utf-8"?>

--- a/src/src/main/webapp/portal/examine/pccExamineReportTemplate.docx
+++ b/src/src/main/webapp/portal/examine/pccExamineReportTemplate.docx
@@ -1,32 +1,33 @@
 
 <file path=word/document.xml><?xml version="1.0" encoding="utf-8"?>
-<w:document xmlns:r="http://schemas.openxmlformats.org/officeDocument/2006/relationships" xmlns:wp="http://schemas.openxmlformats.org/drawingml/2006/wordprocessingDrawing" xmlns:w="http://schemas.openxmlformats.org/wordprocessingml/2006/main" xmlns:w10="urn:schemas-microsoft-com:office:word" xmlns:w14="http://schemas.microsoft.com/office/word/2010/wordml" xmlns:wps="http://schemas.microsoft.com/office/word/2010/wordprocessingShape" xmlns:wpg="http://schemas.microsoft.com/office/word/2010/wordprocessingGroup" xmlns:mc="http://schemas.openxmlformats.org/markup-compatibility/2006" xmlns:v="urn:schemas-microsoft-com:vml" xmlns:o="urn:schemas-microsoft-com:office:office" xmlns:m="http://schemas.openxmlformats.org/officeDocument/2006/math" mc:Ignorable="w14">
+<w:document xmlns:wpc="http://schemas.microsoft.com/office/word/2010/wordprocessingCanvas" xmlns:cx="http://schemas.microsoft.com/office/drawing/2014/chartex" xmlns:cx1="http://schemas.microsoft.com/office/drawing/2015/9/8/chartex" xmlns:cx2="http://schemas.microsoft.com/office/drawing/2015/10/21/chartex" xmlns:cx3="http://schemas.microsoft.com/office/drawing/2016/5/9/chartex" xmlns:cx4="http://schemas.microsoft.com/office/drawing/2016/5/10/chartex" xmlns:cx5="http://schemas.microsoft.com/office/drawing/2016/5/11/chartex" xmlns:cx6="http://schemas.microsoft.com/office/drawing/2016/5/12/chartex" xmlns:cx7="http://schemas.microsoft.com/office/drawing/2016/5/13/chartex" xmlns:cx8="http://schemas.microsoft.com/office/drawing/2016/5/14/chartex" xmlns:mc="http://schemas.openxmlformats.org/markup-compatibility/2006" xmlns:aink="http://schemas.microsoft.com/office/drawing/2016/ink" xmlns:am3d="http://schemas.microsoft.com/office/drawing/2017/model3d" xmlns:o="urn:schemas-microsoft-com:office:office" xmlns:r="http://schemas.openxmlformats.org/officeDocument/2006/relationships" xmlns:m="http://schemas.openxmlformats.org/officeDocument/2006/math" xmlns:v="urn:schemas-microsoft-com:vml" xmlns:wp14="http://schemas.microsoft.com/office/word/2010/wordprocessingDrawing" xmlns:wp="http://schemas.openxmlformats.org/drawingml/2006/wordprocessingDrawing" xmlns:w10="urn:schemas-microsoft-com:office:word" xmlns:w="http://schemas.openxmlformats.org/wordprocessingml/2006/main" xmlns:w14="http://schemas.microsoft.com/office/word/2010/wordml" xmlns:w15="http://schemas.microsoft.com/office/word/2012/wordml" xmlns:w16cid="http://schemas.microsoft.com/office/word/2016/wordml/cid" xmlns:w16se="http://schemas.microsoft.com/office/word/2015/wordml/symex" xmlns:wpg="http://schemas.microsoft.com/office/word/2010/wordprocessingGroup" xmlns:wpi="http://schemas.microsoft.com/office/word/2010/wordprocessingInk" xmlns:wne="http://schemas.microsoft.com/office/word/2006/wordml" xmlns:wps="http://schemas.microsoft.com/office/word/2010/wordprocessingShape" mc:Ignorable="w14 w15 w16se w16cid wp14">
   <w:background w:color="FFFFFF"/>
   <w:body>
     <w:p>
       <w:pPr>
-        <w:pStyle w:val="Body A"/>
+        <w:pStyle w:val="BodyA"/>
       </w:pPr>
       <w:r>
+        <w:rPr>
+          <w:noProof/>
+        </w:rPr>
         <w:drawing>
-          <wp:inline distT="0" distB="0" distL="0" distR="0">
-            <wp:extent cx="5270500" cy="4898928"/>
-            <wp:effectExtent l="0" t="0" r="0" b="0"/>
-            <wp:docPr id="1073741826" name="officeArt object"/>
-            <wp:cNvGraphicFramePr/>
+          <wp:inline distT="0" distB="0" distL="0" distR="0" wp14:anchorId="43032806" wp14:editId="62ECF0AC">
+            <wp:extent cx="6548120" cy="6086475"/>
+            <wp:effectExtent l="0" t="0" r="5080" b="9525"/>
+            <wp:docPr id="8" name="Picture 8"/>
+            <wp:cNvGraphicFramePr>
+              <a:graphicFrameLocks xmlns:a="http://schemas.openxmlformats.org/drawingml/2006/main" noChangeAspect="1"/>
+            </wp:cNvGraphicFramePr>
             <a:graphic xmlns:a="http://schemas.openxmlformats.org/drawingml/2006/main">
               <a:graphicData uri="http://schemas.openxmlformats.org/drawingml/2006/picture">
                 <pic:pic xmlns:pic="http://schemas.openxmlformats.org/drawingml/2006/picture">
                   <pic:nvPicPr>
-                    <pic:cNvPr id="1073741826" name="image1.png"/>
-                    <pic:cNvPicPr>
-                      <a:picLocks noChangeAspect="1"/>
-                    </pic:cNvPicPr>
+                    <pic:cNvPr id="1" name=""/>
+                    <pic:cNvPicPr/>
                   </pic:nvPicPr>
                   <pic:blipFill>
-                    <a:blip r:embed="rId4">
-                      <a:extLst/>
-                    </a:blip>
+                    <a:blip r:embed="rId6"/>
                     <a:stretch>
                       <a:fillRect/>
                     </a:stretch>
@@ -34,16 +35,11 @@
                   <pic:spPr>
                     <a:xfrm>
                       <a:off x="0" y="0"/>
-                      <a:ext cx="5270500" cy="4898928"/>
+                      <a:ext cx="6562091" cy="6099461"/>
                     </a:xfrm>
                     <a:prstGeom prst="rect">
                       <a:avLst/>
                     </a:prstGeom>
-                    <a:ln w="12700" cap="flat">
-                      <a:noFill/>
-                      <a:miter lim="400000"/>
-                    </a:ln>
-                    <a:effectLst/>
                   </pic:spPr>
                 </pic:pic>
               </a:graphicData>
@@ -54,20 +50,28 @@
     </w:p>
     <w:p>
       <w:pPr>
-        <w:pStyle w:val="Body A"/>
+        <w:pStyle w:val="BodyA"/>
         <w:jc w:val="center"/>
       </w:pPr>
     </w:p>
     <w:p>
       <w:pPr>
-        <w:pStyle w:val="Body B"/>
+        <w:pStyle w:val="Body"/>
+        <w:pBdr>
+          <w:top w:val="none" w:sz="0" w:space="0" w:color="auto"/>
+          <w:left w:val="none" w:sz="0" w:space="0" w:color="auto"/>
+          <w:bottom w:val="none" w:sz="0" w:space="0" w:color="auto"/>
+          <w:right w:val="none" w:sz="0" w:space="0" w:color="auto"/>
+          <w:between w:val="none" w:sz="0" w:space="0" w:color="auto"/>
+          <w:bar w:val="none" w:sz="0" w:color="auto"/>
+        </w:pBdr>
         <w:tabs>
           <w:tab w:val="left" w:pos="1440"/>
         </w:tabs>
-        <w:suppressAutoHyphens w:val="1"/>
+        <w:suppressAutoHyphens/>
         <w:outlineLvl w:val="0"/>
         <w:rPr>
-          <w:rFonts w:ascii="宋体" w:cs="宋体" w:hAnsi="宋体" w:eastAsia="宋体"/>
+          <w:rFonts w:eastAsia="宋体"/>
           <w:sz w:val="22"/>
           <w:szCs w:val="22"/>
         </w:rPr>
@@ -75,118 +79,119 @@
     </w:p>
     <w:p>
       <w:pPr>
-        <w:pStyle w:val="Body A"/>
+        <w:pStyle w:val="BodyA"/>
         <w:jc w:val="center"/>
       </w:pPr>
     </w:p>
     <w:tbl>
       <w:tblPr>
-        <w:tblW w:w="4479" w:type="dxa"/>
-        <w:jc w:val="center"/>
-        <w:tblInd w:w="160" w:type="dxa"/>
+        <w:tblStyle w:val="TableGrid"/>
+        <w:tblW w:w="0" w:type="auto"/>
+        <w:tblInd w:w="2605" w:type="dxa"/>
         <w:tblBorders>
-          <w:top w:val="single" w:color="ffffff" w:sz="8" w:space="0" w:shadow="0" w:frame="0"/>
-          <w:left w:val="single" w:color="ffffff" w:sz="8" w:space="0" w:shadow="0" w:frame="0"/>
-          <w:bottom w:val="single" w:color="ffffff" w:sz="8" w:space="0" w:shadow="0" w:frame="0"/>
-          <w:right w:val="single" w:color="ffffff" w:sz="8" w:space="0" w:shadow="0" w:frame="0"/>
-          <w:insideH w:val="single" w:color="ffffff" w:sz="8" w:space="0" w:shadow="0" w:frame="0"/>
-          <w:insideV w:val="single" w:color="ffffff" w:sz="8" w:space="0" w:shadow="0" w:frame="0"/>
+          <w:top w:val="none" w:sz="0" w:space="0" w:color="auto"/>
+          <w:left w:val="none" w:sz="0" w:space="0" w:color="auto"/>
+          <w:bottom w:val="none" w:sz="0" w:space="0" w:color="auto"/>
+          <w:right w:val="none" w:sz="0" w:space="0" w:color="auto"/>
+          <w:insideH w:val="none" w:sz="0" w:space="0" w:color="auto"/>
+          <w:insideV w:val="none" w:sz="0" w:space="0" w:color="auto"/>
         </w:tblBorders>
-        <w:shd w:val="clear" w:color="auto" w:fill="cdd4e9"/>
-        <w:tblLayout w:type="fixed"/>
+        <w:tblLook w:val="04A0" w:firstRow="1" w:lastRow="0" w:firstColumn="1" w:lastColumn="0" w:noHBand="0" w:noVBand="1"/>
       </w:tblPr>
       <w:tblGrid>
         <w:gridCol w:w="4479"/>
       </w:tblGrid>
       <w:tr>
-        <w:tblPrEx>
-          <w:shd w:val="clear" w:color="auto" w:fill="cdd4e9"/>
-        </w:tblPrEx>
         <w:trPr>
-          <w:trHeight w:val="340" w:hRule="atLeast"/>
+          <w:trHeight w:val="324"/>
         </w:trPr>
         <w:tc>
           <w:tcPr>
-            <w:tcW w:type="dxa" w:w="4479"/>
-            <w:tcBorders>
-              <w:top w:val="nil"/>
-              <w:left w:val="nil"/>
-              <w:bottom w:val="nil"/>
-              <w:right w:val="nil"/>
-            </w:tcBorders>
-            <w:shd w:val="clear" w:color="auto" w:fill="0099ff"/>
-            <w:tcMar>
-              <w:top w:type="dxa" w:w="80"/>
-              <w:left w:type="dxa" w:w="80"/>
-              <w:bottom w:type="dxa" w:w="80"/>
-              <w:right w:type="dxa" w:w="80"/>
-            </w:tcMar>
-            <w:vAlign w:val="top"/>
+            <w:tcW w:w="4479" w:type="dxa"/>
+            <w:shd w:val="clear" w:color="auto" w:fill="0099FF"/>
           </w:tcPr>
           <w:p>
             <w:pPr>
-              <w:pStyle w:val="Body A"/>
+              <w:pStyle w:val="BodyA"/>
+              <w:pBdr>
+                <w:top w:val="none" w:sz="0" w:space="0" w:color="auto"/>
+                <w:left w:val="none" w:sz="0" w:space="0" w:color="auto"/>
+                <w:bottom w:val="none" w:sz="0" w:space="0" w:color="auto"/>
+                <w:right w:val="none" w:sz="0" w:space="0" w:color="auto"/>
+                <w:between w:val="none" w:sz="0" w:space="0" w:color="auto"/>
+                <w:bar w:val="none" w:sz="0" w:color="auto"/>
+              </w:pBdr>
               <w:jc w:val="left"/>
             </w:pPr>
             <w:r>
               <w:rPr>
-                <w:rFonts w:ascii="微软雅黑" w:cs="微软雅黑" w:hAnsi="微软雅黑" w:eastAsia="微软雅黑"/>
-                <w:sz w:val="22"/>
-                <w:szCs w:val="22"/>
-                <w:rtl w:val="0"/>
-                <w:lang w:val="zh-TW" w:eastAsia="zh-TW"/>
-              </w:rPr>
-              <w:t>医院名称：</w:t>
-            </w:r>
-            <w:r>
-              <w:rPr>
-                <w:sz w:val="22"/>
-                <w:szCs w:val="22"/>
-                <w:rtl w:val="0"/>
-                <w:lang w:val="en-US"/>
-              </w:rPr>
-              <w:t>{{hospitalName}}</w:t>
+                <w:rFonts w:ascii="微软雅黑" w:eastAsia="微软雅黑" w:hAnsi="微软雅黑" w:cs="微软雅黑"/>
+                <w:sz w:val="22"/>
+                <w:szCs w:val="22"/>
+              </w:rPr>
+              <w:t>医院名称</w:t>
+            </w:r>
+            <w:r>
+              <w:rPr>
+                <w:rFonts w:ascii="微软雅黑" w:eastAsia="微软雅黑" w:hAnsi="微软雅黑" w:cs="微软雅黑"/>
+                <w:sz w:val="22"/>
+                <w:szCs w:val="22"/>
+              </w:rPr>
+              <w:t>：</w:t>
+            </w:r>
+            <w:r>
+              <w:rPr>
+                <w:sz w:val="22"/>
+                <w:szCs w:val="22"/>
+              </w:rPr>
+              <w:t>{{</w:t>
+            </w:r>
+            <w:proofErr w:type="spellStart"/>
+            <w:r>
+              <w:rPr>
+                <w:sz w:val="22"/>
+                <w:szCs w:val="22"/>
+              </w:rPr>
+              <w:t>hospitalName</w:t>
+            </w:r>
+            <w:proofErr w:type="spellEnd"/>
+            <w:r>
+              <w:rPr>
+                <w:sz w:val="22"/>
+                <w:szCs w:val="22"/>
+              </w:rPr>
+              <w:t>}}</w:t>
             </w:r>
           </w:p>
         </w:tc>
       </w:tr>
       <w:tr>
-        <w:tblPrEx>
-          <w:shd w:val="clear" w:color="auto" w:fill="cdd4e9"/>
-        </w:tblPrEx>
         <w:trPr>
-          <w:trHeight w:val="340" w:hRule="atLeast"/>
+          <w:trHeight w:val="324"/>
         </w:trPr>
         <w:tc>
           <w:tcPr>
-            <w:tcW w:type="dxa" w:w="4479"/>
-            <w:tcBorders>
-              <w:top w:val="nil"/>
-              <w:left w:val="nil"/>
-              <w:bottom w:val="nil"/>
-              <w:right w:val="nil"/>
-            </w:tcBorders>
-            <w:shd w:val="clear" w:color="auto" w:fill="d9d9d9"/>
-            <w:tcMar>
-              <w:top w:type="dxa" w:w="80"/>
-              <w:left w:type="dxa" w:w="80"/>
-              <w:bottom w:type="dxa" w:w="80"/>
-              <w:right w:type="dxa" w:w="80"/>
-            </w:tcMar>
-            <w:vAlign w:val="top"/>
+            <w:tcW w:w="4479" w:type="dxa"/>
+            <w:shd w:val="clear" w:color="auto" w:fill="D9D9D9" w:themeFill="background1" w:themeFillShade="D9"/>
           </w:tcPr>
           <w:p>
             <w:pPr>
-              <w:pStyle w:val="Body A"/>
+              <w:pStyle w:val="BodyA"/>
+              <w:pBdr>
+                <w:top w:val="none" w:sz="0" w:space="0" w:color="auto"/>
+                <w:left w:val="none" w:sz="0" w:space="0" w:color="auto"/>
+                <w:bottom w:val="none" w:sz="0" w:space="0" w:color="auto"/>
+                <w:right w:val="none" w:sz="0" w:space="0" w:color="auto"/>
+                <w:between w:val="none" w:sz="0" w:space="0" w:color="auto"/>
+                <w:bar w:val="none" w:sz="0" w:color="auto"/>
+              </w:pBdr>
               <w:jc w:val="left"/>
             </w:pPr>
             <w:r>
               <w:rPr>
-                <w:rFonts w:ascii="微软雅黑" w:cs="微软雅黑" w:hAnsi="微软雅黑" w:eastAsia="微软雅黑"/>
-                <w:sz w:val="22"/>
-                <w:szCs w:val="22"/>
-                <w:rtl w:val="0"/>
-                <w:lang w:val="zh-TW" w:eastAsia="zh-TW"/>
+                <w:rFonts w:ascii="微软雅黑" w:eastAsia="微软雅黑" w:hAnsi="微软雅黑" w:cs="微软雅黑"/>
+                <w:sz w:val="22"/>
+                <w:szCs w:val="22"/>
               </w:rPr>
               <w:t>科室名称：</w:t>
             </w:r>
@@ -194,51 +199,54 @@
               <w:rPr>
                 <w:sz w:val="22"/>
                 <w:szCs w:val="22"/>
-                <w:rtl w:val="0"/>
-                <w:lang w:val="en-US"/>
-              </w:rPr>
-              <w:t>{{clinicalName}}</w:t>
+              </w:rPr>
+              <w:t>{{</w:t>
+            </w:r>
+            <w:proofErr w:type="spellStart"/>
+            <w:r>
+              <w:rPr>
+                <w:sz w:val="22"/>
+                <w:szCs w:val="22"/>
+              </w:rPr>
+              <w:t>clinicalName</w:t>
+            </w:r>
+            <w:proofErr w:type="spellEnd"/>
+            <w:r>
+              <w:rPr>
+                <w:sz w:val="22"/>
+                <w:szCs w:val="22"/>
+              </w:rPr>
+              <w:t>}}</w:t>
             </w:r>
           </w:p>
         </w:tc>
       </w:tr>
       <w:tr>
-        <w:tblPrEx>
-          <w:shd w:val="clear" w:color="auto" w:fill="cdd4e9"/>
-        </w:tblPrEx>
         <w:trPr>
-          <w:trHeight w:val="340" w:hRule="atLeast"/>
+          <w:trHeight w:val="304"/>
         </w:trPr>
         <w:tc>
           <w:tcPr>
-            <w:tcW w:type="dxa" w:w="4479"/>
-            <w:tcBorders>
-              <w:top w:val="nil"/>
-              <w:left w:val="nil"/>
-              <w:bottom w:val="nil"/>
-              <w:right w:val="nil"/>
-            </w:tcBorders>
-            <w:shd w:val="clear" w:color="auto" w:fill="auto"/>
-            <w:tcMar>
-              <w:top w:type="dxa" w:w="80"/>
-              <w:left w:type="dxa" w:w="80"/>
-              <w:bottom w:type="dxa" w:w="80"/>
-              <w:right w:type="dxa" w:w="80"/>
-            </w:tcMar>
-            <w:vAlign w:val="top"/>
+            <w:tcW w:w="4479" w:type="dxa"/>
           </w:tcPr>
           <w:p>
             <w:pPr>
-              <w:pStyle w:val="Body A"/>
+              <w:pStyle w:val="BodyA"/>
+              <w:pBdr>
+                <w:top w:val="none" w:sz="0" w:space="0" w:color="auto"/>
+                <w:left w:val="none" w:sz="0" w:space="0" w:color="auto"/>
+                <w:bottom w:val="none" w:sz="0" w:space="0" w:color="auto"/>
+                <w:right w:val="none" w:sz="0" w:space="0" w:color="auto"/>
+                <w:between w:val="none" w:sz="0" w:space="0" w:color="auto"/>
+                <w:bar w:val="none" w:sz="0" w:color="auto"/>
+              </w:pBdr>
               <w:jc w:val="left"/>
             </w:pPr>
             <w:r>
               <w:rPr>
-                <w:rFonts w:ascii="微软雅黑" w:cs="微软雅黑" w:hAnsi="微软雅黑" w:eastAsia="微软雅黑"/>
-                <w:sz w:val="22"/>
-                <w:szCs w:val="22"/>
-                <w:rtl w:val="0"/>
-                <w:lang w:val="zh-TW" w:eastAsia="zh-TW"/>
+                <w:rFonts w:ascii="微软雅黑" w:eastAsia="微软雅黑" w:hAnsi="微软雅黑" w:cs="微软雅黑"/>
+                <w:sz w:val="22"/>
+                <w:szCs w:val="22"/>
               </w:rPr>
               <w:t>检测日期：</w:t>
             </w:r>
@@ -246,26 +254,29 @@
               <w:rPr>
                 <w:sz w:val="22"/>
                 <w:szCs w:val="22"/>
-                <w:rtl w:val="0"/>
-                <w:lang w:val="en-US"/>
               </w:rPr>
               <w:t>{{</w:t>
             </w:r>
-            <w:r>
-              <w:rPr>
-                <w:sz w:val="22"/>
-                <w:szCs w:val="22"/>
-                <w:rtl w:val="0"/>
-                <w:lang w:val="zh-CN" w:eastAsia="zh-CN"/>
-              </w:rPr>
-              <w:t>checkDate</w:t>
-            </w:r>
-            <w:r>
-              <w:rPr>
-                <w:sz w:val="22"/>
-                <w:szCs w:val="22"/>
-                <w:rtl w:val="0"/>
-                <w:lang w:val="en-US"/>
+            <w:proofErr w:type="spellStart"/>
+            <w:r>
+              <w:rPr>
+                <w:sz w:val="22"/>
+                <w:szCs w:val="22"/>
+              </w:rPr>
+              <w:t>check</w:t>
+            </w:r>
+            <w:r>
+              <w:rPr>
+                <w:sz w:val="22"/>
+                <w:szCs w:val="22"/>
+              </w:rPr>
+              <w:t>Date</w:t>
+            </w:r>
+            <w:proofErr w:type="spellEnd"/>
+            <w:r>
+              <w:rPr>
+                <w:sz w:val="22"/>
+                <w:szCs w:val="22"/>
               </w:rPr>
               <w:t>}}</w:t>
             </w:r>
@@ -275,50 +286,43 @@
     </w:tbl>
     <w:p>
       <w:pPr>
-        <w:pStyle w:val="Body A"/>
-        <w:ind w:left="52" w:hanging="52"/>
+        <w:pStyle w:val="BodyA"/>
         <w:jc w:val="center"/>
       </w:pPr>
     </w:p>
     <w:p>
       <w:pPr>
-        <w:pStyle w:val="Body A"/>
+        <w:pStyle w:val="BodyA"/>
         <w:jc w:val="center"/>
       </w:pPr>
     </w:p>
     <w:p>
       <w:pPr>
-        <w:pStyle w:val="Body A"/>
+        <w:pStyle w:val="BodyA"/>
         <w:jc w:val="center"/>
       </w:pPr>
     </w:p>
     <w:p>
       <w:pPr>
-        <w:pStyle w:val="Body A"/>
-        <w:jc w:val="center"/>
-      </w:pPr>
-    </w:p>
-    <w:p>
-      <w:pPr>
-        <w:pStyle w:val="Body A"/>
+        <w:pStyle w:val="BodyA"/>
         <w:jc w:val="center"/>
       </w:pPr>
     </w:p>
     <w:tbl>
       <w:tblPr>
+        <w:tblpPr w:leftFromText="180" w:rightFromText="180" w:horzAnchor="margin" w:tblpY="1935"/>
         <w:tblW w:w="8484" w:type="dxa"/>
-        <w:jc w:val="left"/>
-        <w:tblInd w:w="216" w:type="dxa"/>
         <w:tblBorders>
-          <w:top w:val="single" w:color="ffffff" w:sz="8" w:space="0" w:shadow="0" w:frame="0"/>
-          <w:left w:val="single" w:color="ffffff" w:sz="8" w:space="0" w:shadow="0" w:frame="0"/>
-          <w:bottom w:val="single" w:color="ffffff" w:sz="8" w:space="0" w:shadow="0" w:frame="0"/>
-          <w:right w:val="single" w:color="ffffff" w:sz="8" w:space="0" w:shadow="0" w:frame="0"/>
-          <w:insideH w:val="single" w:color="ffffff" w:sz="8" w:space="0" w:shadow="0" w:frame="0"/>
-          <w:insideV w:val="single" w:color="ffffff" w:sz="8" w:space="0" w:shadow="0" w:frame="0"/>
+          <w:top w:val="single" w:sz="8" w:space="0" w:color="FFFFFF"/>
+          <w:left w:val="single" w:sz="8" w:space="0" w:color="FFFFFF"/>
+          <w:bottom w:val="single" w:sz="8" w:space="0" w:color="FFFFFF"/>
+          <w:right w:val="single" w:sz="8" w:space="0" w:color="FFFFFF"/>
+          <w:insideH w:val="single" w:sz="8" w:space="0" w:color="FFFFFF"/>
+          <w:insideV w:val="single" w:sz="8" w:space="0" w:color="FFFFFF"/>
         </w:tblBorders>
-        <w:shd w:val="clear" w:color="auto" w:fill="cdd4e9"/>
+        <w:shd w:val="clear" w:color="auto" w:fill="CDD4E9"/>
         <w:tblLayout w:type="fixed"/>
+        <w:tblLook w:val="04A0" w:firstRow="1" w:lastRow="0" w:firstColumn="1" w:lastColumn="0" w:noHBand="0" w:noVBand="1"/>
       </w:tblPr>
       <w:tblGrid>
         <w:gridCol w:w="2827"/>
@@ -326,133 +330,151 @@
         <w:gridCol w:w="3270"/>
       </w:tblGrid>
       <w:tr>
-        <w:tblPrEx>
-          <w:shd w:val="clear" w:color="auto" w:fill="cdd4e9"/>
-        </w:tblPrEx>
         <w:trPr>
-          <w:trHeight w:val="389" w:hRule="atLeast"/>
+          <w:trHeight w:val="369"/>
         </w:trPr>
         <w:tc>
           <w:tcPr>
-            <w:tcW w:type="dxa" w:w="2827"/>
-            <w:tcBorders>
-              <w:top w:val="single" w:color="ffffff" w:sz="8" w:space="0" w:shadow="0" w:frame="0"/>
-              <w:left w:val="single" w:color="ffffff" w:sz="8" w:space="0" w:shadow="0" w:frame="0"/>
-              <w:bottom w:val="single" w:color="ffffff" w:sz="8" w:space="0" w:shadow="0" w:frame="0"/>
-              <w:right w:val="single" w:color="ffffff" w:sz="8" w:space="0" w:shadow="0" w:frame="0"/>
-            </w:tcBorders>
-            <w:shd w:val="clear" w:color="auto" w:fill="cdd4e9"/>
+            <w:tcW w:w="2827" w:type="dxa"/>
+            <w:tcBorders>
+              <w:top w:val="single" w:sz="8" w:space="0" w:color="FFFFFF"/>
+              <w:left w:val="single" w:sz="8" w:space="0" w:color="FFFFFF"/>
+              <w:bottom w:val="single" w:sz="8" w:space="0" w:color="FFFFFF"/>
+              <w:right w:val="single" w:sz="8" w:space="0" w:color="FFFFFF"/>
+            </w:tcBorders>
+            <w:shd w:val="clear" w:color="auto" w:fill="CDD4E9"/>
             <w:tcMar>
-              <w:top w:type="dxa" w:w="80"/>
-              <w:left w:type="dxa" w:w="80"/>
-              <w:bottom w:type="dxa" w:w="80"/>
-              <w:right w:type="dxa" w:w="80"/>
+              <w:top w:w="80" w:type="dxa"/>
+              <w:left w:w="80" w:type="dxa"/>
+              <w:bottom w:w="80" w:type="dxa"/>
+              <w:right w:w="80" w:type="dxa"/>
             </w:tcMar>
-            <w:vAlign w:val="top"/>
           </w:tcPr>
           <w:p>
             <w:pPr>
-              <w:pStyle w:val="Body B"/>
+              <w:pStyle w:val="Body"/>
               <w:tabs>
                 <w:tab w:val="left" w:pos="1440"/>
               </w:tabs>
-              <w:suppressAutoHyphens w:val="1"/>
+              <w:suppressAutoHyphens/>
               <w:outlineLvl w:val="0"/>
+              <w:rPr>
+                <w:rFonts w:hint="default"/>
+              </w:rPr>
             </w:pPr>
             <w:r>
               <w:rPr>
-                <w:sz w:val="22"/>
-                <w:szCs w:val="22"/>
-                <w:rtl w:val="0"/>
-                <w:lang w:val="zh-TW" w:eastAsia="zh-TW"/>
-              </w:rPr>
+                <w:rFonts w:eastAsia="Arial Unicode MS"/>
+                <w:sz w:val="22"/>
+                <w:szCs w:val="22"/>
+              </w:rPr>
+              <w:lastRenderedPageBreak/>
               <w:t>探头型号</w:t>
             </w:r>
           </w:p>
         </w:tc>
         <w:tc>
           <w:tcPr>
-            <w:tcW w:type="dxa" w:w="5657"/>
+            <w:tcW w:w="5657" w:type="dxa"/>
             <w:gridSpan w:val="2"/>
             <w:tcBorders>
-              <w:top w:val="single" w:color="ffffff" w:sz="8" w:space="0" w:shadow="0" w:frame="0"/>
-              <w:left w:val="single" w:color="ffffff" w:sz="8" w:space="0" w:shadow="0" w:frame="0"/>
-              <w:bottom w:val="single" w:color="ffffff" w:sz="8" w:space="0" w:shadow="0" w:frame="0"/>
-              <w:right w:val="single" w:color="ffffff" w:sz="8" w:space="0" w:shadow="0" w:frame="0"/>
-            </w:tcBorders>
-            <w:shd w:val="clear" w:color="auto" w:fill="cdd4e9"/>
+              <w:top w:val="single" w:sz="8" w:space="0" w:color="FFFFFF"/>
+              <w:left w:val="single" w:sz="8" w:space="0" w:color="FFFFFF"/>
+              <w:bottom w:val="single" w:sz="8" w:space="0" w:color="FFFFFF"/>
+              <w:right w:val="single" w:sz="8" w:space="0" w:color="FFFFFF"/>
+            </w:tcBorders>
+            <w:shd w:val="clear" w:color="auto" w:fill="CDD4E9"/>
             <w:tcMar>
-              <w:top w:type="dxa" w:w="80"/>
-              <w:left w:type="dxa" w:w="80"/>
-              <w:bottom w:type="dxa" w:w="80"/>
-              <w:right w:type="dxa" w:w="80"/>
+              <w:top w:w="80" w:type="dxa"/>
+              <w:left w:w="80" w:type="dxa"/>
+              <w:bottom w:w="80" w:type="dxa"/>
+              <w:right w:w="80" w:type="dxa"/>
             </w:tcMar>
-            <w:vAlign w:val="top"/>
           </w:tcPr>
           <w:p>
             <w:pPr>
-              <w:pStyle w:val="Body B"/>
+              <w:pStyle w:val="Body"/>
               <w:tabs>
                 <w:tab w:val="left" w:pos="1440"/>
                 <w:tab w:val="left" w:pos="2880"/>
                 <w:tab w:val="left" w:pos="4320"/>
               </w:tabs>
-              <w:suppressAutoHyphens w:val="1"/>
+              <w:suppressAutoHyphens/>
               <w:outlineLvl w:val="0"/>
+              <w:rPr>
+                <w:rFonts w:hint="default"/>
+              </w:rPr>
             </w:pPr>
             <w:r>
               <w:rPr>
                 <w:rFonts w:ascii="Helvetica Neue" w:hAnsi="Helvetica Neue"/>
                 <w:sz w:val="22"/>
                 <w:szCs w:val="22"/>
-                <w:rtl w:val="0"/>
-                <w:lang w:val="en-US"/>
-              </w:rPr>
-              <w:t>{{functionType}}</w:t>
+                <w:lang w:val="en-US"/>
+              </w:rPr>
+              <w:t>{{</w:t>
+            </w:r>
+            <w:proofErr w:type="spellStart"/>
+            <w:r>
+              <w:rPr>
+                <w:rFonts w:ascii="Helvetica Neue" w:hAnsi="Helvetica Neue"/>
+                <w:sz w:val="22"/>
+                <w:szCs w:val="22"/>
+                <w:lang w:val="en-US"/>
+              </w:rPr>
+              <w:t>functionType</w:t>
+            </w:r>
+            <w:proofErr w:type="spellEnd"/>
+            <w:r>
+              <w:rPr>
+                <w:rFonts w:ascii="Helvetica Neue" w:hAnsi="Helvetica Neue"/>
+                <w:sz w:val="22"/>
+                <w:szCs w:val="22"/>
+                <w:lang w:val="en-US"/>
+              </w:rPr>
+              <w:t>}}</w:t>
             </w:r>
           </w:p>
         </w:tc>
       </w:tr>
       <w:tr>
-        <w:tblPrEx>
-          <w:shd w:val="clear" w:color="auto" w:fill="cdd4e9"/>
-        </w:tblPrEx>
         <w:trPr>
-          <w:trHeight w:val="389" w:hRule="atLeast"/>
+          <w:trHeight w:val="369"/>
         </w:trPr>
         <w:tc>
           <w:tcPr>
-            <w:tcW w:type="dxa" w:w="2827"/>
-            <w:tcBorders>
-              <w:top w:val="single" w:color="ffffff" w:sz="8" w:space="0" w:shadow="0" w:frame="0"/>
-              <w:left w:val="single" w:color="ffffff" w:sz="8" w:space="0" w:shadow="0" w:frame="0"/>
-              <w:bottom w:val="single" w:color="ffffff" w:sz="8" w:space="0" w:shadow="0" w:frame="0"/>
-              <w:right w:val="single" w:color="ffffff" w:sz="8" w:space="0" w:shadow="0" w:frame="0"/>
-            </w:tcBorders>
-            <w:shd w:val="clear" w:color="auto" w:fill="e7eaf4"/>
+            <w:tcW w:w="2827" w:type="dxa"/>
+            <w:tcBorders>
+              <w:top w:val="single" w:sz="8" w:space="0" w:color="FFFFFF"/>
+              <w:left w:val="single" w:sz="8" w:space="0" w:color="FFFFFF"/>
+              <w:bottom w:val="single" w:sz="8" w:space="0" w:color="FFFFFF"/>
+              <w:right w:val="single" w:sz="8" w:space="0" w:color="FFFFFF"/>
+            </w:tcBorders>
+            <w:shd w:val="clear" w:color="auto" w:fill="E7EAF4"/>
             <w:tcMar>
-              <w:top w:type="dxa" w:w="80"/>
-              <w:left w:type="dxa" w:w="80"/>
-              <w:bottom w:type="dxa" w:w="80"/>
-              <w:right w:type="dxa" w:w="80"/>
+              <w:top w:w="80" w:type="dxa"/>
+              <w:left w:w="80" w:type="dxa"/>
+              <w:bottom w:w="80" w:type="dxa"/>
+              <w:right w:w="80" w:type="dxa"/>
             </w:tcMar>
-            <w:vAlign w:val="top"/>
           </w:tcPr>
           <w:p>
             <w:pPr>
-              <w:pStyle w:val="Body B"/>
+              <w:pStyle w:val="Body"/>
               <w:tabs>
                 <w:tab w:val="left" w:pos="1440"/>
               </w:tabs>
-              <w:suppressAutoHyphens w:val="1"/>
+              <w:suppressAutoHyphens/>
               <w:outlineLvl w:val="0"/>
+              <w:rPr>
+                <w:rFonts w:hint="default"/>
+              </w:rPr>
             </w:pPr>
             <w:r>
               <w:rPr>
-                <w:sz w:val="22"/>
-                <w:szCs w:val="22"/>
-                <w:rtl w:val="0"/>
-                <w:lang w:val="zh-TW" w:eastAsia="zh-TW"/>
+                <w:rFonts w:eastAsia="Arial Unicode MS"/>
+                <w:sz w:val="22"/>
+                <w:szCs w:val="22"/>
               </w:rPr>
               <w:t>探头序列号</w:t>
             </w:r>
@@ -460,87 +482,108 @@
         </w:tc>
         <w:tc>
           <w:tcPr>
-            <w:tcW w:type="dxa" w:w="5657"/>
+            <w:tcW w:w="5657" w:type="dxa"/>
             <w:gridSpan w:val="2"/>
             <w:tcBorders>
-              <w:top w:val="single" w:color="ffffff" w:sz="8" w:space="0" w:shadow="0" w:frame="0"/>
-              <w:left w:val="single" w:color="ffffff" w:sz="8" w:space="0" w:shadow="0" w:frame="0"/>
-              <w:bottom w:val="single" w:color="ffffff" w:sz="8" w:space="0" w:shadow="0" w:frame="0"/>
-              <w:right w:val="single" w:color="ffffff" w:sz="8" w:space="0" w:shadow="0" w:frame="0"/>
-            </w:tcBorders>
-            <w:shd w:val="clear" w:color="auto" w:fill="e7eaf4"/>
+              <w:top w:val="single" w:sz="8" w:space="0" w:color="FFFFFF"/>
+              <w:left w:val="single" w:sz="8" w:space="0" w:color="FFFFFF"/>
+              <w:bottom w:val="single" w:sz="8" w:space="0" w:color="FFFFFF"/>
+              <w:right w:val="single" w:sz="8" w:space="0" w:color="FFFFFF"/>
+            </w:tcBorders>
+            <w:shd w:val="clear" w:color="auto" w:fill="E7EAF4"/>
             <w:tcMar>
-              <w:top w:type="dxa" w:w="80"/>
-              <w:left w:type="dxa" w:w="80"/>
-              <w:bottom w:type="dxa" w:w="80"/>
-              <w:right w:type="dxa" w:w="80"/>
+              <w:top w:w="80" w:type="dxa"/>
+              <w:left w:w="80" w:type="dxa"/>
+              <w:bottom w:w="80" w:type="dxa"/>
+              <w:right w:w="80" w:type="dxa"/>
             </w:tcMar>
-            <w:vAlign w:val="top"/>
           </w:tcPr>
           <w:p>
             <w:pPr>
-              <w:pStyle w:val="Body B"/>
+              <w:pStyle w:val="Body"/>
               <w:tabs>
                 <w:tab w:val="left" w:pos="1440"/>
                 <w:tab w:val="left" w:pos="2880"/>
                 <w:tab w:val="left" w:pos="4320"/>
               </w:tabs>
-              <w:suppressAutoHyphens w:val="1"/>
+              <w:suppressAutoHyphens/>
               <w:outlineLvl w:val="0"/>
+              <w:rPr>
+                <w:rFonts w:hint="default"/>
+              </w:rPr>
             </w:pPr>
             <w:r>
               <w:rPr>
                 <w:rFonts w:ascii="Helvetica Neue" w:hAnsi="Helvetica Neue"/>
                 <w:sz w:val="22"/>
                 <w:szCs w:val="22"/>
-                <w:rtl w:val="0"/>
-                <w:lang w:val="en-US"/>
-              </w:rPr>
-              <w:t>{{serialNum}}</w:t>
+                <w:lang w:val="en-US"/>
+              </w:rPr>
+              <w:t>{{</w:t>
+            </w:r>
+            <w:bookmarkStart w:id="0" w:name="_GoBack"/>
+            <w:bookmarkEnd w:id="0"/>
+            <w:proofErr w:type="spellStart"/>
+            <w:r>
+              <w:rPr>
+                <w:rFonts w:ascii="Helvetica Neue" w:hAnsi="Helvetica Neue"/>
+                <w:sz w:val="22"/>
+                <w:szCs w:val="22"/>
+                <w:lang w:val="en-US"/>
+              </w:rPr>
+              <w:t>serialNum</w:t>
+            </w:r>
+            <w:proofErr w:type="spellEnd"/>
+            <w:r>
+              <w:rPr>
+                <w:rFonts w:ascii="Helvetica Neue" w:hAnsi="Helvetica Neue"/>
+                <w:sz w:val="22"/>
+                <w:szCs w:val="22"/>
+                <w:lang w:val="en-US"/>
+              </w:rPr>
+              <w:t>}}</w:t>
             </w:r>
           </w:p>
         </w:tc>
       </w:tr>
       <w:tr>
-        <w:tblPrEx>
-          <w:shd w:val="clear" w:color="auto" w:fill="cdd4e9"/>
-        </w:tblPrEx>
         <w:trPr>
-          <w:trHeight w:val="389" w:hRule="atLeast"/>
+          <w:trHeight w:val="369"/>
         </w:trPr>
         <w:tc>
           <w:tcPr>
-            <w:tcW w:type="dxa" w:w="2827"/>
-            <w:tcBorders>
-              <w:top w:val="single" w:color="ffffff" w:sz="8" w:space="0" w:shadow="0" w:frame="0"/>
-              <w:left w:val="single" w:color="ffffff" w:sz="8" w:space="0" w:shadow="0" w:frame="0"/>
-              <w:bottom w:val="single" w:color="ffffff" w:sz="8" w:space="0" w:shadow="0" w:frame="0"/>
-              <w:right w:val="single" w:color="ffffff" w:sz="8" w:space="0" w:shadow="0" w:frame="0"/>
-            </w:tcBorders>
-            <w:shd w:val="clear" w:color="auto" w:fill="cdd4e9"/>
+            <w:tcW w:w="2827" w:type="dxa"/>
+            <w:tcBorders>
+              <w:top w:val="single" w:sz="8" w:space="0" w:color="FFFFFF"/>
+              <w:left w:val="single" w:sz="8" w:space="0" w:color="FFFFFF"/>
+              <w:bottom w:val="single" w:sz="8" w:space="0" w:color="FFFFFF"/>
+              <w:right w:val="single" w:sz="8" w:space="0" w:color="FFFFFF"/>
+            </w:tcBorders>
+            <w:shd w:val="clear" w:color="auto" w:fill="CDD4E9"/>
             <w:tcMar>
-              <w:top w:type="dxa" w:w="80"/>
-              <w:left w:type="dxa" w:w="80"/>
-              <w:bottom w:type="dxa" w:w="80"/>
-              <w:right w:type="dxa" w:w="80"/>
+              <w:top w:w="80" w:type="dxa"/>
+              <w:left w:w="80" w:type="dxa"/>
+              <w:bottom w:w="80" w:type="dxa"/>
+              <w:right w:w="80" w:type="dxa"/>
             </w:tcMar>
-            <w:vAlign w:val="top"/>
           </w:tcPr>
           <w:p>
             <w:pPr>
-              <w:pStyle w:val="Body B"/>
+              <w:pStyle w:val="Body"/>
               <w:tabs>
                 <w:tab w:val="left" w:pos="1440"/>
               </w:tabs>
-              <w:suppressAutoHyphens w:val="1"/>
+              <w:suppressAutoHyphens/>
               <w:outlineLvl w:val="0"/>
+              <w:rPr>
+                <w:rFonts w:hint="default"/>
+              </w:rPr>
             </w:pPr>
             <w:r>
               <w:rPr>
-                <w:sz w:val="22"/>
-                <w:szCs w:val="22"/>
-                <w:rtl w:val="0"/>
-                <w:lang w:val="zh-TW" w:eastAsia="zh-TW"/>
+                <w:rFonts w:eastAsia="Arial Unicode MS"/>
+                <w:sz w:val="22"/>
+                <w:szCs w:val="22"/>
               </w:rPr>
               <w:t>探头生产日期</w:t>
             </w:r>
@@ -548,85 +591,111 @@
         </w:tc>
         <w:tc>
           <w:tcPr>
-            <w:tcW w:type="dxa" w:w="5657"/>
+            <w:tcW w:w="5657" w:type="dxa"/>
             <w:gridSpan w:val="2"/>
             <w:tcBorders>
-              <w:top w:val="single" w:color="ffffff" w:sz="8" w:space="0" w:shadow="0" w:frame="0"/>
-              <w:left w:val="single" w:color="ffffff" w:sz="8" w:space="0" w:shadow="0" w:frame="0"/>
-              <w:bottom w:val="single" w:color="ffffff" w:sz="8" w:space="0" w:shadow="0" w:frame="0"/>
-              <w:right w:val="single" w:color="ffffff" w:sz="8" w:space="0" w:shadow="0" w:frame="0"/>
-            </w:tcBorders>
-            <w:shd w:val="clear" w:color="auto" w:fill="cdd4e9"/>
+              <w:top w:val="single" w:sz="8" w:space="0" w:color="FFFFFF"/>
+              <w:left w:val="single" w:sz="8" w:space="0" w:color="FFFFFF"/>
+              <w:bottom w:val="single" w:sz="8" w:space="0" w:color="FFFFFF"/>
+              <w:right w:val="single" w:sz="8" w:space="0" w:color="FFFFFF"/>
+            </w:tcBorders>
+            <w:shd w:val="clear" w:color="auto" w:fill="CDD4E9"/>
             <w:tcMar>
-              <w:top w:type="dxa" w:w="80"/>
-              <w:left w:type="dxa" w:w="80"/>
-              <w:bottom w:type="dxa" w:w="80"/>
-              <w:right w:type="dxa" w:w="80"/>
+              <w:top w:w="80" w:type="dxa"/>
+              <w:left w:w="80" w:type="dxa"/>
+              <w:bottom w:w="80" w:type="dxa"/>
+              <w:right w:w="80" w:type="dxa"/>
             </w:tcMar>
-            <w:vAlign w:val="top"/>
           </w:tcPr>
           <w:p>
             <w:pPr>
-              <w:pStyle w:val="Body B"/>
+              <w:pStyle w:val="Body"/>
               <w:tabs>
                 <w:tab w:val="left" w:pos="1440"/>
                 <w:tab w:val="center" w:pos="2694"/>
               </w:tabs>
-              <w:suppressAutoHyphens w:val="1"/>
+              <w:suppressAutoHyphens/>
               <w:outlineLvl w:val="0"/>
+              <w:rPr>
+                <w:rFonts w:hint="default"/>
+              </w:rPr>
             </w:pPr>
             <w:r>
               <w:rPr>
                 <w:rFonts w:ascii="Helvetica Neue" w:hAnsi="Helvetica Neue"/>
                 <w:sz w:val="22"/>
                 <w:szCs w:val="22"/>
-                <w:rtl w:val="0"/>
-                <w:lang w:val="en-US"/>
-              </w:rPr>
-              <w:t>{{manufactDate}}</w:t>
+                <w:lang w:val="en-US"/>
+              </w:rPr>
+              <w:t>{{</w:t>
+            </w:r>
+            <w:proofErr w:type="spellStart"/>
+            <w:r>
+              <w:rPr>
+                <w:rFonts w:ascii="Helvetica Neue" w:hAnsi="Helvetica Neue"/>
+                <w:sz w:val="22"/>
+                <w:szCs w:val="22"/>
+                <w:lang w:val="en-US"/>
+              </w:rPr>
+              <w:t>manufactDate</w:t>
+            </w:r>
+            <w:proofErr w:type="spellEnd"/>
+            <w:r>
+              <w:rPr>
+                <w:rFonts w:ascii="Helvetica Neue" w:hAnsi="Helvetica Neue"/>
+                <w:sz w:val="22"/>
+                <w:szCs w:val="22"/>
+                <w:lang w:val="en-US"/>
+              </w:rPr>
+              <w:t>}}</w:t>
+            </w:r>
+            <w:r>
+              <w:rPr>
+                <w:rFonts w:ascii="Helvetica Neue" w:hAnsi="Helvetica Neue" w:hint="default"/>
+                <w:sz w:val="22"/>
+                <w:szCs w:val="22"/>
+                <w:lang w:val="en-US"/>
+              </w:rPr>
               <w:tab/>
             </w:r>
           </w:p>
         </w:tc>
       </w:tr>
       <w:tr>
-        <w:tblPrEx>
-          <w:shd w:val="clear" w:color="auto" w:fill="cdd4e9"/>
-        </w:tblPrEx>
         <w:trPr>
-          <w:trHeight w:val="389" w:hRule="atLeast"/>
+          <w:trHeight w:val="369"/>
         </w:trPr>
         <w:tc>
           <w:tcPr>
-            <w:tcW w:type="dxa" w:w="2827"/>
+            <w:tcW w:w="2827" w:type="dxa"/>
             <w:vMerge w:val="restart"/>
             <w:tcBorders>
-              <w:top w:val="single" w:color="ffffff" w:sz="8" w:space="0" w:shadow="0" w:frame="0"/>
-              <w:left w:val="single" w:color="ffffff" w:sz="8" w:space="0" w:shadow="0" w:frame="0"/>
-              <w:bottom w:val="single" w:color="ffffff" w:sz="8" w:space="0" w:shadow="0" w:frame="0"/>
-              <w:right w:val="single" w:color="ffffff" w:sz="8" w:space="0" w:shadow="0" w:frame="0"/>
-            </w:tcBorders>
-            <w:shd w:val="clear" w:color="auto" w:fill="e7eaf4"/>
+              <w:top w:val="single" w:sz="8" w:space="0" w:color="FFFFFF"/>
+              <w:left w:val="single" w:sz="8" w:space="0" w:color="FFFFFF"/>
+              <w:bottom w:val="single" w:sz="8" w:space="0" w:color="FFFFFF"/>
+              <w:right w:val="single" w:sz="8" w:space="0" w:color="FFFFFF"/>
+            </w:tcBorders>
+            <w:shd w:val="clear" w:color="auto" w:fill="E7EAF4"/>
             <w:tcMar>
-              <w:top w:type="dxa" w:w="80"/>
-              <w:left w:type="dxa" w:w="80"/>
-              <w:bottom w:type="dxa" w:w="80"/>
-              <w:right w:type="dxa" w:w="80"/>
+              <w:top w:w="80" w:type="dxa"/>
+              <w:left w:w="80" w:type="dxa"/>
+              <w:bottom w:w="80" w:type="dxa"/>
+              <w:right w:w="80" w:type="dxa"/>
             </w:tcMar>
-            <w:vAlign w:val="top"/>
           </w:tcPr>
           <w:p>
             <w:pPr>
-              <w:pStyle w:val="Body B"/>
+              <w:pStyle w:val="Body"/>
               <w:tabs>
                 <w:tab w:val="left" w:pos="1440"/>
               </w:tabs>
-              <w:suppressAutoHyphens w:val="1"/>
+              <w:suppressAutoHyphens/>
               <w:outlineLvl w:val="0"/>
               <w:rPr>
-                <w:rFonts w:ascii="Helvetica Neue" w:cs="Helvetica Neue" w:hAnsi="Helvetica Neue" w:eastAsia="Helvetica Neue"/>
-                <w:sz w:val="22"/>
-                <w:szCs w:val="22"/>
+                <w:rFonts w:ascii="Helvetica Neue" w:eastAsia="Helvetica Neue" w:hAnsi="Helvetica Neue" w:cs="Helvetica Neue" w:hint="default"/>
+                <w:sz w:val="22"/>
+                <w:szCs w:val="22"/>
+                <w:lang w:val="en-US"/>
               </w:rPr>
             </w:pPr>
             <w:r>
@@ -634,7 +703,6 @@
                 <w:rFonts w:ascii="Helvetica Neue" w:hAnsi="Helvetica Neue"/>
                 <w:sz w:val="22"/>
                 <w:szCs w:val="22"/>
-                <w:rtl w:val="0"/>
                 <w:lang w:val="en-US"/>
               </w:rPr>
               <w:t>{{@picture1}}</w:t>
@@ -642,20 +710,17 @@
           </w:p>
           <w:p>
             <w:pPr>
-              <w:pStyle w:val="Body B"/>
+              <w:pStyle w:val="Body"/>
               <w:tabs>
                 <w:tab w:val="left" w:pos="1440"/>
               </w:tabs>
-              <w:suppressAutoHyphens w:val="1"/>
-              <w:bidi w:val="0"/>
-              <w:ind w:left="0" w:right="0" w:firstLine="0"/>
-              <w:jc w:val="left"/>
+              <w:suppressAutoHyphens/>
               <w:outlineLvl w:val="0"/>
               <w:rPr>
-                <w:rFonts w:ascii="Helvetica Neue" w:cs="Helvetica Neue" w:hAnsi="Helvetica Neue" w:eastAsia="Helvetica Neue"/>
-                <w:sz w:val="22"/>
-                <w:szCs w:val="22"/>
-                <w:rtl w:val="0"/>
+                <w:rFonts w:ascii="Helvetica Neue" w:eastAsia="Helvetica Neue" w:hAnsi="Helvetica Neue" w:cs="Helvetica Neue" w:hint="default"/>
+                <w:sz w:val="22"/>
+                <w:szCs w:val="22"/>
+                <w:lang w:val="en-US"/>
               </w:rPr>
             </w:pPr>
             <w:r>
@@ -663,7 +728,6 @@
                 <w:rFonts w:ascii="Helvetica Neue" w:hAnsi="Helvetica Neue"/>
                 <w:sz w:val="22"/>
                 <w:szCs w:val="22"/>
-                <w:rtl w:val="0"/>
                 <w:lang w:val="en-US"/>
               </w:rPr>
               <w:t>{{@picture2}}</w:t>
@@ -671,20 +735,17 @@
           </w:p>
           <w:p>
             <w:pPr>
-              <w:pStyle w:val="Body B"/>
+              <w:pStyle w:val="Body"/>
               <w:tabs>
                 <w:tab w:val="left" w:pos="1440"/>
               </w:tabs>
-              <w:suppressAutoHyphens w:val="1"/>
-              <w:bidi w:val="0"/>
-              <w:ind w:left="0" w:right="0" w:firstLine="0"/>
-              <w:jc w:val="left"/>
+              <w:suppressAutoHyphens/>
               <w:outlineLvl w:val="0"/>
               <w:rPr>
-                <w:rFonts w:ascii="Helvetica Neue" w:cs="Helvetica Neue" w:hAnsi="Helvetica Neue" w:eastAsia="Helvetica Neue"/>
-                <w:sz w:val="22"/>
-                <w:szCs w:val="22"/>
-                <w:rtl w:val="0"/>
+                <w:rFonts w:ascii="Helvetica Neue" w:eastAsia="Helvetica Neue" w:hAnsi="Helvetica Neue" w:cs="Helvetica Neue" w:hint="default"/>
+                <w:sz w:val="22"/>
+                <w:szCs w:val="22"/>
+                <w:lang w:val="en-US"/>
               </w:rPr>
             </w:pPr>
             <w:r>
@@ -692,7 +753,6 @@
                 <w:rFonts w:ascii="Helvetica Neue" w:hAnsi="Helvetica Neue"/>
                 <w:sz w:val="22"/>
                 <w:szCs w:val="22"/>
-                <w:rtl w:val="0"/>
                 <w:lang w:val="en-US"/>
               </w:rPr>
               <w:t>{{@picture3}}</w:t>
@@ -700,17 +760,14 @@
           </w:p>
           <w:p>
             <w:pPr>
-              <w:pStyle w:val="Body B"/>
+              <w:pStyle w:val="Body"/>
               <w:tabs>
                 <w:tab w:val="left" w:pos="1440"/>
               </w:tabs>
-              <w:suppressAutoHyphens w:val="1"/>
-              <w:bidi w:val="0"/>
-              <w:ind w:left="0" w:right="0" w:firstLine="0"/>
-              <w:jc w:val="left"/>
+              <w:suppressAutoHyphens/>
               <w:outlineLvl w:val="0"/>
               <w:rPr>
-                <w:rtl w:val="0"/>
+                <w:rFonts w:hint="default"/>
               </w:rPr>
             </w:pPr>
             <w:r>
@@ -718,7 +775,6 @@
                 <w:rFonts w:ascii="Helvetica Neue" w:hAnsi="Helvetica Neue"/>
                 <w:sz w:val="22"/>
                 <w:szCs w:val="22"/>
-                <w:rtl w:val="0"/>
                 <w:lang w:val="en-US"/>
               </w:rPr>
               <w:t>{{@picture4}}</w:t>
@@ -727,40 +783,41 @@
         </w:tc>
         <w:tc>
           <w:tcPr>
-            <w:tcW w:type="dxa" w:w="5657"/>
+            <w:tcW w:w="5657" w:type="dxa"/>
             <w:gridSpan w:val="2"/>
             <w:tcBorders>
-              <w:top w:val="single" w:color="ffffff" w:sz="8" w:space="0" w:shadow="0" w:frame="0"/>
-              <w:left w:val="single" w:color="ffffff" w:sz="8" w:space="0" w:shadow="0" w:frame="0"/>
-              <w:bottom w:val="single" w:color="ffffff" w:sz="8" w:space="0" w:shadow="0" w:frame="0"/>
-              <w:right w:val="single" w:color="ffffff" w:sz="8" w:space="0" w:shadow="0" w:frame="0"/>
-            </w:tcBorders>
-            <w:shd w:val="clear" w:color="auto" w:fill="e7eaf4"/>
+              <w:top w:val="single" w:sz="8" w:space="0" w:color="FFFFFF"/>
+              <w:left w:val="single" w:sz="8" w:space="0" w:color="FFFFFF"/>
+              <w:bottom w:val="single" w:sz="8" w:space="0" w:color="FFFFFF"/>
+              <w:right w:val="single" w:sz="8" w:space="0" w:color="FFFFFF"/>
+            </w:tcBorders>
+            <w:shd w:val="clear" w:color="auto" w:fill="E7EAF4"/>
             <w:tcMar>
-              <w:top w:type="dxa" w:w="80"/>
-              <w:left w:type="dxa" w:w="80"/>
-              <w:bottom w:type="dxa" w:w="80"/>
-              <w:right w:type="dxa" w:w="80"/>
+              <w:top w:w="80" w:type="dxa"/>
+              <w:left w:w="80" w:type="dxa"/>
+              <w:bottom w:w="80" w:type="dxa"/>
+              <w:right w:w="80" w:type="dxa"/>
             </w:tcMar>
-            <w:vAlign w:val="top"/>
           </w:tcPr>
           <w:p>
             <w:pPr>
-              <w:pStyle w:val="Body B"/>
+              <w:pStyle w:val="Body"/>
               <w:tabs>
                 <w:tab w:val="left" w:pos="1440"/>
                 <w:tab w:val="left" w:pos="2880"/>
                 <w:tab w:val="left" w:pos="4320"/>
               </w:tabs>
-              <w:suppressAutoHyphens w:val="1"/>
+              <w:suppressAutoHyphens/>
               <w:outlineLvl w:val="0"/>
+              <w:rPr>
+                <w:rFonts w:hint="default"/>
+              </w:rPr>
             </w:pPr>
             <w:r>
               <w:rPr>
-                <w:sz w:val="22"/>
-                <w:szCs w:val="22"/>
-                <w:rtl w:val="0"/>
-                <w:lang w:val="zh-TW" w:eastAsia="zh-TW"/>
+                <w:rFonts w:eastAsia="Arial Unicode MS"/>
+                <w:sz w:val="22"/>
+                <w:szCs w:val="22"/>
               </w:rPr>
               <w:t>外观检查及漏电流测试</w:t>
             </w:r>
@@ -768,59 +825,63 @@
         </w:tc>
       </w:tr>
       <w:tr>
-        <w:tblPrEx>
-          <w:shd w:val="clear" w:color="auto" w:fill="cdd4e9"/>
-        </w:tblPrEx>
         <w:trPr>
-          <w:trHeight w:val="389" w:hRule="atLeast"/>
+          <w:trHeight w:val="369"/>
         </w:trPr>
         <w:tc>
           <w:tcPr>
-            <w:tcW w:type="dxa" w:w="2827"/>
-            <w:vMerge w:val="continue"/>
-            <w:tcBorders>
-              <w:top w:val="single" w:color="ffffff" w:sz="8" w:space="0" w:shadow="0" w:frame="0"/>
-              <w:left w:val="single" w:color="ffffff" w:sz="8" w:space="0" w:shadow="0" w:frame="0"/>
-              <w:bottom w:val="single" w:color="ffffff" w:sz="8" w:space="0" w:shadow="0" w:frame="0"/>
-              <w:right w:val="single" w:color="ffffff" w:sz="8" w:space="0" w:shadow="0" w:frame="0"/>
-            </w:tcBorders>
-            <w:shd w:val="clear" w:color="auto" w:fill="e7eaf4"/>
-          </w:tcPr>
-          <w:p/>
-        </w:tc>
-        <w:tc>
-          <w:tcPr>
-            <w:tcW w:type="dxa" w:w="2387"/>
-            <w:tcBorders>
-              <w:top w:val="single" w:color="ffffff" w:sz="8" w:space="0" w:shadow="0" w:frame="0"/>
-              <w:left w:val="single" w:color="ffffff" w:sz="8" w:space="0" w:shadow="0" w:frame="0"/>
-              <w:bottom w:val="single" w:color="ffffff" w:sz="8" w:space="0" w:shadow="0" w:frame="0"/>
-              <w:right w:val="single" w:color="ffffff" w:sz="8" w:space="0" w:shadow="0" w:frame="0"/>
-            </w:tcBorders>
-            <w:shd w:val="clear" w:color="auto" w:fill="cdd4e9"/>
-            <w:tcMar>
-              <w:top w:type="dxa" w:w="80"/>
-              <w:left w:type="dxa" w:w="80"/>
-              <w:bottom w:type="dxa" w:w="80"/>
-              <w:right w:type="dxa" w:w="80"/>
-            </w:tcMar>
-            <w:vAlign w:val="top"/>
+            <w:tcW w:w="2827" w:type="dxa"/>
+            <w:vMerge/>
+            <w:tcBorders>
+              <w:top w:val="single" w:sz="8" w:space="0" w:color="FFFFFF"/>
+              <w:left w:val="single" w:sz="8" w:space="0" w:color="FFFFFF"/>
+              <w:bottom w:val="single" w:sz="8" w:space="0" w:color="FFFFFF"/>
+              <w:right w:val="single" w:sz="8" w:space="0" w:color="FFFFFF"/>
+            </w:tcBorders>
+            <w:shd w:val="clear" w:color="auto" w:fill="E7EAF4"/>
           </w:tcPr>
           <w:p>
             <w:pPr>
-              <w:pStyle w:val="Body B"/>
+              <w:rPr>
+                <w:lang w:eastAsia="zh-CN"/>
+              </w:rPr>
+            </w:pPr>
+          </w:p>
+        </w:tc>
+        <w:tc>
+          <w:tcPr>
+            <w:tcW w:w="2387" w:type="dxa"/>
+            <w:tcBorders>
+              <w:top w:val="single" w:sz="8" w:space="0" w:color="FFFFFF"/>
+              <w:left w:val="single" w:sz="8" w:space="0" w:color="FFFFFF"/>
+              <w:bottom w:val="single" w:sz="8" w:space="0" w:color="FFFFFF"/>
+              <w:right w:val="single" w:sz="8" w:space="0" w:color="FFFFFF"/>
+            </w:tcBorders>
+            <w:shd w:val="clear" w:color="auto" w:fill="CDD4E9"/>
+            <w:tcMar>
+              <w:top w:w="80" w:type="dxa"/>
+              <w:left w:w="80" w:type="dxa"/>
+              <w:bottom w:w="80" w:type="dxa"/>
+              <w:right w:w="80" w:type="dxa"/>
+            </w:tcMar>
+          </w:tcPr>
+          <w:p>
+            <w:pPr>
+              <w:pStyle w:val="Body"/>
               <w:tabs>
                 <w:tab w:val="left" w:pos="1440"/>
               </w:tabs>
-              <w:suppressAutoHyphens w:val="1"/>
+              <w:suppressAutoHyphens/>
               <w:outlineLvl w:val="0"/>
+              <w:rPr>
+                <w:rFonts w:hint="default"/>
+              </w:rPr>
             </w:pPr>
             <w:r>
               <w:rPr>
-                <w:sz w:val="22"/>
-                <w:szCs w:val="22"/>
-                <w:rtl w:val="0"/>
-                <w:lang w:val="zh-TW" w:eastAsia="zh-TW"/>
+                <w:rFonts w:eastAsia="Arial Unicode MS"/>
+                <w:sz w:val="22"/>
+                <w:szCs w:val="22"/>
               </w:rPr>
               <w:t>线缆</w:t>
             </w:r>
@@ -828,99 +889,118 @@
         </w:tc>
         <w:tc>
           <w:tcPr>
-            <w:tcW w:type="dxa" w:w="3270"/>
-            <w:tcBorders>
-              <w:top w:val="single" w:color="ffffff" w:sz="8" w:space="0" w:shadow="0" w:frame="0"/>
-              <w:left w:val="single" w:color="ffffff" w:sz="8" w:space="0" w:shadow="0" w:frame="0"/>
-              <w:bottom w:val="single" w:color="ffffff" w:sz="8" w:space="0" w:shadow="0" w:frame="0"/>
-              <w:right w:val="single" w:color="ffffff" w:sz="8" w:space="0" w:shadow="0" w:frame="0"/>
-            </w:tcBorders>
-            <w:shd w:val="clear" w:color="auto" w:fill="cdd4e9"/>
+            <w:tcW w:w="3270" w:type="dxa"/>
+            <w:tcBorders>
+              <w:top w:val="single" w:sz="8" w:space="0" w:color="FFFFFF"/>
+              <w:left w:val="single" w:sz="8" w:space="0" w:color="FFFFFF"/>
+              <w:bottom w:val="single" w:sz="8" w:space="0" w:color="FFFFFF"/>
+              <w:right w:val="single" w:sz="8" w:space="0" w:color="FFFFFF"/>
+            </w:tcBorders>
+            <w:shd w:val="clear" w:color="auto" w:fill="CDD4E9"/>
             <w:tcMar>
-              <w:top w:type="dxa" w:w="80"/>
-              <w:left w:type="dxa" w:w="80"/>
-              <w:bottom w:type="dxa" w:w="80"/>
-              <w:right w:type="dxa" w:w="80"/>
+              <w:top w:w="80" w:type="dxa"/>
+              <w:left w:w="80" w:type="dxa"/>
+              <w:bottom w:w="80" w:type="dxa"/>
+              <w:right w:w="80" w:type="dxa"/>
             </w:tcMar>
-            <w:vAlign w:val="top"/>
           </w:tcPr>
           <w:p>
             <w:pPr>
-              <w:pStyle w:val="Body B"/>
+              <w:pStyle w:val="Body"/>
               <w:tabs>
                 <w:tab w:val="left" w:pos="1440"/>
                 <w:tab w:val="left" w:pos="2880"/>
               </w:tabs>
-              <w:suppressAutoHyphens w:val="1"/>
+              <w:suppressAutoHyphens/>
               <w:outlineLvl w:val="0"/>
+              <w:rPr>
+                <w:rFonts w:hint="default"/>
+              </w:rPr>
             </w:pPr>
             <w:r>
               <w:rPr>
                 <w:rFonts w:ascii="Helvetica Neue" w:hAnsi="Helvetica Neue"/>
                 <w:sz w:val="22"/>
                 <w:szCs w:val="22"/>
-                <w:rtl w:val="0"/>
-                <w:lang w:val="en-US"/>
-              </w:rPr>
-              <w:t>{{lineStatus}}</w:t>
+                <w:lang w:val="en-US"/>
+              </w:rPr>
+              <w:t>{{</w:t>
+            </w:r>
+            <w:proofErr w:type="spellStart"/>
+            <w:r>
+              <w:rPr>
+                <w:rFonts w:ascii="Helvetica Neue" w:hAnsi="Helvetica Neue"/>
+                <w:sz w:val="22"/>
+                <w:szCs w:val="22"/>
+                <w:lang w:val="en-US"/>
+              </w:rPr>
+              <w:t>lineStatus</w:t>
+            </w:r>
+            <w:proofErr w:type="spellEnd"/>
+            <w:r>
+              <w:rPr>
+                <w:rFonts w:ascii="Helvetica Neue" w:hAnsi="Helvetica Neue"/>
+                <w:sz w:val="22"/>
+                <w:szCs w:val="22"/>
+                <w:lang w:val="en-US"/>
+              </w:rPr>
+              <w:t>}}</w:t>
             </w:r>
           </w:p>
         </w:tc>
       </w:tr>
       <w:tr>
-        <w:tblPrEx>
-          <w:shd w:val="clear" w:color="auto" w:fill="cdd4e9"/>
-        </w:tblPrEx>
         <w:trPr>
-          <w:trHeight w:val="389" w:hRule="atLeast"/>
+          <w:trHeight w:val="369"/>
         </w:trPr>
         <w:tc>
           <w:tcPr>
-            <w:tcW w:type="dxa" w:w="2827"/>
-            <w:vMerge w:val="continue"/>
-            <w:tcBorders>
-              <w:top w:val="single" w:color="ffffff" w:sz="8" w:space="0" w:shadow="0" w:frame="0"/>
-              <w:left w:val="single" w:color="ffffff" w:sz="8" w:space="0" w:shadow="0" w:frame="0"/>
-              <w:bottom w:val="single" w:color="ffffff" w:sz="8" w:space="0" w:shadow="0" w:frame="0"/>
-              <w:right w:val="single" w:color="ffffff" w:sz="8" w:space="0" w:shadow="0" w:frame="0"/>
-            </w:tcBorders>
-            <w:shd w:val="clear" w:color="auto" w:fill="e7eaf4"/>
+            <w:tcW w:w="2827" w:type="dxa"/>
+            <w:vMerge/>
+            <w:tcBorders>
+              <w:top w:val="single" w:sz="8" w:space="0" w:color="FFFFFF"/>
+              <w:left w:val="single" w:sz="8" w:space="0" w:color="FFFFFF"/>
+              <w:bottom w:val="single" w:sz="8" w:space="0" w:color="FFFFFF"/>
+              <w:right w:val="single" w:sz="8" w:space="0" w:color="FFFFFF"/>
+            </w:tcBorders>
+            <w:shd w:val="clear" w:color="auto" w:fill="E7EAF4"/>
           </w:tcPr>
           <w:p/>
         </w:tc>
         <w:tc>
           <w:tcPr>
-            <w:tcW w:type="dxa" w:w="2387"/>
-            <w:tcBorders>
-              <w:top w:val="single" w:color="ffffff" w:sz="8" w:space="0" w:shadow="0" w:frame="0"/>
-              <w:left w:val="single" w:color="ffffff" w:sz="8" w:space="0" w:shadow="0" w:frame="0"/>
-              <w:bottom w:val="single" w:color="ffffff" w:sz="8" w:space="0" w:shadow="0" w:frame="0"/>
-              <w:right w:val="single" w:color="ffffff" w:sz="8" w:space="0" w:shadow="0" w:frame="0"/>
-            </w:tcBorders>
-            <w:shd w:val="clear" w:color="auto" w:fill="e7eaf4"/>
+            <w:tcW w:w="2387" w:type="dxa"/>
+            <w:tcBorders>
+              <w:top w:val="single" w:sz="8" w:space="0" w:color="FFFFFF"/>
+              <w:left w:val="single" w:sz="8" w:space="0" w:color="FFFFFF"/>
+              <w:bottom w:val="single" w:sz="8" w:space="0" w:color="FFFFFF"/>
+              <w:right w:val="single" w:sz="8" w:space="0" w:color="FFFFFF"/>
+            </w:tcBorders>
+            <w:shd w:val="clear" w:color="auto" w:fill="E7EAF4"/>
             <w:tcMar>
-              <w:top w:type="dxa" w:w="80"/>
-              <w:left w:type="dxa" w:w="80"/>
-              <w:bottom w:type="dxa" w:w="80"/>
-              <w:right w:type="dxa" w:w="80"/>
+              <w:top w:w="80" w:type="dxa"/>
+              <w:left w:w="80" w:type="dxa"/>
+              <w:bottom w:w="80" w:type="dxa"/>
+              <w:right w:w="80" w:type="dxa"/>
             </w:tcMar>
-            <w:vAlign w:val="top"/>
           </w:tcPr>
           <w:p>
             <w:pPr>
-              <w:pStyle w:val="Body B"/>
+              <w:pStyle w:val="Body"/>
               <w:tabs>
                 <w:tab w:val="left" w:pos="1440"/>
               </w:tabs>
-              <w:suppressAutoHyphens w:val="1"/>
+              <w:suppressAutoHyphens/>
               <w:outlineLvl w:val="0"/>
+              <w:rPr>
+                <w:rFonts w:hint="default"/>
+              </w:rPr>
             </w:pPr>
             <w:r>
               <w:rPr>
-                <w:sz w:val="22"/>
-                <w:szCs w:val="22"/>
-                <w:rtl w:val="0"/>
-                <w:lang w:val="zh-TW" w:eastAsia="zh-TW"/>
+                <w:rFonts w:eastAsia="Arial Unicode MS"/>
+                <w:sz w:val="22"/>
+                <w:szCs w:val="22"/>
               </w:rPr>
               <w:t>透镜</w:t>
             </w:r>
@@ -928,99 +1008,118 @@
         </w:tc>
         <w:tc>
           <w:tcPr>
-            <w:tcW w:type="dxa" w:w="3270"/>
-            <w:tcBorders>
-              <w:top w:val="single" w:color="ffffff" w:sz="8" w:space="0" w:shadow="0" w:frame="0"/>
-              <w:left w:val="single" w:color="ffffff" w:sz="8" w:space="0" w:shadow="0" w:frame="0"/>
-              <w:bottom w:val="single" w:color="ffffff" w:sz="8" w:space="0" w:shadow="0" w:frame="0"/>
-              <w:right w:val="single" w:color="ffffff" w:sz="8" w:space="0" w:shadow="0" w:frame="0"/>
-            </w:tcBorders>
-            <w:shd w:val="clear" w:color="auto" w:fill="e7eaf4"/>
+            <w:tcW w:w="3270" w:type="dxa"/>
+            <w:tcBorders>
+              <w:top w:val="single" w:sz="8" w:space="0" w:color="FFFFFF"/>
+              <w:left w:val="single" w:sz="8" w:space="0" w:color="FFFFFF"/>
+              <w:bottom w:val="single" w:sz="8" w:space="0" w:color="FFFFFF"/>
+              <w:right w:val="single" w:sz="8" w:space="0" w:color="FFFFFF"/>
+            </w:tcBorders>
+            <w:shd w:val="clear" w:color="auto" w:fill="E7EAF4"/>
             <w:tcMar>
-              <w:top w:type="dxa" w:w="80"/>
-              <w:left w:type="dxa" w:w="80"/>
-              <w:bottom w:type="dxa" w:w="80"/>
-              <w:right w:type="dxa" w:w="80"/>
+              <w:top w:w="80" w:type="dxa"/>
+              <w:left w:w="80" w:type="dxa"/>
+              <w:bottom w:w="80" w:type="dxa"/>
+              <w:right w:w="80" w:type="dxa"/>
             </w:tcMar>
-            <w:vAlign w:val="top"/>
           </w:tcPr>
           <w:p>
             <w:pPr>
-              <w:pStyle w:val="Body B"/>
+              <w:pStyle w:val="Body"/>
               <w:tabs>
                 <w:tab w:val="left" w:pos="1440"/>
                 <w:tab w:val="left" w:pos="2880"/>
               </w:tabs>
-              <w:suppressAutoHyphens w:val="1"/>
+              <w:suppressAutoHyphens/>
               <w:outlineLvl w:val="0"/>
+              <w:rPr>
+                <w:rFonts w:hint="default"/>
+              </w:rPr>
             </w:pPr>
             <w:r>
               <w:rPr>
                 <w:rFonts w:ascii="Helvetica Neue" w:hAnsi="Helvetica Neue"/>
                 <w:sz w:val="22"/>
                 <w:szCs w:val="22"/>
-                <w:rtl w:val="0"/>
-                <w:lang w:val="en-US"/>
-              </w:rPr>
-              <w:t>{{mirrorStatus}}</w:t>
+                <w:lang w:val="en-US"/>
+              </w:rPr>
+              <w:t>{{</w:t>
+            </w:r>
+            <w:proofErr w:type="spellStart"/>
+            <w:r>
+              <w:rPr>
+                <w:rFonts w:ascii="Helvetica Neue" w:hAnsi="Helvetica Neue"/>
+                <w:sz w:val="22"/>
+                <w:szCs w:val="22"/>
+                <w:lang w:val="en-US"/>
+              </w:rPr>
+              <w:t>mirrorStatus</w:t>
+            </w:r>
+            <w:proofErr w:type="spellEnd"/>
+            <w:r>
+              <w:rPr>
+                <w:rFonts w:ascii="Helvetica Neue" w:hAnsi="Helvetica Neue"/>
+                <w:sz w:val="22"/>
+                <w:szCs w:val="22"/>
+                <w:lang w:val="en-US"/>
+              </w:rPr>
+              <w:t>}}</w:t>
             </w:r>
           </w:p>
         </w:tc>
       </w:tr>
       <w:tr>
-        <w:tblPrEx>
-          <w:shd w:val="clear" w:color="auto" w:fill="cdd4e9"/>
-        </w:tblPrEx>
         <w:trPr>
-          <w:trHeight w:val="389" w:hRule="atLeast"/>
+          <w:trHeight w:val="369"/>
         </w:trPr>
         <w:tc>
           <w:tcPr>
-            <w:tcW w:type="dxa" w:w="2827"/>
-            <w:vMerge w:val="continue"/>
-            <w:tcBorders>
-              <w:top w:val="single" w:color="ffffff" w:sz="8" w:space="0" w:shadow="0" w:frame="0"/>
-              <w:left w:val="single" w:color="ffffff" w:sz="8" w:space="0" w:shadow="0" w:frame="0"/>
-              <w:bottom w:val="single" w:color="ffffff" w:sz="8" w:space="0" w:shadow="0" w:frame="0"/>
-              <w:right w:val="single" w:color="ffffff" w:sz="8" w:space="0" w:shadow="0" w:frame="0"/>
-            </w:tcBorders>
-            <w:shd w:val="clear" w:color="auto" w:fill="e7eaf4"/>
+            <w:tcW w:w="2827" w:type="dxa"/>
+            <w:vMerge/>
+            <w:tcBorders>
+              <w:top w:val="single" w:sz="8" w:space="0" w:color="FFFFFF"/>
+              <w:left w:val="single" w:sz="8" w:space="0" w:color="FFFFFF"/>
+              <w:bottom w:val="single" w:sz="8" w:space="0" w:color="FFFFFF"/>
+              <w:right w:val="single" w:sz="8" w:space="0" w:color="FFFFFF"/>
+            </w:tcBorders>
+            <w:shd w:val="clear" w:color="auto" w:fill="E7EAF4"/>
           </w:tcPr>
           <w:p/>
         </w:tc>
         <w:tc>
           <w:tcPr>
-            <w:tcW w:type="dxa" w:w="2387"/>
-            <w:tcBorders>
-              <w:top w:val="single" w:color="ffffff" w:sz="8" w:space="0" w:shadow="0" w:frame="0"/>
-              <w:left w:val="single" w:color="ffffff" w:sz="8" w:space="0" w:shadow="0" w:frame="0"/>
-              <w:bottom w:val="single" w:color="ffffff" w:sz="8" w:space="0" w:shadow="0" w:frame="0"/>
-              <w:right w:val="single" w:color="ffffff" w:sz="8" w:space="0" w:shadow="0" w:frame="0"/>
-            </w:tcBorders>
-            <w:shd w:val="clear" w:color="auto" w:fill="cdd4e9"/>
+            <w:tcW w:w="2387" w:type="dxa"/>
+            <w:tcBorders>
+              <w:top w:val="single" w:sz="8" w:space="0" w:color="FFFFFF"/>
+              <w:left w:val="single" w:sz="8" w:space="0" w:color="FFFFFF"/>
+              <w:bottom w:val="single" w:sz="8" w:space="0" w:color="FFFFFF"/>
+              <w:right w:val="single" w:sz="8" w:space="0" w:color="FFFFFF"/>
+            </w:tcBorders>
+            <w:shd w:val="clear" w:color="auto" w:fill="CDD4E9"/>
             <w:tcMar>
-              <w:top w:type="dxa" w:w="80"/>
-              <w:left w:type="dxa" w:w="80"/>
-              <w:bottom w:type="dxa" w:w="80"/>
-              <w:right w:type="dxa" w:w="80"/>
+              <w:top w:w="80" w:type="dxa"/>
+              <w:left w:w="80" w:type="dxa"/>
+              <w:bottom w:w="80" w:type="dxa"/>
+              <w:right w:w="80" w:type="dxa"/>
             </w:tcMar>
-            <w:vAlign w:val="top"/>
           </w:tcPr>
           <w:p>
             <w:pPr>
-              <w:pStyle w:val="Body B"/>
+              <w:pStyle w:val="Body"/>
               <w:tabs>
                 <w:tab w:val="left" w:pos="1440"/>
               </w:tabs>
-              <w:suppressAutoHyphens w:val="1"/>
+              <w:suppressAutoHyphens/>
               <w:outlineLvl w:val="0"/>
+              <w:rPr>
+                <w:rFonts w:hint="default"/>
+              </w:rPr>
             </w:pPr>
             <w:r>
               <w:rPr>
-                <w:sz w:val="22"/>
-                <w:szCs w:val="22"/>
-                <w:rtl w:val="0"/>
-                <w:lang w:val="zh-TW" w:eastAsia="zh-TW"/>
+                <w:rFonts w:eastAsia="Arial Unicode MS"/>
+                <w:sz w:val="22"/>
+                <w:szCs w:val="22"/>
               </w:rPr>
               <w:t>外壳</w:t>
             </w:r>
@@ -1028,99 +1127,118 @@
         </w:tc>
         <w:tc>
           <w:tcPr>
-            <w:tcW w:type="dxa" w:w="3270"/>
-            <w:tcBorders>
-              <w:top w:val="single" w:color="ffffff" w:sz="8" w:space="0" w:shadow="0" w:frame="0"/>
-              <w:left w:val="single" w:color="ffffff" w:sz="8" w:space="0" w:shadow="0" w:frame="0"/>
-              <w:bottom w:val="single" w:color="ffffff" w:sz="8" w:space="0" w:shadow="0" w:frame="0"/>
-              <w:right w:val="single" w:color="ffffff" w:sz="8" w:space="0" w:shadow="0" w:frame="0"/>
-            </w:tcBorders>
-            <w:shd w:val="clear" w:color="auto" w:fill="cdd4e9"/>
+            <w:tcW w:w="3270" w:type="dxa"/>
+            <w:tcBorders>
+              <w:top w:val="single" w:sz="8" w:space="0" w:color="FFFFFF"/>
+              <w:left w:val="single" w:sz="8" w:space="0" w:color="FFFFFF"/>
+              <w:bottom w:val="single" w:sz="8" w:space="0" w:color="FFFFFF"/>
+              <w:right w:val="single" w:sz="8" w:space="0" w:color="FFFFFF"/>
+            </w:tcBorders>
+            <w:shd w:val="clear" w:color="auto" w:fill="CDD4E9"/>
             <w:tcMar>
-              <w:top w:type="dxa" w:w="80"/>
-              <w:left w:type="dxa" w:w="80"/>
-              <w:bottom w:type="dxa" w:w="80"/>
-              <w:right w:type="dxa" w:w="80"/>
+              <w:top w:w="80" w:type="dxa"/>
+              <w:left w:w="80" w:type="dxa"/>
+              <w:bottom w:w="80" w:type="dxa"/>
+              <w:right w:w="80" w:type="dxa"/>
             </w:tcMar>
-            <w:vAlign w:val="top"/>
           </w:tcPr>
           <w:p>
             <w:pPr>
-              <w:pStyle w:val="Body B"/>
+              <w:pStyle w:val="Body"/>
               <w:tabs>
                 <w:tab w:val="left" w:pos="1440"/>
                 <w:tab w:val="left" w:pos="2880"/>
               </w:tabs>
-              <w:suppressAutoHyphens w:val="1"/>
+              <w:suppressAutoHyphens/>
               <w:outlineLvl w:val="0"/>
+              <w:rPr>
+                <w:rFonts w:hint="default"/>
+              </w:rPr>
             </w:pPr>
             <w:r>
               <w:rPr>
                 <w:rFonts w:ascii="Helvetica Neue" w:hAnsi="Helvetica Neue"/>
                 <w:sz w:val="22"/>
                 <w:szCs w:val="22"/>
-                <w:rtl w:val="0"/>
-                <w:lang w:val="en-US"/>
-              </w:rPr>
-              <w:t>{{shellStatus}}</w:t>
+                <w:lang w:val="en-US"/>
+              </w:rPr>
+              <w:t>{{</w:t>
+            </w:r>
+            <w:proofErr w:type="spellStart"/>
+            <w:r>
+              <w:rPr>
+                <w:rFonts w:ascii="Helvetica Neue" w:hAnsi="Helvetica Neue"/>
+                <w:sz w:val="22"/>
+                <w:szCs w:val="22"/>
+                <w:lang w:val="en-US"/>
+              </w:rPr>
+              <w:t>shellStatus</w:t>
+            </w:r>
+            <w:proofErr w:type="spellEnd"/>
+            <w:r>
+              <w:rPr>
+                <w:rFonts w:ascii="Helvetica Neue" w:hAnsi="Helvetica Neue"/>
+                <w:sz w:val="22"/>
+                <w:szCs w:val="22"/>
+                <w:lang w:val="en-US"/>
+              </w:rPr>
+              <w:t>}}</w:t>
             </w:r>
           </w:p>
         </w:tc>
       </w:tr>
       <w:tr>
-        <w:tblPrEx>
-          <w:shd w:val="clear" w:color="auto" w:fill="cdd4e9"/>
-        </w:tblPrEx>
         <w:trPr>
-          <w:trHeight w:val="389" w:hRule="atLeast"/>
+          <w:trHeight w:val="369"/>
         </w:trPr>
         <w:tc>
           <w:tcPr>
-            <w:tcW w:type="dxa" w:w="2827"/>
-            <w:vMerge w:val="continue"/>
-            <w:tcBorders>
-              <w:top w:val="single" w:color="ffffff" w:sz="8" w:space="0" w:shadow="0" w:frame="0"/>
-              <w:left w:val="single" w:color="ffffff" w:sz="8" w:space="0" w:shadow="0" w:frame="0"/>
-              <w:bottom w:val="single" w:color="ffffff" w:sz="8" w:space="0" w:shadow="0" w:frame="0"/>
-              <w:right w:val="single" w:color="ffffff" w:sz="8" w:space="0" w:shadow="0" w:frame="0"/>
-            </w:tcBorders>
-            <w:shd w:val="clear" w:color="auto" w:fill="e7eaf4"/>
+            <w:tcW w:w="2827" w:type="dxa"/>
+            <w:vMerge/>
+            <w:tcBorders>
+              <w:top w:val="single" w:sz="8" w:space="0" w:color="FFFFFF"/>
+              <w:left w:val="single" w:sz="8" w:space="0" w:color="FFFFFF"/>
+              <w:bottom w:val="single" w:sz="8" w:space="0" w:color="FFFFFF"/>
+              <w:right w:val="single" w:sz="8" w:space="0" w:color="FFFFFF"/>
+            </w:tcBorders>
+            <w:shd w:val="clear" w:color="auto" w:fill="E7EAF4"/>
           </w:tcPr>
           <w:p/>
         </w:tc>
         <w:tc>
           <w:tcPr>
-            <w:tcW w:type="dxa" w:w="2387"/>
-            <w:tcBorders>
-              <w:top w:val="single" w:color="ffffff" w:sz="8" w:space="0" w:shadow="0" w:frame="0"/>
-              <w:left w:val="single" w:color="ffffff" w:sz="8" w:space="0" w:shadow="0" w:frame="0"/>
-              <w:bottom w:val="single" w:color="ffffff" w:sz="8" w:space="0" w:shadow="0" w:frame="0"/>
-              <w:right w:val="single" w:color="ffffff" w:sz="8" w:space="0" w:shadow="0" w:frame="0"/>
-            </w:tcBorders>
-            <w:shd w:val="clear" w:color="auto" w:fill="e7eaf4"/>
+            <w:tcW w:w="2387" w:type="dxa"/>
+            <w:tcBorders>
+              <w:top w:val="single" w:sz="8" w:space="0" w:color="FFFFFF"/>
+              <w:left w:val="single" w:sz="8" w:space="0" w:color="FFFFFF"/>
+              <w:bottom w:val="single" w:sz="8" w:space="0" w:color="FFFFFF"/>
+              <w:right w:val="single" w:sz="8" w:space="0" w:color="FFFFFF"/>
+            </w:tcBorders>
+            <w:shd w:val="clear" w:color="auto" w:fill="E7EAF4"/>
             <w:tcMar>
-              <w:top w:type="dxa" w:w="80"/>
-              <w:left w:type="dxa" w:w="80"/>
-              <w:bottom w:type="dxa" w:w="80"/>
-              <w:right w:type="dxa" w:w="80"/>
+              <w:top w:w="80" w:type="dxa"/>
+              <w:left w:w="80" w:type="dxa"/>
+              <w:bottom w:w="80" w:type="dxa"/>
+              <w:right w:w="80" w:type="dxa"/>
             </w:tcMar>
-            <w:vAlign w:val="top"/>
           </w:tcPr>
           <w:p>
             <w:pPr>
-              <w:pStyle w:val="Body B"/>
+              <w:pStyle w:val="Body"/>
               <w:tabs>
                 <w:tab w:val="left" w:pos="1440"/>
               </w:tabs>
-              <w:suppressAutoHyphens w:val="1"/>
+              <w:suppressAutoHyphens/>
               <w:outlineLvl w:val="0"/>
+              <w:rPr>
+                <w:rFonts w:hint="default"/>
+              </w:rPr>
             </w:pPr>
             <w:r>
               <w:rPr>
-                <w:sz w:val="22"/>
-                <w:szCs w:val="22"/>
-                <w:rtl w:val="0"/>
-                <w:lang w:val="zh-TW" w:eastAsia="zh-TW"/>
+                <w:rFonts w:eastAsia="Arial Unicode MS"/>
+                <w:sz w:val="22"/>
+                <w:szCs w:val="22"/>
               </w:rPr>
               <w:t>连接器</w:t>
             </w:r>
@@ -1128,99 +1246,118 @@
         </w:tc>
         <w:tc>
           <w:tcPr>
-            <w:tcW w:type="dxa" w:w="3270"/>
-            <w:tcBorders>
-              <w:top w:val="single" w:color="ffffff" w:sz="8" w:space="0" w:shadow="0" w:frame="0"/>
-              <w:left w:val="single" w:color="ffffff" w:sz="8" w:space="0" w:shadow="0" w:frame="0"/>
-              <w:bottom w:val="single" w:color="ffffff" w:sz="8" w:space="0" w:shadow="0" w:frame="0"/>
-              <w:right w:val="single" w:color="ffffff" w:sz="8" w:space="0" w:shadow="0" w:frame="0"/>
-            </w:tcBorders>
-            <w:shd w:val="clear" w:color="auto" w:fill="e7eaf4"/>
+            <w:tcW w:w="3270" w:type="dxa"/>
+            <w:tcBorders>
+              <w:top w:val="single" w:sz="8" w:space="0" w:color="FFFFFF"/>
+              <w:left w:val="single" w:sz="8" w:space="0" w:color="FFFFFF"/>
+              <w:bottom w:val="single" w:sz="8" w:space="0" w:color="FFFFFF"/>
+              <w:right w:val="single" w:sz="8" w:space="0" w:color="FFFFFF"/>
+            </w:tcBorders>
+            <w:shd w:val="clear" w:color="auto" w:fill="E7EAF4"/>
             <w:tcMar>
-              <w:top w:type="dxa" w:w="80"/>
-              <w:left w:type="dxa" w:w="80"/>
-              <w:bottom w:type="dxa" w:w="80"/>
-              <w:right w:type="dxa" w:w="80"/>
+              <w:top w:w="80" w:type="dxa"/>
+              <w:left w:w="80" w:type="dxa"/>
+              <w:bottom w:w="80" w:type="dxa"/>
+              <w:right w:w="80" w:type="dxa"/>
             </w:tcMar>
-            <w:vAlign w:val="top"/>
           </w:tcPr>
           <w:p>
             <w:pPr>
-              <w:pStyle w:val="Body B"/>
+              <w:pStyle w:val="Body"/>
               <w:tabs>
                 <w:tab w:val="left" w:pos="1440"/>
                 <w:tab w:val="left" w:pos="2880"/>
               </w:tabs>
-              <w:suppressAutoHyphens w:val="1"/>
+              <w:suppressAutoHyphens/>
               <w:outlineLvl w:val="0"/>
+              <w:rPr>
+                <w:rFonts w:hint="default"/>
+              </w:rPr>
             </w:pPr>
             <w:r>
               <w:rPr>
                 <w:rFonts w:ascii="Helvetica Neue" w:hAnsi="Helvetica Neue"/>
                 <w:sz w:val="22"/>
                 <w:szCs w:val="22"/>
-                <w:rtl w:val="0"/>
-                <w:lang w:val="en-US"/>
-              </w:rPr>
-              <w:t>{{linkerStatus}}</w:t>
+                <w:lang w:val="en-US"/>
+              </w:rPr>
+              <w:t>{{</w:t>
+            </w:r>
+            <w:proofErr w:type="spellStart"/>
+            <w:r>
+              <w:rPr>
+                <w:rFonts w:ascii="Helvetica Neue" w:hAnsi="Helvetica Neue"/>
+                <w:sz w:val="22"/>
+                <w:szCs w:val="22"/>
+                <w:lang w:val="en-US"/>
+              </w:rPr>
+              <w:t>linkerStatus</w:t>
+            </w:r>
+            <w:proofErr w:type="spellEnd"/>
+            <w:r>
+              <w:rPr>
+                <w:rFonts w:ascii="Helvetica Neue" w:hAnsi="Helvetica Neue"/>
+                <w:sz w:val="22"/>
+                <w:szCs w:val="22"/>
+                <w:lang w:val="en-US"/>
+              </w:rPr>
+              <w:t>}}</w:t>
             </w:r>
           </w:p>
         </w:tc>
       </w:tr>
       <w:tr>
-        <w:tblPrEx>
-          <w:shd w:val="clear" w:color="auto" w:fill="cdd4e9"/>
-        </w:tblPrEx>
         <w:trPr>
-          <w:trHeight w:val="389" w:hRule="atLeast"/>
+          <w:trHeight w:val="369"/>
         </w:trPr>
         <w:tc>
           <w:tcPr>
-            <w:tcW w:type="dxa" w:w="2827"/>
-            <w:vMerge w:val="continue"/>
-            <w:tcBorders>
-              <w:top w:val="single" w:color="ffffff" w:sz="8" w:space="0" w:shadow="0" w:frame="0"/>
-              <w:left w:val="single" w:color="ffffff" w:sz="8" w:space="0" w:shadow="0" w:frame="0"/>
-              <w:bottom w:val="single" w:color="ffffff" w:sz="8" w:space="0" w:shadow="0" w:frame="0"/>
-              <w:right w:val="single" w:color="ffffff" w:sz="8" w:space="0" w:shadow="0" w:frame="0"/>
-            </w:tcBorders>
-            <w:shd w:val="clear" w:color="auto" w:fill="e7eaf4"/>
+            <w:tcW w:w="2827" w:type="dxa"/>
+            <w:vMerge/>
+            <w:tcBorders>
+              <w:top w:val="single" w:sz="8" w:space="0" w:color="FFFFFF"/>
+              <w:left w:val="single" w:sz="8" w:space="0" w:color="FFFFFF"/>
+              <w:bottom w:val="single" w:sz="8" w:space="0" w:color="FFFFFF"/>
+              <w:right w:val="single" w:sz="8" w:space="0" w:color="FFFFFF"/>
+            </w:tcBorders>
+            <w:shd w:val="clear" w:color="auto" w:fill="E7EAF4"/>
           </w:tcPr>
           <w:p/>
         </w:tc>
         <w:tc>
           <w:tcPr>
-            <w:tcW w:type="dxa" w:w="2387"/>
-            <w:tcBorders>
-              <w:top w:val="single" w:color="ffffff" w:sz="8" w:space="0" w:shadow="0" w:frame="0"/>
-              <w:left w:val="single" w:color="ffffff" w:sz="8" w:space="0" w:shadow="0" w:frame="0"/>
-              <w:bottom w:val="single" w:color="ffffff" w:sz="8" w:space="0" w:shadow="0" w:frame="0"/>
-              <w:right w:val="single" w:color="ffffff" w:sz="8" w:space="0" w:shadow="0" w:frame="0"/>
-            </w:tcBorders>
-            <w:shd w:val="clear" w:color="auto" w:fill="cdd4e9"/>
+            <w:tcW w:w="2387" w:type="dxa"/>
+            <w:tcBorders>
+              <w:top w:val="single" w:sz="8" w:space="0" w:color="FFFFFF"/>
+              <w:left w:val="single" w:sz="8" w:space="0" w:color="FFFFFF"/>
+              <w:bottom w:val="single" w:sz="8" w:space="0" w:color="FFFFFF"/>
+              <w:right w:val="single" w:sz="8" w:space="0" w:color="FFFFFF"/>
+            </w:tcBorders>
+            <w:shd w:val="clear" w:color="auto" w:fill="CDD4E9"/>
             <w:tcMar>
-              <w:top w:type="dxa" w:w="80"/>
-              <w:left w:type="dxa" w:w="80"/>
-              <w:bottom w:type="dxa" w:w="80"/>
-              <w:right w:type="dxa" w:w="80"/>
+              <w:top w:w="80" w:type="dxa"/>
+              <w:left w:w="80" w:type="dxa"/>
+              <w:bottom w:w="80" w:type="dxa"/>
+              <w:right w:w="80" w:type="dxa"/>
             </w:tcMar>
-            <w:vAlign w:val="top"/>
           </w:tcPr>
           <w:p>
             <w:pPr>
-              <w:pStyle w:val="Body B"/>
+              <w:pStyle w:val="Body"/>
               <w:tabs>
                 <w:tab w:val="left" w:pos="1440"/>
               </w:tabs>
-              <w:suppressAutoHyphens w:val="1"/>
+              <w:suppressAutoHyphens/>
               <w:outlineLvl w:val="0"/>
+              <w:rPr>
+                <w:rFonts w:hint="default"/>
+              </w:rPr>
             </w:pPr>
             <w:r>
               <w:rPr>
-                <w:sz w:val="22"/>
-                <w:szCs w:val="22"/>
-                <w:rtl w:val="0"/>
-                <w:lang w:val="zh-TW" w:eastAsia="zh-TW"/>
+                <w:rFonts w:eastAsia="Arial Unicode MS"/>
+                <w:sz w:val="22"/>
+                <w:szCs w:val="22"/>
               </w:rPr>
               <w:t>油囊</w:t>
             </w:r>
@@ -1228,98 +1365,118 @@
         </w:tc>
         <w:tc>
           <w:tcPr>
-            <w:tcW w:type="dxa" w:w="3270"/>
-            <w:tcBorders>
-              <w:top w:val="single" w:color="ffffff" w:sz="8" w:space="0" w:shadow="0" w:frame="0"/>
-              <w:left w:val="single" w:color="ffffff" w:sz="8" w:space="0" w:shadow="0" w:frame="0"/>
-              <w:bottom w:val="single" w:color="ffffff" w:sz="8" w:space="0" w:shadow="0" w:frame="0"/>
-              <w:right w:val="single" w:color="ffffff" w:sz="8" w:space="0" w:shadow="0" w:frame="0"/>
-            </w:tcBorders>
-            <w:shd w:val="clear" w:color="auto" w:fill="cdd4e9"/>
+            <w:tcW w:w="3270" w:type="dxa"/>
+            <w:tcBorders>
+              <w:top w:val="single" w:sz="8" w:space="0" w:color="FFFFFF"/>
+              <w:left w:val="single" w:sz="8" w:space="0" w:color="FFFFFF"/>
+              <w:bottom w:val="single" w:sz="8" w:space="0" w:color="FFFFFF"/>
+              <w:right w:val="single" w:sz="8" w:space="0" w:color="FFFFFF"/>
+            </w:tcBorders>
+            <w:shd w:val="clear" w:color="auto" w:fill="CDD4E9"/>
             <w:tcMar>
-              <w:top w:type="dxa" w:w="80"/>
-              <w:left w:type="dxa" w:w="80"/>
-              <w:bottom w:type="dxa" w:w="80"/>
-              <w:right w:type="dxa" w:w="80"/>
+              <w:top w:w="80" w:type="dxa"/>
+              <w:left w:w="80" w:type="dxa"/>
+              <w:bottom w:w="80" w:type="dxa"/>
+              <w:right w:w="80" w:type="dxa"/>
             </w:tcMar>
-            <w:vAlign w:val="top"/>
           </w:tcPr>
           <w:p>
             <w:pPr>
-              <w:pStyle w:val="Body B"/>
+              <w:pStyle w:val="Body"/>
               <w:tabs>
                 <w:tab w:val="left" w:pos="1440"/>
                 <w:tab w:val="left" w:pos="2880"/>
               </w:tabs>
-              <w:suppressAutoHyphens w:val="1"/>
+              <w:suppressAutoHyphens/>
               <w:outlineLvl w:val="0"/>
+              <w:rPr>
+                <w:rFonts w:hint="default"/>
+              </w:rPr>
             </w:pPr>
             <w:r>
               <w:rPr>
                 <w:rFonts w:ascii="Helvetica Neue" w:hAnsi="Helvetica Neue"/>
                 <w:sz w:val="22"/>
                 <w:szCs w:val="22"/>
-                <w:rtl w:val="0"/>
-                <w:lang w:val="en-US"/>
-              </w:rPr>
-              <w:t>{{oilStatus}}</w:t>
+                <w:lang w:val="en-US"/>
+              </w:rPr>
+              <w:t>{{</w:t>
+            </w:r>
+            <w:proofErr w:type="spellStart"/>
+            <w:r>
+              <w:rPr>
+                <w:rFonts w:ascii="Helvetica Neue" w:hAnsi="Helvetica Neue"/>
+                <w:sz w:val="22"/>
+                <w:szCs w:val="22"/>
+                <w:lang w:val="en-US"/>
+              </w:rPr>
+              <w:t>oilStatus</w:t>
+            </w:r>
+            <w:proofErr w:type="spellEnd"/>
+            <w:r>
+              <w:rPr>
+                <w:rFonts w:ascii="Helvetica Neue" w:hAnsi="Helvetica Neue"/>
+                <w:sz w:val="22"/>
+                <w:szCs w:val="22"/>
+                <w:lang w:val="en-US"/>
+              </w:rPr>
+              <w:t>}}</w:t>
             </w:r>
           </w:p>
         </w:tc>
       </w:tr>
       <w:tr>
-        <w:tblPrEx>
-          <w:shd w:val="clear" w:color="auto" w:fill="cdd4e9"/>
-        </w:tblPrEx>
         <w:trPr>
-          <w:trHeight w:val="389" w:hRule="atLeast"/>
+          <w:trHeight w:val="369"/>
         </w:trPr>
         <w:tc>
           <w:tcPr>
-            <w:tcW w:type="dxa" w:w="2827"/>
-            <w:vMerge w:val="continue"/>
-            <w:tcBorders>
-              <w:top w:val="single" w:color="ffffff" w:sz="8" w:space="0" w:shadow="0" w:frame="0"/>
-              <w:left w:val="single" w:color="ffffff" w:sz="8" w:space="0" w:shadow="0" w:frame="0"/>
-              <w:bottom w:val="single" w:color="ffffff" w:sz="8" w:space="0" w:shadow="0" w:frame="0"/>
-              <w:right w:val="single" w:color="ffffff" w:sz="8" w:space="0" w:shadow="0" w:frame="0"/>
-            </w:tcBorders>
-            <w:shd w:val="clear" w:color="auto" w:fill="e7eaf4"/>
+            <w:tcW w:w="2827" w:type="dxa"/>
+            <w:vMerge/>
+            <w:tcBorders>
+              <w:top w:val="single" w:sz="8" w:space="0" w:color="FFFFFF"/>
+              <w:left w:val="single" w:sz="8" w:space="0" w:color="FFFFFF"/>
+              <w:bottom w:val="single" w:sz="8" w:space="0" w:color="FFFFFF"/>
+              <w:right w:val="single" w:sz="8" w:space="0" w:color="FFFFFF"/>
+            </w:tcBorders>
+            <w:shd w:val="clear" w:color="auto" w:fill="E7EAF4"/>
           </w:tcPr>
           <w:p/>
         </w:tc>
         <w:tc>
           <w:tcPr>
-            <w:tcW w:type="dxa" w:w="2387"/>
-            <w:tcBorders>
-              <w:top w:val="single" w:color="ffffff" w:sz="8" w:space="0" w:shadow="0" w:frame="0"/>
-              <w:left w:val="single" w:color="ffffff" w:sz="8" w:space="0" w:shadow="0" w:frame="0"/>
-              <w:bottom w:val="single" w:color="ffffff" w:sz="8" w:space="0" w:shadow="0" w:frame="0"/>
-              <w:right w:val="single" w:color="ffffff" w:sz="8" w:space="0" w:shadow="0" w:frame="0"/>
-            </w:tcBorders>
-            <w:shd w:val="clear" w:color="auto" w:fill="e7eaf4"/>
+            <w:tcW w:w="2387" w:type="dxa"/>
+            <w:tcBorders>
+              <w:top w:val="single" w:sz="8" w:space="0" w:color="FFFFFF"/>
+              <w:left w:val="single" w:sz="8" w:space="0" w:color="FFFFFF"/>
+              <w:bottom w:val="single" w:sz="8" w:space="0" w:color="FFFFFF"/>
+              <w:right w:val="single" w:sz="8" w:space="0" w:color="FFFFFF"/>
+            </w:tcBorders>
+            <w:shd w:val="clear" w:color="auto" w:fill="E7EAF4"/>
             <w:tcMar>
-              <w:top w:type="dxa" w:w="80"/>
-              <w:left w:type="dxa" w:w="80"/>
-              <w:bottom w:type="dxa" w:w="80"/>
-              <w:right w:type="dxa" w:w="80"/>
+              <w:top w:w="80" w:type="dxa"/>
+              <w:left w:w="80" w:type="dxa"/>
+              <w:bottom w:w="80" w:type="dxa"/>
+              <w:right w:w="80" w:type="dxa"/>
             </w:tcMar>
-            <w:vAlign w:val="top"/>
           </w:tcPr>
           <w:p>
             <w:pPr>
-              <w:pStyle w:val="Body B"/>
+              <w:pStyle w:val="Body"/>
               <w:tabs>
                 <w:tab w:val="left" w:pos="1440"/>
               </w:tabs>
-              <w:suppressAutoHyphens w:val="1"/>
+              <w:suppressAutoHyphens/>
               <w:outlineLvl w:val="0"/>
+              <w:rPr>
+                <w:rFonts w:hint="default"/>
+              </w:rPr>
             </w:pPr>
             <w:r>
               <w:rPr>
-                <w:sz w:val="22"/>
-                <w:szCs w:val="22"/>
-                <w:rtl w:val="0"/>
+                <w:rFonts w:eastAsia="Arial Unicode MS"/>
+                <w:sz w:val="22"/>
+                <w:szCs w:val="22"/>
                 <w:lang w:val="ja-JP" w:eastAsia="ja-JP"/>
               </w:rPr>
               <w:t>提示</w:t>
@@ -1328,99 +1485,118 @@
         </w:tc>
         <w:tc>
           <w:tcPr>
-            <w:tcW w:type="dxa" w:w="3270"/>
-            <w:tcBorders>
-              <w:top w:val="single" w:color="ffffff" w:sz="8" w:space="0" w:shadow="0" w:frame="0"/>
-              <w:left w:val="single" w:color="ffffff" w:sz="8" w:space="0" w:shadow="0" w:frame="0"/>
-              <w:bottom w:val="single" w:color="ffffff" w:sz="8" w:space="0" w:shadow="0" w:frame="0"/>
-              <w:right w:val="single" w:color="ffffff" w:sz="8" w:space="0" w:shadow="0" w:frame="0"/>
-            </w:tcBorders>
-            <w:shd w:val="clear" w:color="auto" w:fill="e7eaf4"/>
+            <w:tcW w:w="3270" w:type="dxa"/>
+            <w:tcBorders>
+              <w:top w:val="single" w:sz="8" w:space="0" w:color="FFFFFF"/>
+              <w:left w:val="single" w:sz="8" w:space="0" w:color="FFFFFF"/>
+              <w:bottom w:val="single" w:sz="8" w:space="0" w:color="FFFFFF"/>
+              <w:right w:val="single" w:sz="8" w:space="0" w:color="FFFFFF"/>
+            </w:tcBorders>
+            <w:shd w:val="clear" w:color="auto" w:fill="E7EAF4"/>
             <w:tcMar>
-              <w:top w:type="dxa" w:w="80"/>
-              <w:left w:type="dxa" w:w="80"/>
-              <w:bottom w:type="dxa" w:w="80"/>
-              <w:right w:type="dxa" w:w="80"/>
+              <w:top w:w="80" w:type="dxa"/>
+              <w:left w:w="80" w:type="dxa"/>
+              <w:bottom w:w="80" w:type="dxa"/>
+              <w:right w:w="80" w:type="dxa"/>
             </w:tcMar>
-            <w:vAlign w:val="top"/>
           </w:tcPr>
           <w:p>
             <w:pPr>
-              <w:pStyle w:val="Body B"/>
+              <w:pStyle w:val="Body"/>
               <w:tabs>
                 <w:tab w:val="left" w:pos="1440"/>
                 <w:tab w:val="left" w:pos="2880"/>
               </w:tabs>
-              <w:suppressAutoHyphens w:val="1"/>
+              <w:suppressAutoHyphens/>
               <w:outlineLvl w:val="0"/>
+              <w:rPr>
+                <w:rFonts w:hint="default"/>
+              </w:rPr>
             </w:pPr>
             <w:r>
               <w:rPr>
                 <w:rFonts w:ascii="Helvetica Neue" w:hAnsi="Helvetica Neue"/>
                 <w:sz w:val="22"/>
                 <w:szCs w:val="22"/>
-                <w:rtl w:val="0"/>
-                <w:lang w:val="en-US"/>
-              </w:rPr>
-              <w:t>{{tipStatus}}</w:t>
+                <w:lang w:val="en-US"/>
+              </w:rPr>
+              <w:t>{{</w:t>
+            </w:r>
+            <w:proofErr w:type="spellStart"/>
+            <w:r>
+              <w:rPr>
+                <w:rFonts w:ascii="Helvetica Neue" w:hAnsi="Helvetica Neue"/>
+                <w:sz w:val="22"/>
+                <w:szCs w:val="22"/>
+                <w:lang w:val="en-US"/>
+              </w:rPr>
+              <w:t>tipStatus</w:t>
+            </w:r>
+            <w:proofErr w:type="spellEnd"/>
+            <w:r>
+              <w:rPr>
+                <w:rFonts w:ascii="Helvetica Neue" w:hAnsi="Helvetica Neue"/>
+                <w:sz w:val="22"/>
+                <w:szCs w:val="22"/>
+                <w:lang w:val="en-US"/>
+              </w:rPr>
+              <w:t>}}</w:t>
             </w:r>
           </w:p>
         </w:tc>
       </w:tr>
       <w:tr>
-        <w:tblPrEx>
-          <w:shd w:val="clear" w:color="auto" w:fill="cdd4e9"/>
-        </w:tblPrEx>
         <w:trPr>
-          <w:trHeight w:val="389" w:hRule="atLeast"/>
+          <w:trHeight w:val="369"/>
         </w:trPr>
         <w:tc>
           <w:tcPr>
-            <w:tcW w:type="dxa" w:w="2827"/>
-            <w:vMerge w:val="continue"/>
-            <w:tcBorders>
-              <w:top w:val="single" w:color="ffffff" w:sz="8" w:space="0" w:shadow="0" w:frame="0"/>
-              <w:left w:val="single" w:color="ffffff" w:sz="8" w:space="0" w:shadow="0" w:frame="0"/>
-              <w:bottom w:val="single" w:color="ffffff" w:sz="8" w:space="0" w:shadow="0" w:frame="0"/>
-              <w:right w:val="single" w:color="ffffff" w:sz="8" w:space="0" w:shadow="0" w:frame="0"/>
-            </w:tcBorders>
-            <w:shd w:val="clear" w:color="auto" w:fill="e7eaf4"/>
+            <w:tcW w:w="2827" w:type="dxa"/>
+            <w:vMerge/>
+            <w:tcBorders>
+              <w:top w:val="single" w:sz="8" w:space="0" w:color="FFFFFF"/>
+              <w:left w:val="single" w:sz="8" w:space="0" w:color="FFFFFF"/>
+              <w:bottom w:val="single" w:sz="8" w:space="0" w:color="FFFFFF"/>
+              <w:right w:val="single" w:sz="8" w:space="0" w:color="FFFFFF"/>
+            </w:tcBorders>
+            <w:shd w:val="clear" w:color="auto" w:fill="E7EAF4"/>
           </w:tcPr>
           <w:p/>
         </w:tc>
         <w:tc>
           <w:tcPr>
-            <w:tcW w:type="dxa" w:w="2387"/>
-            <w:tcBorders>
-              <w:top w:val="single" w:color="ffffff" w:sz="8" w:space="0" w:shadow="0" w:frame="0"/>
-              <w:left w:val="single" w:color="ffffff" w:sz="8" w:space="0" w:shadow="0" w:frame="0"/>
-              <w:bottom w:val="single" w:color="ffffff" w:sz="8" w:space="0" w:shadow="0" w:frame="0"/>
-              <w:right w:val="single" w:color="ffffff" w:sz="8" w:space="0" w:shadow="0" w:frame="0"/>
-            </w:tcBorders>
-            <w:shd w:val="clear" w:color="auto" w:fill="cdd4e9"/>
+            <w:tcW w:w="2387" w:type="dxa"/>
+            <w:tcBorders>
+              <w:top w:val="single" w:sz="8" w:space="0" w:color="FFFFFF"/>
+              <w:left w:val="single" w:sz="8" w:space="0" w:color="FFFFFF"/>
+              <w:bottom w:val="single" w:sz="8" w:space="0" w:color="FFFFFF"/>
+              <w:right w:val="single" w:sz="8" w:space="0" w:color="FFFFFF"/>
+            </w:tcBorders>
+            <w:shd w:val="clear" w:color="auto" w:fill="CDD4E9"/>
             <w:tcMar>
-              <w:top w:type="dxa" w:w="80"/>
-              <w:left w:type="dxa" w:w="80"/>
-              <w:bottom w:type="dxa" w:w="80"/>
-              <w:right w:type="dxa" w:w="80"/>
+              <w:top w:w="80" w:type="dxa"/>
+              <w:left w:w="80" w:type="dxa"/>
+              <w:bottom w:w="80" w:type="dxa"/>
+              <w:right w:w="80" w:type="dxa"/>
             </w:tcMar>
-            <w:vAlign w:val="top"/>
           </w:tcPr>
           <w:p>
             <w:pPr>
-              <w:pStyle w:val="Body B"/>
+              <w:pStyle w:val="Body"/>
               <w:tabs>
                 <w:tab w:val="left" w:pos="1440"/>
               </w:tabs>
-              <w:suppressAutoHyphens w:val="1"/>
+              <w:suppressAutoHyphens/>
               <w:outlineLvl w:val="0"/>
+              <w:rPr>
+                <w:rFonts w:hint="default"/>
+              </w:rPr>
             </w:pPr>
             <w:r>
               <w:rPr>
-                <w:sz w:val="22"/>
-                <w:szCs w:val="22"/>
-                <w:rtl w:val="0"/>
-                <w:lang w:val="zh-TW" w:eastAsia="zh-TW"/>
+                <w:rFonts w:eastAsia="Arial Unicode MS"/>
+                <w:sz w:val="22"/>
+                <w:szCs w:val="22"/>
               </w:rPr>
               <w:t>探头漏电流检测结果</w:t>
             </w:r>
@@ -1428,112 +1604,130 @@
         </w:tc>
         <w:tc>
           <w:tcPr>
-            <w:tcW w:type="dxa" w:w="3270"/>
-            <w:tcBorders>
-              <w:top w:val="single" w:color="ffffff" w:sz="8" w:space="0" w:shadow="0" w:frame="0"/>
-              <w:left w:val="single" w:color="ffffff" w:sz="8" w:space="0" w:shadow="0" w:frame="0"/>
-              <w:bottom w:val="single" w:color="ffffff" w:sz="8" w:space="0" w:shadow="0" w:frame="0"/>
-              <w:right w:val="single" w:color="ffffff" w:sz="8" w:space="0" w:shadow="0" w:frame="0"/>
-            </w:tcBorders>
-            <w:shd w:val="clear" w:color="auto" w:fill="cdd4e9"/>
+            <w:tcW w:w="3270" w:type="dxa"/>
+            <w:tcBorders>
+              <w:top w:val="single" w:sz="8" w:space="0" w:color="FFFFFF"/>
+              <w:left w:val="single" w:sz="8" w:space="0" w:color="FFFFFF"/>
+              <w:bottom w:val="single" w:sz="8" w:space="0" w:color="FFFFFF"/>
+              <w:right w:val="single" w:sz="8" w:space="0" w:color="FFFFFF"/>
+            </w:tcBorders>
+            <w:shd w:val="clear" w:color="auto" w:fill="CDD4E9"/>
             <w:tcMar>
-              <w:top w:type="dxa" w:w="80"/>
-              <w:left w:type="dxa" w:w="80"/>
-              <w:bottom w:type="dxa" w:w="80"/>
-              <w:right w:type="dxa" w:w="80"/>
+              <w:top w:w="80" w:type="dxa"/>
+              <w:left w:w="80" w:type="dxa"/>
+              <w:bottom w:w="80" w:type="dxa"/>
+              <w:right w:w="80" w:type="dxa"/>
             </w:tcMar>
-            <w:vAlign w:val="top"/>
           </w:tcPr>
           <w:p>
             <w:pPr>
-              <w:pStyle w:val="Body B"/>
+              <w:pStyle w:val="Body"/>
               <w:tabs>
                 <w:tab w:val="left" w:pos="1440"/>
                 <w:tab w:val="left" w:pos="2880"/>
               </w:tabs>
-              <w:suppressAutoHyphens w:val="1"/>
+              <w:suppressAutoHyphens/>
               <w:outlineLvl w:val="0"/>
+              <w:rPr>
+                <w:rFonts w:hint="default"/>
+              </w:rPr>
             </w:pPr>
             <w:r>
               <w:rPr>
                 <w:rFonts w:ascii="Helvetica Neue" w:hAnsi="Helvetica Neue"/>
                 <w:sz w:val="22"/>
                 <w:szCs w:val="22"/>
-                <w:rtl w:val="0"/>
-                <w:lang w:val="en-US"/>
-              </w:rPr>
-              <w:t>{{electricLeakageStatus}}</w:t>
+                <w:lang w:val="en-US"/>
+              </w:rPr>
+              <w:t>{{</w:t>
+            </w:r>
+            <w:proofErr w:type="spellStart"/>
+            <w:r>
+              <w:rPr>
+                <w:rFonts w:ascii="Helvetica Neue" w:hAnsi="Helvetica Neue"/>
+                <w:sz w:val="22"/>
+                <w:szCs w:val="22"/>
+                <w:lang w:val="en-US"/>
+              </w:rPr>
+              <w:t>electricLeakageStatus</w:t>
+            </w:r>
+            <w:proofErr w:type="spellEnd"/>
+            <w:r>
+              <w:rPr>
+                <w:rFonts w:ascii="Helvetica Neue" w:hAnsi="Helvetica Neue"/>
+                <w:sz w:val="22"/>
+                <w:szCs w:val="22"/>
+                <w:lang w:val="en-US"/>
+              </w:rPr>
+              <w:t>}}</w:t>
             </w:r>
           </w:p>
         </w:tc>
       </w:tr>
       <w:tr>
-        <w:tblPrEx>
-          <w:shd w:val="clear" w:color="auto" w:fill="cdd4e9"/>
-        </w:tblPrEx>
         <w:trPr>
-          <w:trHeight w:val="389" w:hRule="atLeast"/>
+          <w:trHeight w:val="369"/>
         </w:trPr>
         <w:tc>
           <w:tcPr>
-            <w:tcW w:type="dxa" w:w="2827"/>
-            <w:vMerge w:val="continue"/>
-            <w:tcBorders>
-              <w:top w:val="single" w:color="ffffff" w:sz="8" w:space="0" w:shadow="0" w:frame="0"/>
-              <w:left w:val="single" w:color="ffffff" w:sz="8" w:space="0" w:shadow="0" w:frame="0"/>
-              <w:bottom w:val="single" w:color="ffffff" w:sz="8" w:space="0" w:shadow="0" w:frame="0"/>
-              <w:right w:val="single" w:color="ffffff" w:sz="8" w:space="0" w:shadow="0" w:frame="0"/>
-            </w:tcBorders>
-            <w:shd w:val="clear" w:color="auto" w:fill="e7eaf4"/>
+            <w:tcW w:w="2827" w:type="dxa"/>
+            <w:vMerge/>
+            <w:tcBorders>
+              <w:top w:val="single" w:sz="8" w:space="0" w:color="FFFFFF"/>
+              <w:left w:val="single" w:sz="8" w:space="0" w:color="FFFFFF"/>
+              <w:bottom w:val="single" w:sz="8" w:space="0" w:color="FFFFFF"/>
+              <w:right w:val="single" w:sz="8" w:space="0" w:color="FFFFFF"/>
+            </w:tcBorders>
+            <w:shd w:val="clear" w:color="auto" w:fill="E7EAF4"/>
           </w:tcPr>
           <w:p/>
         </w:tc>
         <w:tc>
           <w:tcPr>
-            <w:tcW w:type="dxa" w:w="5657"/>
+            <w:tcW w:w="5657" w:type="dxa"/>
             <w:gridSpan w:val="2"/>
             <w:tcBorders>
-              <w:top w:val="single" w:color="ffffff" w:sz="8" w:space="0" w:shadow="0" w:frame="0"/>
-              <w:left w:val="single" w:color="ffffff" w:sz="8" w:space="0" w:shadow="0" w:frame="0"/>
-              <w:bottom w:val="single" w:color="ffffff" w:sz="8" w:space="0" w:shadow="0" w:frame="0"/>
-              <w:right w:val="single" w:color="ffffff" w:sz="8" w:space="0" w:shadow="0" w:frame="0"/>
-            </w:tcBorders>
-            <w:shd w:val="clear" w:color="auto" w:fill="e7eaf4"/>
+              <w:top w:val="single" w:sz="8" w:space="0" w:color="FFFFFF"/>
+              <w:left w:val="single" w:sz="8" w:space="0" w:color="FFFFFF"/>
+              <w:bottom w:val="single" w:sz="8" w:space="0" w:color="FFFFFF"/>
+              <w:right w:val="single" w:sz="8" w:space="0" w:color="FFFFFF"/>
+            </w:tcBorders>
+            <w:shd w:val="clear" w:color="auto" w:fill="E7EAF4"/>
             <w:tcMar>
-              <w:top w:type="dxa" w:w="80"/>
-              <w:left w:type="dxa" w:w="80"/>
-              <w:bottom w:type="dxa" w:w="80"/>
-              <w:right w:type="dxa" w:w="80"/>
+              <w:top w:w="80" w:type="dxa"/>
+              <w:left w:w="80" w:type="dxa"/>
+              <w:bottom w:w="80" w:type="dxa"/>
+              <w:right w:w="80" w:type="dxa"/>
             </w:tcMar>
-            <w:vAlign w:val="top"/>
           </w:tcPr>
           <w:p>
             <w:pPr>
-              <w:pStyle w:val="Body B"/>
+              <w:pStyle w:val="Body"/>
               <w:tabs>
                 <w:tab w:val="left" w:pos="1440"/>
                 <w:tab w:val="left" w:pos="2880"/>
                 <w:tab w:val="left" w:pos="4320"/>
               </w:tabs>
-              <w:suppressAutoHyphens w:val="1"/>
+              <w:suppressAutoHyphens/>
               <w:outlineLvl w:val="0"/>
+              <w:rPr>
+                <w:rFonts w:hint="default"/>
+              </w:rPr>
             </w:pPr>
             <w:r>
               <w:rPr>
                 <w:rFonts w:ascii="Helvetica Neue" w:hAnsi="Helvetica Neue"/>
                 <w:sz w:val="22"/>
                 <w:szCs w:val="22"/>
-                <w:rtl w:val="0"/>
                 <w:lang w:val="en-US"/>
               </w:rPr>
               <w:t>FIRST CALL</w:t>
             </w:r>
             <w:r>
               <w:rPr>
-                <w:sz w:val="22"/>
-                <w:szCs w:val="22"/>
-                <w:rtl w:val="0"/>
-                <w:lang w:val="zh-TW" w:eastAsia="zh-TW"/>
+                <w:rFonts w:eastAsia="Arial Unicode MS"/>
+                <w:sz w:val="22"/>
+                <w:szCs w:val="22"/>
               </w:rPr>
               <w:t>检测</w:t>
             </w:r>
@@ -1541,59 +1735,57 @@
         </w:tc>
       </w:tr>
       <w:tr>
-        <w:tblPrEx>
-          <w:shd w:val="clear" w:color="auto" w:fill="cdd4e9"/>
-        </w:tblPrEx>
         <w:trPr>
-          <w:trHeight w:val="389" w:hRule="atLeast"/>
+          <w:trHeight w:val="369"/>
         </w:trPr>
         <w:tc>
           <w:tcPr>
-            <w:tcW w:type="dxa" w:w="2827"/>
-            <w:vMerge w:val="continue"/>
-            <w:tcBorders>
-              <w:top w:val="single" w:color="ffffff" w:sz="8" w:space="0" w:shadow="0" w:frame="0"/>
-              <w:left w:val="single" w:color="ffffff" w:sz="8" w:space="0" w:shadow="0" w:frame="0"/>
-              <w:bottom w:val="single" w:color="ffffff" w:sz="8" w:space="0" w:shadow="0" w:frame="0"/>
-              <w:right w:val="single" w:color="ffffff" w:sz="8" w:space="0" w:shadow="0" w:frame="0"/>
-            </w:tcBorders>
-            <w:shd w:val="clear" w:color="auto" w:fill="e7eaf4"/>
+            <w:tcW w:w="2827" w:type="dxa"/>
+            <w:vMerge/>
+            <w:tcBorders>
+              <w:top w:val="single" w:sz="8" w:space="0" w:color="FFFFFF"/>
+              <w:left w:val="single" w:sz="8" w:space="0" w:color="FFFFFF"/>
+              <w:bottom w:val="single" w:sz="8" w:space="0" w:color="FFFFFF"/>
+              <w:right w:val="single" w:sz="8" w:space="0" w:color="FFFFFF"/>
+            </w:tcBorders>
+            <w:shd w:val="clear" w:color="auto" w:fill="E7EAF4"/>
           </w:tcPr>
           <w:p/>
         </w:tc>
         <w:tc>
           <w:tcPr>
-            <w:tcW w:type="dxa" w:w="2387"/>
-            <w:tcBorders>
-              <w:top w:val="single" w:color="ffffff" w:sz="8" w:space="0" w:shadow="0" w:frame="0"/>
-              <w:left w:val="single" w:color="ffffff" w:sz="8" w:space="0" w:shadow="0" w:frame="0"/>
-              <w:bottom w:val="single" w:color="ffffff" w:sz="8" w:space="0" w:shadow="0" w:frame="0"/>
-              <w:right w:val="single" w:color="ffffff" w:sz="8" w:space="0" w:shadow="0" w:frame="0"/>
-            </w:tcBorders>
-            <w:shd w:val="clear" w:color="auto" w:fill="cdd4e9"/>
+            <w:tcW w:w="2387" w:type="dxa"/>
+            <w:tcBorders>
+              <w:top w:val="single" w:sz="8" w:space="0" w:color="FFFFFF"/>
+              <w:left w:val="single" w:sz="8" w:space="0" w:color="FFFFFF"/>
+              <w:bottom w:val="single" w:sz="8" w:space="0" w:color="FFFFFF"/>
+              <w:right w:val="single" w:sz="8" w:space="0" w:color="FFFFFF"/>
+            </w:tcBorders>
+            <w:shd w:val="clear" w:color="auto" w:fill="CDD4E9"/>
             <w:tcMar>
-              <w:top w:type="dxa" w:w="80"/>
-              <w:left w:type="dxa" w:w="80"/>
-              <w:bottom w:type="dxa" w:w="80"/>
-              <w:right w:type="dxa" w:w="80"/>
+              <w:top w:w="80" w:type="dxa"/>
+              <w:left w:w="80" w:type="dxa"/>
+              <w:bottom w:w="80" w:type="dxa"/>
+              <w:right w:w="80" w:type="dxa"/>
             </w:tcMar>
-            <w:vAlign w:val="top"/>
           </w:tcPr>
           <w:p>
             <w:pPr>
-              <w:pStyle w:val="Body B"/>
+              <w:pStyle w:val="Body"/>
               <w:tabs>
                 <w:tab w:val="left" w:pos="1440"/>
               </w:tabs>
-              <w:suppressAutoHyphens w:val="1"/>
+              <w:suppressAutoHyphens/>
               <w:outlineLvl w:val="0"/>
+              <w:rPr>
+                <w:rFonts w:hint="default"/>
+              </w:rPr>
             </w:pPr>
             <w:r>
               <w:rPr>
-                <w:sz w:val="22"/>
-                <w:szCs w:val="22"/>
-                <w:rtl w:val="0"/>
-                <w:lang w:val="zh-TW" w:eastAsia="zh-TW"/>
+                <w:rFonts w:eastAsia="Arial Unicode MS"/>
+                <w:sz w:val="22"/>
+                <w:szCs w:val="22"/>
               </w:rPr>
               <w:t>所见</w:t>
             </w:r>
@@ -1601,98 +1793,118 @@
         </w:tc>
         <w:tc>
           <w:tcPr>
-            <w:tcW w:type="dxa" w:w="3270"/>
-            <w:tcBorders>
-              <w:top w:val="single" w:color="ffffff" w:sz="8" w:space="0" w:shadow="0" w:frame="0"/>
-              <w:left w:val="single" w:color="ffffff" w:sz="8" w:space="0" w:shadow="0" w:frame="0"/>
-              <w:bottom w:val="single" w:color="ffffff" w:sz="8" w:space="0" w:shadow="0" w:frame="0"/>
-              <w:right w:val="single" w:color="ffffff" w:sz="8" w:space="0" w:shadow="0" w:frame="0"/>
-            </w:tcBorders>
-            <w:shd w:val="clear" w:color="auto" w:fill="cdd4e9"/>
+            <w:tcW w:w="3270" w:type="dxa"/>
+            <w:tcBorders>
+              <w:top w:val="single" w:sz="8" w:space="0" w:color="FFFFFF"/>
+              <w:left w:val="single" w:sz="8" w:space="0" w:color="FFFFFF"/>
+              <w:bottom w:val="single" w:sz="8" w:space="0" w:color="FFFFFF"/>
+              <w:right w:val="single" w:sz="8" w:space="0" w:color="FFFFFF"/>
+            </w:tcBorders>
+            <w:shd w:val="clear" w:color="auto" w:fill="CDD4E9"/>
             <w:tcMar>
-              <w:top w:type="dxa" w:w="80"/>
-              <w:left w:type="dxa" w:w="80"/>
-              <w:bottom w:type="dxa" w:w="80"/>
-              <w:right w:type="dxa" w:w="80"/>
+              <w:top w:w="80" w:type="dxa"/>
+              <w:left w:w="80" w:type="dxa"/>
+              <w:bottom w:w="80" w:type="dxa"/>
+              <w:right w:w="80" w:type="dxa"/>
             </w:tcMar>
-            <w:vAlign w:val="top"/>
           </w:tcPr>
           <w:p>
             <w:pPr>
-              <w:pStyle w:val="Body B"/>
+              <w:pStyle w:val="Body"/>
               <w:tabs>
                 <w:tab w:val="left" w:pos="1440"/>
                 <w:tab w:val="left" w:pos="2880"/>
               </w:tabs>
-              <w:suppressAutoHyphens w:val="1"/>
+              <w:suppressAutoHyphens/>
               <w:outlineLvl w:val="0"/>
+              <w:rPr>
+                <w:rFonts w:hint="default"/>
+              </w:rPr>
             </w:pPr>
             <w:r>
               <w:rPr>
                 <w:rFonts w:ascii="Helvetica Neue" w:hAnsi="Helvetica Neue"/>
                 <w:sz w:val="22"/>
                 <w:szCs w:val="22"/>
-                <w:rtl w:val="0"/>
-                <w:lang w:val="en-US"/>
-              </w:rPr>
-              <w:t>{{firstSeenStatus}}</w:t>
+                <w:lang w:val="en-US"/>
+              </w:rPr>
+              <w:t>{{</w:t>
+            </w:r>
+            <w:proofErr w:type="spellStart"/>
+            <w:r>
+              <w:rPr>
+                <w:rFonts w:ascii="Helvetica Neue" w:hAnsi="Helvetica Neue"/>
+                <w:sz w:val="22"/>
+                <w:szCs w:val="22"/>
+                <w:lang w:val="en-US"/>
+              </w:rPr>
+              <w:t>firstSeenStatus</w:t>
+            </w:r>
+            <w:proofErr w:type="spellEnd"/>
+            <w:r>
+              <w:rPr>
+                <w:rFonts w:ascii="Helvetica Neue" w:hAnsi="Helvetica Neue"/>
+                <w:sz w:val="22"/>
+                <w:szCs w:val="22"/>
+                <w:lang w:val="en-US"/>
+              </w:rPr>
+              <w:t>}}</w:t>
             </w:r>
           </w:p>
         </w:tc>
       </w:tr>
       <w:tr>
-        <w:tblPrEx>
-          <w:shd w:val="clear" w:color="auto" w:fill="cdd4e9"/>
-        </w:tblPrEx>
         <w:trPr>
-          <w:trHeight w:val="389" w:hRule="atLeast"/>
+          <w:trHeight w:val="369"/>
         </w:trPr>
         <w:tc>
           <w:tcPr>
-            <w:tcW w:type="dxa" w:w="2827"/>
-            <w:vMerge w:val="continue"/>
-            <w:tcBorders>
-              <w:top w:val="single" w:color="ffffff" w:sz="8" w:space="0" w:shadow="0" w:frame="0"/>
-              <w:left w:val="single" w:color="ffffff" w:sz="8" w:space="0" w:shadow="0" w:frame="0"/>
-              <w:bottom w:val="single" w:color="ffffff" w:sz="8" w:space="0" w:shadow="0" w:frame="0"/>
-              <w:right w:val="single" w:color="ffffff" w:sz="8" w:space="0" w:shadow="0" w:frame="0"/>
-            </w:tcBorders>
-            <w:shd w:val="clear" w:color="auto" w:fill="e7eaf4"/>
+            <w:tcW w:w="2827" w:type="dxa"/>
+            <w:vMerge/>
+            <w:tcBorders>
+              <w:top w:val="single" w:sz="8" w:space="0" w:color="FFFFFF"/>
+              <w:left w:val="single" w:sz="8" w:space="0" w:color="FFFFFF"/>
+              <w:bottom w:val="single" w:sz="8" w:space="0" w:color="FFFFFF"/>
+              <w:right w:val="single" w:sz="8" w:space="0" w:color="FFFFFF"/>
+            </w:tcBorders>
+            <w:shd w:val="clear" w:color="auto" w:fill="E7EAF4"/>
           </w:tcPr>
           <w:p/>
         </w:tc>
         <w:tc>
           <w:tcPr>
-            <w:tcW w:type="dxa" w:w="2387"/>
-            <w:tcBorders>
-              <w:top w:val="single" w:color="ffffff" w:sz="8" w:space="0" w:shadow="0" w:frame="0"/>
-              <w:left w:val="single" w:color="ffffff" w:sz="8" w:space="0" w:shadow="0" w:frame="0"/>
-              <w:bottom w:val="single" w:color="ffffff" w:sz="8" w:space="0" w:shadow="0" w:frame="0"/>
-              <w:right w:val="single" w:color="ffffff" w:sz="8" w:space="0" w:shadow="0" w:frame="0"/>
-            </w:tcBorders>
-            <w:shd w:val="clear" w:color="auto" w:fill="e7eaf4"/>
+            <w:tcW w:w="2387" w:type="dxa"/>
+            <w:tcBorders>
+              <w:top w:val="single" w:sz="8" w:space="0" w:color="FFFFFF"/>
+              <w:left w:val="single" w:sz="8" w:space="0" w:color="FFFFFF"/>
+              <w:bottom w:val="single" w:sz="8" w:space="0" w:color="FFFFFF"/>
+              <w:right w:val="single" w:sz="8" w:space="0" w:color="FFFFFF"/>
+            </w:tcBorders>
+            <w:shd w:val="clear" w:color="auto" w:fill="E7EAF4"/>
             <w:tcMar>
-              <w:top w:type="dxa" w:w="80"/>
-              <w:left w:type="dxa" w:w="80"/>
-              <w:bottom w:type="dxa" w:w="80"/>
-              <w:right w:type="dxa" w:w="80"/>
+              <w:top w:w="80" w:type="dxa"/>
+              <w:left w:w="80" w:type="dxa"/>
+              <w:bottom w:w="80" w:type="dxa"/>
+              <w:right w:w="80" w:type="dxa"/>
             </w:tcMar>
-            <w:vAlign w:val="top"/>
           </w:tcPr>
           <w:p>
             <w:pPr>
-              <w:pStyle w:val="Body B"/>
+              <w:pStyle w:val="Body"/>
               <w:tabs>
                 <w:tab w:val="left" w:pos="1440"/>
               </w:tabs>
-              <w:suppressAutoHyphens w:val="1"/>
+              <w:suppressAutoHyphens/>
               <w:outlineLvl w:val="0"/>
+              <w:rPr>
+                <w:rFonts w:hint="default"/>
+              </w:rPr>
             </w:pPr>
             <w:r>
               <w:rPr>
-                <w:sz w:val="22"/>
-                <w:szCs w:val="22"/>
-                <w:rtl w:val="0"/>
+                <w:rFonts w:eastAsia="Arial Unicode MS"/>
+                <w:sz w:val="22"/>
+                <w:szCs w:val="22"/>
                 <w:lang w:val="ja-JP" w:eastAsia="ja-JP"/>
               </w:rPr>
               <w:t>提示</w:t>
@@ -1701,102 +1913,121 @@
         </w:tc>
         <w:tc>
           <w:tcPr>
-            <w:tcW w:type="dxa" w:w="3270"/>
-            <w:tcBorders>
-              <w:top w:val="single" w:color="ffffff" w:sz="8" w:space="0" w:shadow="0" w:frame="0"/>
-              <w:left w:val="single" w:color="ffffff" w:sz="8" w:space="0" w:shadow="0" w:frame="0"/>
-              <w:bottom w:val="single" w:color="ffffff" w:sz="8" w:space="0" w:shadow="0" w:frame="0"/>
-              <w:right w:val="single" w:color="ffffff" w:sz="8" w:space="0" w:shadow="0" w:frame="0"/>
-            </w:tcBorders>
-            <w:shd w:val="clear" w:color="auto" w:fill="e7eaf4"/>
+            <w:tcW w:w="3270" w:type="dxa"/>
+            <w:tcBorders>
+              <w:top w:val="single" w:sz="8" w:space="0" w:color="FFFFFF"/>
+              <w:left w:val="single" w:sz="8" w:space="0" w:color="FFFFFF"/>
+              <w:bottom w:val="single" w:sz="8" w:space="0" w:color="FFFFFF"/>
+              <w:right w:val="single" w:sz="8" w:space="0" w:color="FFFFFF"/>
+            </w:tcBorders>
+            <w:shd w:val="clear" w:color="auto" w:fill="E7EAF4"/>
             <w:tcMar>
-              <w:top w:type="dxa" w:w="80"/>
-              <w:left w:type="dxa" w:w="80"/>
-              <w:bottom w:type="dxa" w:w="80"/>
-              <w:right w:type="dxa" w:w="80"/>
+              <w:top w:w="80" w:type="dxa"/>
+              <w:left w:w="80" w:type="dxa"/>
+              <w:bottom w:w="80" w:type="dxa"/>
+              <w:right w:w="80" w:type="dxa"/>
             </w:tcMar>
-            <w:vAlign w:val="top"/>
           </w:tcPr>
           <w:p>
             <w:pPr>
-              <w:pStyle w:val="Body B"/>
+              <w:pStyle w:val="Body"/>
               <w:tabs>
                 <w:tab w:val="left" w:pos="1440"/>
                 <w:tab w:val="left" w:pos="2880"/>
               </w:tabs>
-              <w:suppressAutoHyphens w:val="1"/>
+              <w:suppressAutoHyphens/>
               <w:outlineLvl w:val="0"/>
+              <w:rPr>
+                <w:rFonts w:hint="default"/>
+              </w:rPr>
             </w:pPr>
             <w:r>
               <w:rPr>
                 <w:rFonts w:ascii="Helvetica Neue" w:hAnsi="Helvetica Neue"/>
                 <w:sz w:val="22"/>
                 <w:szCs w:val="22"/>
-                <w:rtl w:val="0"/>
-                <w:lang w:val="en-US"/>
-              </w:rPr>
-              <w:t>{{firstTipStatus}}</w:t>
+                <w:lang w:val="en-US"/>
+              </w:rPr>
+              <w:t>{{</w:t>
+            </w:r>
+            <w:proofErr w:type="spellStart"/>
+            <w:r>
+              <w:rPr>
+                <w:rFonts w:ascii="Helvetica Neue" w:hAnsi="Helvetica Neue"/>
+                <w:sz w:val="22"/>
+                <w:szCs w:val="22"/>
+                <w:lang w:val="en-US"/>
+              </w:rPr>
+              <w:t>firstTipStatus</w:t>
+            </w:r>
+            <w:proofErr w:type="spellEnd"/>
+            <w:r>
+              <w:rPr>
+                <w:rFonts w:ascii="Helvetica Neue" w:hAnsi="Helvetica Neue"/>
+                <w:sz w:val="22"/>
+                <w:szCs w:val="22"/>
+                <w:lang w:val="en-US"/>
+              </w:rPr>
+              <w:t>}}</w:t>
             </w:r>
           </w:p>
         </w:tc>
       </w:tr>
       <w:tr>
-        <w:tblPrEx>
-          <w:shd w:val="clear" w:color="auto" w:fill="cdd4e9"/>
-        </w:tblPrEx>
         <w:trPr>
-          <w:trHeight w:val="389" w:hRule="atLeast"/>
+          <w:trHeight w:val="369"/>
         </w:trPr>
         <w:tc>
           <w:tcPr>
-            <w:tcW w:type="dxa" w:w="2827"/>
-            <w:vMerge w:val="continue"/>
-            <w:tcBorders>
-              <w:top w:val="single" w:color="ffffff" w:sz="8" w:space="0" w:shadow="0" w:frame="0"/>
-              <w:left w:val="single" w:color="ffffff" w:sz="8" w:space="0" w:shadow="0" w:frame="0"/>
-              <w:bottom w:val="single" w:color="ffffff" w:sz="8" w:space="0" w:shadow="0" w:frame="0"/>
-              <w:right w:val="single" w:color="ffffff" w:sz="8" w:space="0" w:shadow="0" w:frame="0"/>
-            </w:tcBorders>
-            <w:shd w:val="clear" w:color="auto" w:fill="e7eaf4"/>
+            <w:tcW w:w="2827" w:type="dxa"/>
+            <w:vMerge/>
+            <w:tcBorders>
+              <w:top w:val="single" w:sz="8" w:space="0" w:color="FFFFFF"/>
+              <w:left w:val="single" w:sz="8" w:space="0" w:color="FFFFFF"/>
+              <w:bottom w:val="single" w:sz="8" w:space="0" w:color="FFFFFF"/>
+              <w:right w:val="single" w:sz="8" w:space="0" w:color="FFFFFF"/>
+            </w:tcBorders>
+            <w:shd w:val="clear" w:color="auto" w:fill="E7EAF4"/>
           </w:tcPr>
           <w:p/>
         </w:tc>
         <w:tc>
           <w:tcPr>
-            <w:tcW w:type="dxa" w:w="5657"/>
+            <w:tcW w:w="5657" w:type="dxa"/>
             <w:gridSpan w:val="2"/>
             <w:tcBorders>
-              <w:top w:val="single" w:color="ffffff" w:sz="8" w:space="0" w:shadow="0" w:frame="0"/>
-              <w:left w:val="single" w:color="ffffff" w:sz="8" w:space="0" w:shadow="0" w:frame="0"/>
-              <w:bottom w:val="single" w:color="ffffff" w:sz="8" w:space="0" w:shadow="0" w:frame="0"/>
-              <w:right w:val="single" w:color="ffffff" w:sz="8" w:space="0" w:shadow="0" w:frame="0"/>
-            </w:tcBorders>
-            <w:shd w:val="clear" w:color="auto" w:fill="cdd4e9"/>
+              <w:top w:val="single" w:sz="8" w:space="0" w:color="FFFFFF"/>
+              <w:left w:val="single" w:sz="8" w:space="0" w:color="FFFFFF"/>
+              <w:bottom w:val="single" w:sz="8" w:space="0" w:color="FFFFFF"/>
+              <w:right w:val="single" w:sz="8" w:space="0" w:color="FFFFFF"/>
+            </w:tcBorders>
+            <w:shd w:val="clear" w:color="auto" w:fill="CDD4E9"/>
             <w:tcMar>
-              <w:top w:type="dxa" w:w="80"/>
-              <w:left w:type="dxa" w:w="80"/>
-              <w:bottom w:type="dxa" w:w="80"/>
-              <w:right w:type="dxa" w:w="80"/>
+              <w:top w:w="80" w:type="dxa"/>
+              <w:left w:w="80" w:type="dxa"/>
+              <w:bottom w:w="80" w:type="dxa"/>
+              <w:right w:w="80" w:type="dxa"/>
             </w:tcMar>
-            <w:vAlign w:val="top"/>
           </w:tcPr>
           <w:p>
             <w:pPr>
-              <w:pStyle w:val="Body B"/>
+              <w:pStyle w:val="Body"/>
               <w:tabs>
                 <w:tab w:val="left" w:pos="1440"/>
                 <w:tab w:val="left" w:pos="2880"/>
                 <w:tab w:val="left" w:pos="4320"/>
               </w:tabs>
-              <w:suppressAutoHyphens w:val="1"/>
+              <w:suppressAutoHyphens/>
               <w:outlineLvl w:val="0"/>
+              <w:rPr>
+                <w:rFonts w:hint="default"/>
+              </w:rPr>
             </w:pPr>
             <w:r>
               <w:rPr>
-                <w:sz w:val="22"/>
-                <w:szCs w:val="22"/>
-                <w:rtl w:val="0"/>
-                <w:lang w:val="zh-TW" w:eastAsia="zh-TW"/>
+                <w:rFonts w:eastAsia="Arial Unicode MS"/>
+                <w:sz w:val="22"/>
+                <w:szCs w:val="22"/>
               </w:rPr>
               <w:t>检测结果及建议</w:t>
             </w:r>
@@ -1804,59 +2035,57 @@
         </w:tc>
       </w:tr>
       <w:tr>
-        <w:tblPrEx>
-          <w:shd w:val="clear" w:color="auto" w:fill="cdd4e9"/>
-        </w:tblPrEx>
         <w:trPr>
-          <w:trHeight w:val="389" w:hRule="atLeast"/>
+          <w:trHeight w:val="369"/>
         </w:trPr>
         <w:tc>
           <w:tcPr>
-            <w:tcW w:type="dxa" w:w="2827"/>
-            <w:vMerge w:val="continue"/>
-            <w:tcBorders>
-              <w:top w:val="single" w:color="ffffff" w:sz="8" w:space="0" w:shadow="0" w:frame="0"/>
-              <w:left w:val="single" w:color="ffffff" w:sz="8" w:space="0" w:shadow="0" w:frame="0"/>
-              <w:bottom w:val="single" w:color="ffffff" w:sz="8" w:space="0" w:shadow="0" w:frame="0"/>
-              <w:right w:val="single" w:color="ffffff" w:sz="8" w:space="0" w:shadow="0" w:frame="0"/>
-            </w:tcBorders>
-            <w:shd w:val="clear" w:color="auto" w:fill="e7eaf4"/>
+            <w:tcW w:w="2827" w:type="dxa"/>
+            <w:vMerge/>
+            <w:tcBorders>
+              <w:top w:val="single" w:sz="8" w:space="0" w:color="FFFFFF"/>
+              <w:left w:val="single" w:sz="8" w:space="0" w:color="FFFFFF"/>
+              <w:bottom w:val="single" w:sz="8" w:space="0" w:color="FFFFFF"/>
+              <w:right w:val="single" w:sz="8" w:space="0" w:color="FFFFFF"/>
+            </w:tcBorders>
+            <w:shd w:val="clear" w:color="auto" w:fill="E7EAF4"/>
           </w:tcPr>
           <w:p/>
         </w:tc>
         <w:tc>
           <w:tcPr>
-            <w:tcW w:type="dxa" w:w="2387"/>
-            <w:tcBorders>
-              <w:top w:val="single" w:color="ffffff" w:sz="8" w:space="0" w:shadow="0" w:frame="0"/>
-              <w:left w:val="single" w:color="ffffff" w:sz="8" w:space="0" w:shadow="0" w:frame="0"/>
-              <w:bottom w:val="single" w:color="ffffff" w:sz="8" w:space="0" w:shadow="0" w:frame="0"/>
-              <w:right w:val="single" w:color="ffffff" w:sz="8" w:space="0" w:shadow="0" w:frame="0"/>
-            </w:tcBorders>
-            <w:shd w:val="clear" w:color="auto" w:fill="e7eaf4"/>
+            <w:tcW w:w="2387" w:type="dxa"/>
+            <w:tcBorders>
+              <w:top w:val="single" w:sz="8" w:space="0" w:color="FFFFFF"/>
+              <w:left w:val="single" w:sz="8" w:space="0" w:color="FFFFFF"/>
+              <w:bottom w:val="single" w:sz="8" w:space="0" w:color="FFFFFF"/>
+              <w:right w:val="single" w:sz="8" w:space="0" w:color="FFFFFF"/>
+            </w:tcBorders>
+            <w:shd w:val="clear" w:color="auto" w:fill="E7EAF4"/>
             <w:tcMar>
-              <w:top w:type="dxa" w:w="80"/>
-              <w:left w:type="dxa" w:w="80"/>
-              <w:bottom w:type="dxa" w:w="80"/>
-              <w:right w:type="dxa" w:w="80"/>
+              <w:top w:w="80" w:type="dxa"/>
+              <w:left w:w="80" w:type="dxa"/>
+              <w:bottom w:w="80" w:type="dxa"/>
+              <w:right w:w="80" w:type="dxa"/>
             </w:tcMar>
-            <w:vAlign w:val="top"/>
           </w:tcPr>
           <w:p>
             <w:pPr>
-              <w:pStyle w:val="Body B"/>
+              <w:pStyle w:val="Body"/>
               <w:tabs>
                 <w:tab w:val="left" w:pos="1440"/>
               </w:tabs>
-              <w:suppressAutoHyphens w:val="1"/>
+              <w:suppressAutoHyphens/>
               <w:outlineLvl w:val="0"/>
+              <w:rPr>
+                <w:rFonts w:hint="default"/>
+              </w:rPr>
             </w:pPr>
             <w:r>
               <w:rPr>
-                <w:sz w:val="22"/>
-                <w:szCs w:val="22"/>
-                <w:rtl w:val="0"/>
-                <w:lang w:val="zh-TW" w:eastAsia="zh-TW"/>
+                <w:rFonts w:eastAsia="Arial Unicode MS"/>
+                <w:sz w:val="22"/>
+                <w:szCs w:val="22"/>
               </w:rPr>
               <w:t>检测结果</w:t>
             </w:r>
@@ -1864,99 +2093,118 @@
         </w:tc>
         <w:tc>
           <w:tcPr>
-            <w:tcW w:type="dxa" w:w="3270"/>
-            <w:tcBorders>
-              <w:top w:val="single" w:color="ffffff" w:sz="8" w:space="0" w:shadow="0" w:frame="0"/>
-              <w:left w:val="single" w:color="ffffff" w:sz="8" w:space="0" w:shadow="0" w:frame="0"/>
-              <w:bottom w:val="single" w:color="ffffff" w:sz="8" w:space="0" w:shadow="0" w:frame="0"/>
-              <w:right w:val="single" w:color="ffffff" w:sz="8" w:space="0" w:shadow="0" w:frame="0"/>
-            </w:tcBorders>
-            <w:shd w:val="clear" w:color="auto" w:fill="e7eaf4"/>
+            <w:tcW w:w="3270" w:type="dxa"/>
+            <w:tcBorders>
+              <w:top w:val="single" w:sz="8" w:space="0" w:color="FFFFFF"/>
+              <w:left w:val="single" w:sz="8" w:space="0" w:color="FFFFFF"/>
+              <w:bottom w:val="single" w:sz="8" w:space="0" w:color="FFFFFF"/>
+              <w:right w:val="single" w:sz="8" w:space="0" w:color="FFFFFF"/>
+            </w:tcBorders>
+            <w:shd w:val="clear" w:color="auto" w:fill="E7EAF4"/>
             <w:tcMar>
-              <w:top w:type="dxa" w:w="80"/>
-              <w:left w:type="dxa" w:w="80"/>
-              <w:bottom w:type="dxa" w:w="80"/>
-              <w:right w:type="dxa" w:w="80"/>
+              <w:top w:w="80" w:type="dxa"/>
+              <w:left w:w="80" w:type="dxa"/>
+              <w:bottom w:w="80" w:type="dxa"/>
+              <w:right w:w="80" w:type="dxa"/>
             </w:tcMar>
-            <w:vAlign w:val="top"/>
           </w:tcPr>
           <w:p>
             <w:pPr>
-              <w:pStyle w:val="Body B"/>
+              <w:pStyle w:val="Body"/>
               <w:tabs>
                 <w:tab w:val="left" w:pos="1440"/>
                 <w:tab w:val="left" w:pos="2880"/>
               </w:tabs>
-              <w:suppressAutoHyphens w:val="1"/>
+              <w:suppressAutoHyphens/>
               <w:outlineLvl w:val="0"/>
+              <w:rPr>
+                <w:rFonts w:hint="default"/>
+              </w:rPr>
             </w:pPr>
             <w:r>
               <w:rPr>
                 <w:rFonts w:ascii="Helvetica Neue" w:hAnsi="Helvetica Neue"/>
                 <w:sz w:val="22"/>
                 <w:szCs w:val="22"/>
-                <w:rtl w:val="0"/>
-                <w:lang w:val="en-US"/>
-              </w:rPr>
-              <w:t>{{resultStatus}}</w:t>
+                <w:lang w:val="en-US"/>
+              </w:rPr>
+              <w:t>{{</w:t>
+            </w:r>
+            <w:proofErr w:type="spellStart"/>
+            <w:r>
+              <w:rPr>
+                <w:rFonts w:ascii="Helvetica Neue" w:hAnsi="Helvetica Neue"/>
+                <w:sz w:val="22"/>
+                <w:szCs w:val="22"/>
+                <w:lang w:val="en-US"/>
+              </w:rPr>
+              <w:t>resultStatus</w:t>
+            </w:r>
+            <w:proofErr w:type="spellEnd"/>
+            <w:r>
+              <w:rPr>
+                <w:rFonts w:ascii="Helvetica Neue" w:hAnsi="Helvetica Neue"/>
+                <w:sz w:val="22"/>
+                <w:szCs w:val="22"/>
+                <w:lang w:val="en-US"/>
+              </w:rPr>
+              <w:t>}}</w:t>
             </w:r>
           </w:p>
         </w:tc>
       </w:tr>
       <w:tr>
-        <w:tblPrEx>
-          <w:shd w:val="clear" w:color="auto" w:fill="cdd4e9"/>
-        </w:tblPrEx>
         <w:trPr>
-          <w:trHeight w:val="389" w:hRule="atLeast"/>
+          <w:trHeight w:val="369"/>
         </w:trPr>
         <w:tc>
           <w:tcPr>
-            <w:tcW w:type="dxa" w:w="2827"/>
-            <w:vMerge w:val="continue"/>
-            <w:tcBorders>
-              <w:top w:val="single" w:color="ffffff" w:sz="8" w:space="0" w:shadow="0" w:frame="0"/>
-              <w:left w:val="single" w:color="ffffff" w:sz="8" w:space="0" w:shadow="0" w:frame="0"/>
-              <w:bottom w:val="single" w:color="ffffff" w:sz="8" w:space="0" w:shadow="0" w:frame="0"/>
-              <w:right w:val="single" w:color="ffffff" w:sz="8" w:space="0" w:shadow="0" w:frame="0"/>
-            </w:tcBorders>
-            <w:shd w:val="clear" w:color="auto" w:fill="e7eaf4"/>
+            <w:tcW w:w="2827" w:type="dxa"/>
+            <w:vMerge/>
+            <w:tcBorders>
+              <w:top w:val="single" w:sz="8" w:space="0" w:color="FFFFFF"/>
+              <w:left w:val="single" w:sz="8" w:space="0" w:color="FFFFFF"/>
+              <w:bottom w:val="single" w:sz="8" w:space="0" w:color="FFFFFF"/>
+              <w:right w:val="single" w:sz="8" w:space="0" w:color="FFFFFF"/>
+            </w:tcBorders>
+            <w:shd w:val="clear" w:color="auto" w:fill="E7EAF4"/>
           </w:tcPr>
           <w:p/>
         </w:tc>
         <w:tc>
           <w:tcPr>
-            <w:tcW w:type="dxa" w:w="2387"/>
-            <w:tcBorders>
-              <w:top w:val="single" w:color="ffffff" w:sz="8" w:space="0" w:shadow="0" w:frame="0"/>
-              <w:left w:val="single" w:color="ffffff" w:sz="8" w:space="0" w:shadow="0" w:frame="0"/>
-              <w:bottom w:val="single" w:color="ffffff" w:sz="8" w:space="0" w:shadow="0" w:frame="0"/>
-              <w:right w:val="single" w:color="ffffff" w:sz="8" w:space="0" w:shadow="0" w:frame="0"/>
-            </w:tcBorders>
-            <w:shd w:val="clear" w:color="auto" w:fill="cdd4e9"/>
+            <w:tcW w:w="2387" w:type="dxa"/>
+            <w:tcBorders>
+              <w:top w:val="single" w:sz="8" w:space="0" w:color="FFFFFF"/>
+              <w:left w:val="single" w:sz="8" w:space="0" w:color="FFFFFF"/>
+              <w:bottom w:val="single" w:sz="8" w:space="0" w:color="FFFFFF"/>
+              <w:right w:val="single" w:sz="8" w:space="0" w:color="FFFFFF"/>
+            </w:tcBorders>
+            <w:shd w:val="clear" w:color="auto" w:fill="CDD4E9"/>
             <w:tcMar>
-              <w:top w:type="dxa" w:w="80"/>
-              <w:left w:type="dxa" w:w="80"/>
-              <w:bottom w:type="dxa" w:w="80"/>
-              <w:right w:type="dxa" w:w="80"/>
+              <w:top w:w="80" w:type="dxa"/>
+              <w:left w:w="80" w:type="dxa"/>
+              <w:bottom w:w="80" w:type="dxa"/>
+              <w:right w:w="80" w:type="dxa"/>
             </w:tcMar>
-            <w:vAlign w:val="top"/>
           </w:tcPr>
           <w:p>
             <w:pPr>
-              <w:pStyle w:val="Body B"/>
+              <w:pStyle w:val="Body"/>
               <w:tabs>
                 <w:tab w:val="left" w:pos="1440"/>
               </w:tabs>
-              <w:suppressAutoHyphens w:val="1"/>
+              <w:suppressAutoHyphens/>
               <w:outlineLvl w:val="0"/>
+              <w:rPr>
+                <w:rFonts w:hint="default"/>
+              </w:rPr>
             </w:pPr>
             <w:r>
               <w:rPr>
-                <w:sz w:val="22"/>
-                <w:szCs w:val="22"/>
-                <w:rtl w:val="0"/>
-                <w:lang w:val="zh-TW" w:eastAsia="zh-TW"/>
+                <w:rFonts w:eastAsia="Arial Unicode MS"/>
+                <w:sz w:val="22"/>
+                <w:szCs w:val="22"/>
               </w:rPr>
               <w:t>建议</w:t>
             </w:r>
@@ -1964,102 +2212,121 @@
         </w:tc>
         <w:tc>
           <w:tcPr>
-            <w:tcW w:type="dxa" w:w="3270"/>
-            <w:tcBorders>
-              <w:top w:val="single" w:color="ffffff" w:sz="8" w:space="0" w:shadow="0" w:frame="0"/>
-              <w:left w:val="single" w:color="ffffff" w:sz="8" w:space="0" w:shadow="0" w:frame="0"/>
-              <w:bottom w:val="single" w:color="ffffff" w:sz="8" w:space="0" w:shadow="0" w:frame="0"/>
-              <w:right w:val="single" w:color="ffffff" w:sz="8" w:space="0" w:shadow="0" w:frame="0"/>
-            </w:tcBorders>
-            <w:shd w:val="clear" w:color="auto" w:fill="cdd4e9"/>
+            <w:tcW w:w="3270" w:type="dxa"/>
+            <w:tcBorders>
+              <w:top w:val="single" w:sz="8" w:space="0" w:color="FFFFFF"/>
+              <w:left w:val="single" w:sz="8" w:space="0" w:color="FFFFFF"/>
+              <w:bottom w:val="single" w:sz="8" w:space="0" w:color="FFFFFF"/>
+              <w:right w:val="single" w:sz="8" w:space="0" w:color="FFFFFF"/>
+            </w:tcBorders>
+            <w:shd w:val="clear" w:color="auto" w:fill="CDD4E9"/>
             <w:tcMar>
-              <w:top w:type="dxa" w:w="80"/>
-              <w:left w:type="dxa" w:w="80"/>
-              <w:bottom w:type="dxa" w:w="80"/>
-              <w:right w:type="dxa" w:w="80"/>
+              <w:top w:w="80" w:type="dxa"/>
+              <w:left w:w="80" w:type="dxa"/>
+              <w:bottom w:w="80" w:type="dxa"/>
+              <w:right w:w="80" w:type="dxa"/>
             </w:tcMar>
-            <w:vAlign w:val="top"/>
           </w:tcPr>
           <w:p>
             <w:pPr>
-              <w:pStyle w:val="Body B"/>
+              <w:pStyle w:val="Body"/>
               <w:tabs>
                 <w:tab w:val="left" w:pos="1440"/>
                 <w:tab w:val="left" w:pos="2880"/>
               </w:tabs>
-              <w:suppressAutoHyphens w:val="1"/>
+              <w:suppressAutoHyphens/>
               <w:outlineLvl w:val="0"/>
+              <w:rPr>
+                <w:rFonts w:hint="default"/>
+              </w:rPr>
             </w:pPr>
             <w:r>
               <w:rPr>
                 <w:rFonts w:ascii="Helvetica Neue" w:hAnsi="Helvetica Neue"/>
                 <w:sz w:val="22"/>
                 <w:szCs w:val="22"/>
-                <w:rtl w:val="0"/>
-                <w:lang w:val="en-US"/>
-              </w:rPr>
-              <w:t>{{recommandStatus}}</w:t>
+                <w:lang w:val="en-US"/>
+              </w:rPr>
+              <w:t>{{</w:t>
+            </w:r>
+            <w:proofErr w:type="spellStart"/>
+            <w:r>
+              <w:rPr>
+                <w:rFonts w:ascii="Helvetica Neue" w:hAnsi="Helvetica Neue"/>
+                <w:sz w:val="22"/>
+                <w:szCs w:val="22"/>
+                <w:lang w:val="en-US"/>
+              </w:rPr>
+              <w:t>recommandStatus</w:t>
+            </w:r>
+            <w:proofErr w:type="spellEnd"/>
+            <w:r>
+              <w:rPr>
+                <w:rFonts w:ascii="Helvetica Neue" w:hAnsi="Helvetica Neue"/>
+                <w:sz w:val="22"/>
+                <w:szCs w:val="22"/>
+                <w:lang w:val="en-US"/>
+              </w:rPr>
+              <w:t>}}</w:t>
             </w:r>
           </w:p>
         </w:tc>
       </w:tr>
       <w:tr>
-        <w:tblPrEx>
-          <w:shd w:val="clear" w:color="auto" w:fill="cdd4e9"/>
-        </w:tblPrEx>
         <w:trPr>
-          <w:trHeight w:val="389" w:hRule="atLeast"/>
+          <w:trHeight w:val="369"/>
         </w:trPr>
         <w:tc>
           <w:tcPr>
-            <w:tcW w:type="dxa" w:w="2827"/>
-            <w:vMerge w:val="continue"/>
-            <w:tcBorders>
-              <w:top w:val="single" w:color="ffffff" w:sz="8" w:space="0" w:shadow="0" w:frame="0"/>
-              <w:left w:val="single" w:color="ffffff" w:sz="8" w:space="0" w:shadow="0" w:frame="0"/>
-              <w:bottom w:val="single" w:color="ffffff" w:sz="8" w:space="0" w:shadow="0" w:frame="0"/>
-              <w:right w:val="single" w:color="ffffff" w:sz="8" w:space="0" w:shadow="0" w:frame="0"/>
-            </w:tcBorders>
-            <w:shd w:val="clear" w:color="auto" w:fill="e7eaf4"/>
+            <w:tcW w:w="2827" w:type="dxa"/>
+            <w:vMerge/>
+            <w:tcBorders>
+              <w:top w:val="single" w:sz="8" w:space="0" w:color="FFFFFF"/>
+              <w:left w:val="single" w:sz="8" w:space="0" w:color="FFFFFF"/>
+              <w:bottom w:val="single" w:sz="8" w:space="0" w:color="FFFFFF"/>
+              <w:right w:val="single" w:sz="8" w:space="0" w:color="FFFFFF"/>
+            </w:tcBorders>
+            <w:shd w:val="clear" w:color="auto" w:fill="E7EAF4"/>
           </w:tcPr>
           <w:p/>
         </w:tc>
         <w:tc>
           <w:tcPr>
-            <w:tcW w:type="dxa" w:w="5657"/>
+            <w:tcW w:w="5657" w:type="dxa"/>
             <w:gridSpan w:val="2"/>
             <w:tcBorders>
-              <w:top w:val="single" w:color="ffffff" w:sz="8" w:space="0" w:shadow="0" w:frame="0"/>
-              <w:left w:val="single" w:color="ffffff" w:sz="8" w:space="0" w:shadow="0" w:frame="0"/>
-              <w:bottom w:val="single" w:color="ffffff" w:sz="8" w:space="0" w:shadow="0" w:frame="0"/>
-              <w:right w:val="single" w:color="ffffff" w:sz="8" w:space="0" w:shadow="0" w:frame="0"/>
-            </w:tcBorders>
-            <w:shd w:val="clear" w:color="auto" w:fill="e7eaf4"/>
+              <w:top w:val="single" w:sz="8" w:space="0" w:color="FFFFFF"/>
+              <w:left w:val="single" w:sz="8" w:space="0" w:color="FFFFFF"/>
+              <w:bottom w:val="single" w:sz="8" w:space="0" w:color="FFFFFF"/>
+              <w:right w:val="single" w:sz="8" w:space="0" w:color="FFFFFF"/>
+            </w:tcBorders>
+            <w:shd w:val="clear" w:color="auto" w:fill="E7EAF4"/>
             <w:tcMar>
-              <w:top w:type="dxa" w:w="80"/>
-              <w:left w:type="dxa" w:w="80"/>
-              <w:bottom w:type="dxa" w:w="80"/>
-              <w:right w:type="dxa" w:w="80"/>
+              <w:top w:w="80" w:type="dxa"/>
+              <w:left w:w="80" w:type="dxa"/>
+              <w:bottom w:w="80" w:type="dxa"/>
+              <w:right w:w="80" w:type="dxa"/>
             </w:tcMar>
-            <w:vAlign w:val="top"/>
           </w:tcPr>
           <w:p>
             <w:pPr>
-              <w:pStyle w:val="Body B"/>
+              <w:pStyle w:val="Body"/>
               <w:tabs>
                 <w:tab w:val="left" w:pos="1440"/>
                 <w:tab w:val="left" w:pos="2880"/>
                 <w:tab w:val="left" w:pos="4320"/>
               </w:tabs>
-              <w:suppressAutoHyphens w:val="1"/>
+              <w:suppressAutoHyphens/>
               <w:outlineLvl w:val="0"/>
+              <w:rPr>
+                <w:rFonts w:hint="default"/>
+              </w:rPr>
             </w:pPr>
             <w:r>
               <w:rPr>
-                <w:sz w:val="22"/>
-                <w:szCs w:val="22"/>
-                <w:rtl w:val="0"/>
-                <w:lang w:val="zh-TW" w:eastAsia="zh-TW"/>
+                <w:rFonts w:eastAsia="Arial Unicode MS"/>
+                <w:sz w:val="22"/>
+                <w:szCs w:val="22"/>
               </w:rPr>
               <w:t>备注</w:t>
             </w:r>
@@ -2067,62 +2334,60 @@
         </w:tc>
       </w:tr>
       <w:tr>
-        <w:tblPrEx>
-          <w:shd w:val="clear" w:color="auto" w:fill="cdd4e9"/>
-        </w:tblPrEx>
         <w:trPr>
-          <w:trHeight w:val="368" w:hRule="atLeast"/>
+          <w:trHeight w:val="348"/>
         </w:trPr>
         <w:tc>
           <w:tcPr>
-            <w:tcW w:type="dxa" w:w="2827"/>
-            <w:vMerge w:val="continue"/>
-            <w:tcBorders>
-              <w:top w:val="single" w:color="ffffff" w:sz="8" w:space="0" w:shadow="0" w:frame="0"/>
-              <w:left w:val="single" w:color="ffffff" w:sz="8" w:space="0" w:shadow="0" w:frame="0"/>
-              <w:bottom w:val="single" w:color="ffffff" w:sz="8" w:space="0" w:shadow="0" w:frame="0"/>
-              <w:right w:val="single" w:color="ffffff" w:sz="8" w:space="0" w:shadow="0" w:frame="0"/>
-            </w:tcBorders>
-            <w:shd w:val="clear" w:color="auto" w:fill="e7eaf4"/>
+            <w:tcW w:w="2827" w:type="dxa"/>
+            <w:vMerge/>
+            <w:tcBorders>
+              <w:top w:val="single" w:sz="8" w:space="0" w:color="FFFFFF"/>
+              <w:left w:val="single" w:sz="8" w:space="0" w:color="FFFFFF"/>
+              <w:bottom w:val="single" w:sz="8" w:space="0" w:color="FFFFFF"/>
+              <w:right w:val="single" w:sz="8" w:space="0" w:color="FFFFFF"/>
+            </w:tcBorders>
+            <w:shd w:val="clear" w:color="auto" w:fill="E7EAF4"/>
           </w:tcPr>
           <w:p/>
         </w:tc>
         <w:tc>
           <w:tcPr>
-            <w:tcW w:type="dxa" w:w="5657"/>
+            <w:tcW w:w="5657" w:type="dxa"/>
             <w:gridSpan w:val="2"/>
             <w:tcBorders>
-              <w:top w:val="single" w:color="ffffff" w:sz="8" w:space="0" w:shadow="0" w:frame="0"/>
-              <w:left w:val="single" w:color="ffffff" w:sz="8" w:space="0" w:shadow="0" w:frame="0"/>
-              <w:bottom w:val="single" w:color="ffffff" w:sz="8" w:space="0" w:shadow="0" w:frame="0"/>
-              <w:right w:val="single" w:color="ffffff" w:sz="8" w:space="0" w:shadow="0" w:frame="0"/>
-            </w:tcBorders>
-            <w:shd w:val="clear" w:color="auto" w:fill="cdd4e9"/>
+              <w:top w:val="single" w:sz="8" w:space="0" w:color="FFFFFF"/>
+              <w:left w:val="single" w:sz="8" w:space="0" w:color="FFFFFF"/>
+              <w:bottom w:val="single" w:sz="8" w:space="0" w:color="FFFFFF"/>
+              <w:right w:val="single" w:sz="8" w:space="0" w:color="FFFFFF"/>
+            </w:tcBorders>
+            <w:shd w:val="clear" w:color="auto" w:fill="CDD4E9"/>
             <w:tcMar>
-              <w:top w:type="dxa" w:w="80"/>
-              <w:left w:type="dxa" w:w="80"/>
-              <w:bottom w:type="dxa" w:w="80"/>
-              <w:right w:type="dxa" w:w="80"/>
+              <w:top w:w="80" w:type="dxa"/>
+              <w:left w:w="80" w:type="dxa"/>
+              <w:bottom w:w="80" w:type="dxa"/>
+              <w:right w:w="80" w:type="dxa"/>
             </w:tcMar>
-            <w:vAlign w:val="top"/>
           </w:tcPr>
           <w:p>
             <w:pPr>
-              <w:pStyle w:val="Body B"/>
+              <w:pStyle w:val="Body"/>
               <w:tabs>
                 <w:tab w:val="left" w:pos="1440"/>
                 <w:tab w:val="left" w:pos="2880"/>
                 <w:tab w:val="left" w:pos="4320"/>
               </w:tabs>
-              <w:suppressAutoHyphens w:val="1"/>
+              <w:suppressAutoHyphens/>
               <w:outlineLvl w:val="0"/>
+              <w:rPr>
+                <w:rFonts w:hint="default"/>
+              </w:rPr>
             </w:pPr>
             <w:r>
               <w:rPr>
                 <w:rFonts w:ascii="Helvetica Neue" w:hAnsi="Helvetica Neue"/>
                 <w:sz w:val="22"/>
                 <w:szCs w:val="22"/>
-                <w:rtl w:val="0"/>
                 <w:lang w:val="en-US"/>
               </w:rPr>
               <w:t>{{comment}}</w:t>
@@ -2133,29 +2398,30 @@
     </w:tbl>
     <w:p>
       <w:pPr>
-        <w:pStyle w:val="Body A"/>
+        <w:pStyle w:val="BodyA"/>
         <w:ind w:left="108" w:hanging="108"/>
       </w:pPr>
       <w:r>
+        <w:rPr>
+          <w:noProof/>
+        </w:rPr>
         <w:drawing>
-          <wp:inline distT="0" distB="0" distL="0" distR="0">
-            <wp:extent cx="5270501" cy="937948"/>
+          <wp:inline distT="0" distB="0" distL="0" distR="0" wp14:anchorId="030C5D19" wp14:editId="6DB02223">
+            <wp:extent cx="5505450" cy="979760"/>
             <wp:effectExtent l="0" t="0" r="0" b="0"/>
-            <wp:docPr id="1073741827" name="officeArt object"/>
-            <wp:cNvGraphicFramePr/>
+            <wp:docPr id="1" name="Picture 1"/>
+            <wp:cNvGraphicFramePr>
+              <a:graphicFrameLocks xmlns:a="http://schemas.openxmlformats.org/drawingml/2006/main" noChangeAspect="1"/>
+            </wp:cNvGraphicFramePr>
             <a:graphic xmlns:a="http://schemas.openxmlformats.org/drawingml/2006/main">
               <a:graphicData uri="http://schemas.openxmlformats.org/drawingml/2006/picture">
                 <pic:pic xmlns:pic="http://schemas.openxmlformats.org/drawingml/2006/picture">
                   <pic:nvPicPr>
-                    <pic:cNvPr id="1073741827" name="image2.png"/>
-                    <pic:cNvPicPr>
-                      <a:picLocks noChangeAspect="1"/>
-                    </pic:cNvPicPr>
+                    <pic:cNvPr id="1" name=""/>
+                    <pic:cNvPicPr/>
                   </pic:nvPicPr>
                   <pic:blipFill>
-                    <a:blip r:embed="rId5">
-                      <a:extLst/>
-                    </a:blip>
+                    <a:blip r:embed="rId7"/>
                     <a:stretch>
                       <a:fillRect/>
                     </a:stretch>
@@ -2163,16 +2429,11 @@
                   <pic:spPr>
                     <a:xfrm>
                       <a:off x="0" y="0"/>
-                      <a:ext cx="5270501" cy="937948"/>
+                      <a:ext cx="5571459" cy="991507"/>
                     </a:xfrm>
                     <a:prstGeom prst="rect">
                       <a:avLst/>
                     </a:prstGeom>
-                    <a:ln w="12700" cap="flat">
-                      <a:noFill/>
-                      <a:miter lim="400000"/>
-                    </a:ln>
-                    <a:effectLst/>
                   </pic:spPr>
                 </pic:pic>
               </a:graphicData>
@@ -2181,25 +2442,27 @@
         </w:drawing>
       </w:r>
       <w:r>
+        <w:rPr>
+          <w:noProof/>
+        </w:rPr>
+        <w:lastRenderedPageBreak/>
         <w:drawing>
-          <wp:inline distT="0" distB="0" distL="0" distR="0">
+          <wp:inline distT="0" distB="0" distL="0" distR="0" wp14:anchorId="0CCFF385" wp14:editId="20BDDF21">
             <wp:extent cx="5270500" cy="937383"/>
-            <wp:effectExtent l="0" t="0" r="0" b="0"/>
-            <wp:docPr id="1073741828" name="officeArt object"/>
-            <wp:cNvGraphicFramePr/>
+            <wp:effectExtent l="0" t="0" r="6350" b="0"/>
+            <wp:docPr id="2" name="Picture 2"/>
+            <wp:cNvGraphicFramePr>
+              <a:graphicFrameLocks xmlns:a="http://schemas.openxmlformats.org/drawingml/2006/main" noChangeAspect="1"/>
+            </wp:cNvGraphicFramePr>
             <a:graphic xmlns:a="http://schemas.openxmlformats.org/drawingml/2006/main">
               <a:graphicData uri="http://schemas.openxmlformats.org/drawingml/2006/picture">
                 <pic:pic xmlns:pic="http://schemas.openxmlformats.org/drawingml/2006/picture">
                   <pic:nvPicPr>
-                    <pic:cNvPr id="1073741828" name="image2.png"/>
-                    <pic:cNvPicPr>
-                      <a:picLocks noChangeAspect="1"/>
-                    </pic:cNvPicPr>
+                    <pic:cNvPr id="1" name=""/>
+                    <pic:cNvPicPr/>
                   </pic:nvPicPr>
                   <pic:blipFill>
-                    <a:blip r:embed="rId5">
-                      <a:extLst/>
-                    </a:blip>
+                    <a:blip r:embed="rId7"/>
                     <a:stretch>
                       <a:fillRect/>
                     </a:stretch>
@@ -2212,11 +2475,6 @@
                     <a:prstGeom prst="rect">
                       <a:avLst/>
                     </a:prstGeom>
-                    <a:ln w="12700" cap="flat">
-                      <a:noFill/>
-                      <a:miter lim="400000"/>
-                    </a:ln>
-                    <a:effectLst/>
                   </pic:spPr>
                 </pic:pic>
               </a:graphicData>
@@ -2227,271 +2485,316 @@
     </w:p>
     <w:p>
       <w:pPr>
-        <w:pStyle w:val="Body A"/>
+        <w:pStyle w:val="BodyA"/>
         <w:jc w:val="center"/>
         <w:rPr>
-          <w:rFonts w:ascii="宋体" w:cs="宋体" w:hAnsi="宋体" w:eastAsia="宋体"/>
-          <w:lang w:val="zh-TW" w:eastAsia="zh-TW"/>
+          <w:rFonts w:eastAsia="宋体" w:hint="eastAsia"/>
+          <w:lang w:val="zh-CN"/>
         </w:rPr>
       </w:pPr>
       <w:r>
         <w:rPr>
-          <w:rtl w:val="0"/>
-          <w:lang w:val="zh-TW" w:eastAsia="zh-TW"/>
+          <w:lang w:val="zh-CN"/>
         </w:rPr>
         <w:t>{{@pictureTail}}</w:t>
       </w:r>
     </w:p>
     <w:p>
       <w:pPr>
-        <w:pStyle w:val="Body A"/>
+        <w:pStyle w:val="BodyA"/>
         <w:rPr>
-          <w:rFonts w:ascii="宋体" w:cs="宋体" w:hAnsi="宋体" w:eastAsia="宋体"/>
-          <w:lang w:val="zh-TW" w:eastAsia="zh-TW"/>
+          <w:rFonts w:eastAsia="宋体" w:hint="eastAsia"/>
+          <w:lang w:val="zh-CN"/>
         </w:rPr>
       </w:pPr>
     </w:p>
     <w:p>
       <w:pPr>
-        <w:pStyle w:val="Body A"/>
+        <w:pStyle w:val="BodyA"/>
         <w:rPr>
-          <w:rFonts w:ascii="宋体" w:cs="宋体" w:hAnsi="宋体" w:eastAsia="宋体"/>
-          <w:lang w:val="zh-TW" w:eastAsia="zh-TW"/>
+          <w:rFonts w:eastAsia="宋体" w:hint="eastAsia"/>
+          <w:lang w:val="zh-CN"/>
         </w:rPr>
       </w:pPr>
     </w:p>
     <w:p>
       <w:pPr>
-        <w:pStyle w:val="Body A"/>
+        <w:pStyle w:val="BodyA"/>
         <w:rPr>
-          <w:rFonts w:ascii="宋体" w:cs="宋体" w:hAnsi="宋体" w:eastAsia="宋体"/>
-          <w:lang w:val="zh-TW" w:eastAsia="zh-TW"/>
+          <w:rFonts w:eastAsia="宋体" w:hint="eastAsia"/>
+          <w:lang w:val="zh-CN"/>
         </w:rPr>
       </w:pPr>
     </w:p>
     <w:p>
       <w:pPr>
-        <w:pStyle w:val="Body A"/>
+        <w:pStyle w:val="BodyA"/>
         <w:rPr>
-          <w:rFonts w:ascii="宋体" w:cs="宋体" w:hAnsi="宋体" w:eastAsia="宋体"/>
-          <w:lang w:val="zh-TW" w:eastAsia="zh-TW"/>
+          <w:rFonts w:eastAsia="宋体" w:hint="eastAsia"/>
+          <w:lang w:val="zh-CN"/>
         </w:rPr>
       </w:pPr>
     </w:p>
     <w:p>
       <w:pPr>
-        <w:pStyle w:val="Body A"/>
+        <w:pStyle w:val="BodyA"/>
         <w:rPr>
-          <w:rFonts w:ascii="宋体" w:cs="宋体" w:hAnsi="宋体" w:eastAsia="宋体"/>
-          <w:lang w:val="zh-TW" w:eastAsia="zh-TW"/>
+          <w:rFonts w:eastAsia="宋体" w:hint="eastAsia"/>
+          <w:lang w:val="zh-CN"/>
         </w:rPr>
       </w:pPr>
     </w:p>
     <w:p>
       <w:pPr>
-        <w:pStyle w:val="Body A"/>
+        <w:pStyle w:val="BodyA"/>
         <w:rPr>
-          <w:rFonts w:ascii="宋体" w:cs="宋体" w:hAnsi="宋体" w:eastAsia="宋体"/>
-          <w:lang w:val="zh-TW" w:eastAsia="zh-TW"/>
+          <w:rFonts w:eastAsia="宋体" w:hint="eastAsia"/>
+          <w:lang w:val="zh-CN"/>
         </w:rPr>
       </w:pPr>
     </w:p>
     <w:p>
       <w:pPr>
-        <w:pStyle w:val="Body A"/>
+        <w:pStyle w:val="BodyA"/>
         <w:rPr>
-          <w:rFonts w:ascii="宋体" w:cs="宋体" w:hAnsi="宋体" w:eastAsia="宋体"/>
-          <w:lang w:val="zh-TW" w:eastAsia="zh-TW"/>
+          <w:rFonts w:eastAsia="宋体" w:hint="eastAsia"/>
+          <w:lang w:val="zh-CN"/>
         </w:rPr>
       </w:pPr>
     </w:p>
     <w:p>
       <w:pPr>
-        <w:pStyle w:val="Body A"/>
+        <w:pStyle w:val="BodyA"/>
         <w:rPr>
-          <w:rFonts w:ascii="宋体" w:cs="宋体" w:hAnsi="宋体" w:eastAsia="宋体"/>
-          <w:lang w:val="zh-TW" w:eastAsia="zh-TW"/>
+          <w:rFonts w:eastAsia="宋体" w:hint="eastAsia"/>
+          <w:lang w:val="zh-CN"/>
         </w:rPr>
       </w:pPr>
     </w:p>
     <w:p>
       <w:pPr>
-        <w:pStyle w:val="Body A"/>
+        <w:pStyle w:val="BodyA"/>
         <w:rPr>
-          <w:rFonts w:ascii="宋体" w:cs="宋体" w:hAnsi="宋体" w:eastAsia="宋体"/>
-          <w:lang w:val="zh-TW" w:eastAsia="zh-TW"/>
+          <w:rFonts w:eastAsia="宋体" w:hint="eastAsia"/>
+          <w:lang w:val="zh-CN"/>
         </w:rPr>
       </w:pPr>
     </w:p>
     <w:p>
       <w:pPr>
-        <w:pStyle w:val="Body A"/>
+        <w:pStyle w:val="BodyA"/>
         <w:rPr>
-          <w:rFonts w:ascii="宋体" w:cs="宋体" w:hAnsi="宋体" w:eastAsia="宋体"/>
-          <w:lang w:val="zh-TW" w:eastAsia="zh-TW"/>
+          <w:rFonts w:eastAsia="宋体" w:hint="eastAsia"/>
+          <w:lang w:val="zh-CN"/>
         </w:rPr>
       </w:pPr>
     </w:p>
     <w:p>
       <w:pPr>
-        <w:pStyle w:val="Body A"/>
+        <w:pStyle w:val="BodyA"/>
         <w:rPr>
-          <w:rFonts w:ascii="宋体" w:cs="宋体" w:hAnsi="宋体" w:eastAsia="宋体"/>
-          <w:lang w:val="zh-TW" w:eastAsia="zh-TW"/>
+          <w:rFonts w:eastAsia="宋体" w:hint="eastAsia"/>
+          <w:lang w:val="zh-CN"/>
         </w:rPr>
       </w:pPr>
     </w:p>
     <w:p>
       <w:pPr>
-        <w:pStyle w:val="Body A"/>
+        <w:pStyle w:val="BodyA"/>
         <w:rPr>
-          <w:rFonts w:ascii="宋体" w:cs="宋体" w:hAnsi="宋体" w:eastAsia="宋体"/>
-          <w:lang w:val="zh-TW" w:eastAsia="zh-TW"/>
+          <w:rFonts w:eastAsia="宋体" w:hint="eastAsia"/>
+          <w:lang w:val="zh-CN"/>
         </w:rPr>
       </w:pPr>
     </w:p>
     <w:p>
       <w:pPr>
-        <w:pStyle w:val="Body A"/>
+        <w:pStyle w:val="BodyA"/>
         <w:rPr>
-          <w:rFonts w:ascii="宋体" w:cs="宋体" w:hAnsi="宋体" w:eastAsia="宋体"/>
-          <w:lang w:val="zh-TW" w:eastAsia="zh-TW"/>
+          <w:rFonts w:eastAsia="宋体" w:hint="eastAsia"/>
+          <w:lang w:val="zh-CN"/>
         </w:rPr>
       </w:pPr>
     </w:p>
     <w:p>
       <w:pPr>
-        <w:pStyle w:val="Body A"/>
+        <w:pStyle w:val="BodyA"/>
         <w:rPr>
-          <w:rFonts w:ascii="宋体" w:cs="宋体" w:hAnsi="宋体" w:eastAsia="宋体"/>
-          <w:lang w:val="zh-TW" w:eastAsia="zh-TW"/>
+          <w:rFonts w:eastAsia="宋体" w:hint="eastAsia"/>
+          <w:lang w:val="zh-CN"/>
         </w:rPr>
       </w:pPr>
     </w:p>
     <w:p>
       <w:pPr>
-        <w:pStyle w:val="Body A"/>
+        <w:pStyle w:val="BodyA"/>
         <w:rPr>
-          <w:rFonts w:ascii="宋体" w:cs="宋体" w:hAnsi="宋体" w:eastAsia="宋体"/>
-          <w:lang w:val="zh-TW" w:eastAsia="zh-TW"/>
+          <w:rFonts w:eastAsia="宋体" w:hint="eastAsia"/>
+          <w:lang w:val="zh-CN"/>
         </w:rPr>
       </w:pPr>
     </w:p>
     <w:p>
       <w:pPr>
-        <w:pStyle w:val="Body A"/>
+        <w:pStyle w:val="BodyA"/>
         <w:rPr>
-          <w:rFonts w:ascii="宋体" w:cs="宋体" w:hAnsi="宋体" w:eastAsia="宋体"/>
-          <w:lang w:val="zh-TW" w:eastAsia="zh-TW"/>
+          <w:rFonts w:eastAsia="宋体" w:hint="eastAsia"/>
+          <w:lang w:val="zh-CN"/>
         </w:rPr>
       </w:pPr>
     </w:p>
     <w:p>
       <w:pPr>
-        <w:pStyle w:val="Body A"/>
+        <w:pStyle w:val="BodyA"/>
         <w:rPr>
-          <w:rFonts w:ascii="宋体" w:cs="宋体" w:hAnsi="宋体" w:eastAsia="宋体"/>
-          <w:lang w:val="zh-TW" w:eastAsia="zh-TW"/>
+          <w:rFonts w:eastAsia="宋体" w:hint="eastAsia"/>
+          <w:lang w:val="zh-CN"/>
         </w:rPr>
       </w:pPr>
     </w:p>
     <w:p>
       <w:pPr>
-        <w:pStyle w:val="Body A"/>
+        <w:pStyle w:val="BodyA"/>
         <w:rPr>
-          <w:rFonts w:ascii="宋体" w:cs="宋体" w:hAnsi="宋体" w:eastAsia="宋体"/>
-          <w:lang w:val="zh-TW" w:eastAsia="zh-TW"/>
+          <w:rFonts w:eastAsia="宋体" w:hint="eastAsia"/>
+          <w:lang w:val="zh-CN"/>
         </w:rPr>
       </w:pPr>
     </w:p>
     <w:p>
       <w:pPr>
-        <w:pStyle w:val="Body A"/>
+        <w:pStyle w:val="BodyA"/>
         <w:rPr>
-          <w:rFonts w:ascii="宋体" w:cs="宋体" w:hAnsi="宋体" w:eastAsia="宋体"/>
-          <w:lang w:val="zh-TW" w:eastAsia="zh-TW"/>
+          <w:rFonts w:eastAsia="宋体" w:hint="eastAsia"/>
+          <w:lang w:val="zh-CN"/>
         </w:rPr>
       </w:pPr>
     </w:p>
     <w:p>
       <w:pPr>
-        <w:pStyle w:val="Body A"/>
+        <w:pStyle w:val="BodyA"/>
         <w:rPr>
-          <w:rFonts w:ascii="宋体" w:cs="宋体" w:hAnsi="宋体" w:eastAsia="宋体"/>
-          <w:lang w:val="zh-TW" w:eastAsia="zh-TW"/>
+          <w:rFonts w:eastAsia="宋体" w:hint="eastAsia"/>
+          <w:lang w:val="zh-CN"/>
         </w:rPr>
       </w:pPr>
     </w:p>
     <w:p>
       <w:pPr>
-        <w:pStyle w:val="Body A"/>
+        <w:pStyle w:val="BodyA"/>
         <w:rPr>
-          <w:rFonts w:ascii="宋体" w:cs="宋体" w:hAnsi="宋体" w:eastAsia="宋体"/>
-          <w:lang w:val="zh-TW" w:eastAsia="zh-TW"/>
+          <w:rFonts w:eastAsia="宋体" w:hint="eastAsia"/>
+          <w:lang w:val="zh-CN"/>
         </w:rPr>
       </w:pPr>
     </w:p>
     <w:p>
       <w:pPr>
-        <w:pStyle w:val="Body A"/>
+        <w:pStyle w:val="BodyA"/>
+        <w:rPr>
+          <w:rFonts w:eastAsia="宋体" w:hint="eastAsia"/>
+          <w:lang w:val="zh-CN"/>
+        </w:rPr>
       </w:pPr>
-      <w:r>
+    </w:p>
+    <w:p>
+      <w:pPr>
+        <w:pStyle w:val="BodyA"/>
+        <w:jc w:val="center"/>
         <w:rPr>
-          <w:rFonts w:ascii="宋体" w:cs="宋体" w:hAnsi="宋体" w:eastAsia="宋体"/>
-          <w:lang w:val="zh-TW" w:eastAsia="zh-TW"/>
+          <w:rFonts w:eastAsia="宋体" w:hint="eastAsia"/>
         </w:rPr>
-      </w:r>
+      </w:pPr>
     </w:p>
     <w:sectPr>
-      <w:headerReference w:type="default" r:id="rId6"/>
-      <w:footerReference w:type="default" r:id="rId7"/>
-      <w:pgSz w:w="11900" w:h="16840" w:orient="portrait"/>
-      <w:pgMar w:top="1440" w:right="1800" w:bottom="1440" w:left="1800" w:header="720" w:footer="720"/>
-      <w:bidi w:val="0"/>
+      <w:headerReference w:type="even" r:id="rId8"/>
+      <w:headerReference w:type="default" r:id="rId9"/>
+      <w:footerReference w:type="even" r:id="rId10"/>
+      <w:footerReference w:type="default" r:id="rId11"/>
+      <w:headerReference w:type="first" r:id="rId12"/>
+      <w:footerReference w:type="first" r:id="rId13"/>
+      <w:pgSz w:w="11900" w:h="16840"/>
+      <w:pgMar w:top="1440" w:right="1800" w:bottom="1440" w:left="1800" w:header="720" w:footer="720" w:gutter="0"/>
+      <w:cols w:space="720"/>
     </w:sectPr>
   </w:body>
 </w:document>
 </file>
 
+<file path=word/endnotes.xml><?xml version="1.0" encoding="utf-8"?>
+<w:endnotes xmlns:wpc="http://schemas.microsoft.com/office/word/2010/wordprocessingCanvas" xmlns:cx="http://schemas.microsoft.com/office/drawing/2014/chartex" xmlns:cx1="http://schemas.microsoft.com/office/drawing/2015/9/8/chartex" xmlns:cx2="http://schemas.microsoft.com/office/drawing/2015/10/21/chartex" xmlns:cx3="http://schemas.microsoft.com/office/drawing/2016/5/9/chartex" xmlns:cx4="http://schemas.microsoft.com/office/drawing/2016/5/10/chartex" xmlns:cx5="http://schemas.microsoft.com/office/drawing/2016/5/11/chartex" xmlns:cx6="http://schemas.microsoft.com/office/drawing/2016/5/12/chartex" xmlns:cx7="http://schemas.microsoft.com/office/drawing/2016/5/13/chartex" xmlns:cx8="http://schemas.microsoft.com/office/drawing/2016/5/14/chartex" xmlns:mc="http://schemas.openxmlformats.org/markup-compatibility/2006" xmlns:aink="http://schemas.microsoft.com/office/drawing/2016/ink" xmlns:am3d="http://schemas.microsoft.com/office/drawing/2017/model3d" xmlns:o="urn:schemas-microsoft-com:office:office" xmlns:r="http://schemas.openxmlformats.org/officeDocument/2006/relationships" xmlns:m="http://schemas.openxmlformats.org/officeDocument/2006/math" xmlns:v="urn:schemas-microsoft-com:vml" xmlns:wp14="http://schemas.microsoft.com/office/word/2010/wordprocessingDrawing" xmlns:wp="http://schemas.openxmlformats.org/drawingml/2006/wordprocessingDrawing" xmlns:w10="urn:schemas-microsoft-com:office:word" xmlns:w="http://schemas.openxmlformats.org/wordprocessingml/2006/main" xmlns:w14="http://schemas.microsoft.com/office/word/2010/wordml" xmlns:w15="http://schemas.microsoft.com/office/word/2012/wordml" xmlns:w16cid="http://schemas.microsoft.com/office/word/2016/wordml/cid" xmlns:w16se="http://schemas.microsoft.com/office/word/2015/wordml/symex" xmlns:wpg="http://schemas.microsoft.com/office/word/2010/wordprocessingGroup" xmlns:wpi="http://schemas.microsoft.com/office/word/2010/wordprocessingInk" xmlns:wne="http://schemas.microsoft.com/office/word/2006/wordml" xmlns:wps="http://schemas.microsoft.com/office/word/2010/wordprocessingShape" mc:Ignorable="w14 w15 w16se w16cid wp14">
+  <w:endnote w:type="separator" w:id="-1">
+    <w:p>
+      <w:r>
+        <w:separator/>
+      </w:r>
+    </w:p>
+  </w:endnote>
+  <w:endnote w:type="continuationSeparator" w:id="0">
+    <w:p>
+      <w:r>
+        <w:continuationSeparator/>
+      </w:r>
+    </w:p>
+  </w:endnote>
+</w:endnotes>
+</file>
+
 <file path=word/footer1.xml><?xml version="1.0" encoding="utf-8"?>
-<w:ftr xmlns:r="http://schemas.openxmlformats.org/officeDocument/2006/relationships" xmlns:wp="http://schemas.openxmlformats.org/drawingml/2006/wordprocessingDrawing" xmlns:w="http://schemas.openxmlformats.org/wordprocessingml/2006/main" xmlns:w10="urn:schemas-microsoft-com:office:word" xmlns:w14="http://schemas.microsoft.com/office/word/2010/wordml" xmlns:wps="http://schemas.microsoft.com/office/word/2010/wordprocessingShape" xmlns:wpg="http://schemas.microsoft.com/office/word/2010/wordprocessingGroup" xmlns:mc="http://schemas.openxmlformats.org/markup-compatibility/2006" xmlns:v="urn:schemas-microsoft-com:vml" xmlns:o="urn:schemas-microsoft-com:office:office" xmlns:m="http://schemas.openxmlformats.org/officeDocument/2006/math" mc:Ignorable="w14">
+<w:ftr xmlns:wpc="http://schemas.microsoft.com/office/word/2010/wordprocessingCanvas" xmlns:cx="http://schemas.microsoft.com/office/drawing/2014/chartex" xmlns:cx1="http://schemas.microsoft.com/office/drawing/2015/9/8/chartex" xmlns:cx2="http://schemas.microsoft.com/office/drawing/2015/10/21/chartex" xmlns:cx3="http://schemas.microsoft.com/office/drawing/2016/5/9/chartex" xmlns:cx4="http://schemas.microsoft.com/office/drawing/2016/5/10/chartex" xmlns:cx5="http://schemas.microsoft.com/office/drawing/2016/5/11/chartex" xmlns:cx6="http://schemas.microsoft.com/office/drawing/2016/5/12/chartex" xmlns:cx7="http://schemas.microsoft.com/office/drawing/2016/5/13/chartex" xmlns:cx8="http://schemas.microsoft.com/office/drawing/2016/5/14/chartex" xmlns:mc="http://schemas.openxmlformats.org/markup-compatibility/2006" xmlns:aink="http://schemas.microsoft.com/office/drawing/2016/ink" xmlns:am3d="http://schemas.microsoft.com/office/drawing/2017/model3d" xmlns:o="urn:schemas-microsoft-com:office:office" xmlns:r="http://schemas.openxmlformats.org/officeDocument/2006/relationships" xmlns:m="http://schemas.openxmlformats.org/officeDocument/2006/math" xmlns:v="urn:schemas-microsoft-com:vml" xmlns:wp14="http://schemas.microsoft.com/office/word/2010/wordprocessingDrawing" xmlns:wp="http://schemas.openxmlformats.org/drawingml/2006/wordprocessingDrawing" xmlns:w10="urn:schemas-microsoft-com:office:word" xmlns:w="http://schemas.openxmlformats.org/wordprocessingml/2006/main" xmlns:w14="http://schemas.microsoft.com/office/word/2010/wordml" xmlns:w15="http://schemas.microsoft.com/office/word/2012/wordml" xmlns:w16cid="http://schemas.microsoft.com/office/word/2016/wordml/cid" xmlns:w16se="http://schemas.microsoft.com/office/word/2015/wordml/symex" xmlns:wpg="http://schemas.microsoft.com/office/word/2010/wordprocessingGroup" xmlns:wpi="http://schemas.microsoft.com/office/word/2010/wordprocessingInk" xmlns:wne="http://schemas.microsoft.com/office/word/2006/wordml" xmlns:wps="http://schemas.microsoft.com/office/word/2010/wordprocessingShape" mc:Ignorable="w14 w15 w16se w16cid wp14">
   <w:p>
     <w:pPr>
-      <w:pStyle w:val="footer"/>
+      <w:pStyle w:val="Footer"/>
+    </w:pPr>
+  </w:p>
+</w:ftr>
+</file>
+
+<file path=word/footer2.xml><?xml version="1.0" encoding="utf-8"?>
+<w:ftr xmlns:wpc="http://schemas.microsoft.com/office/word/2010/wordprocessingCanvas" xmlns:cx="http://schemas.microsoft.com/office/drawing/2014/chartex" xmlns:cx1="http://schemas.microsoft.com/office/drawing/2015/9/8/chartex" xmlns:cx2="http://schemas.microsoft.com/office/drawing/2015/10/21/chartex" xmlns:cx3="http://schemas.microsoft.com/office/drawing/2016/5/9/chartex" xmlns:cx4="http://schemas.microsoft.com/office/drawing/2016/5/10/chartex" xmlns:cx5="http://schemas.microsoft.com/office/drawing/2016/5/11/chartex" xmlns:cx6="http://schemas.microsoft.com/office/drawing/2016/5/12/chartex" xmlns:cx7="http://schemas.microsoft.com/office/drawing/2016/5/13/chartex" xmlns:cx8="http://schemas.microsoft.com/office/drawing/2016/5/14/chartex" xmlns:mc="http://schemas.openxmlformats.org/markup-compatibility/2006" xmlns:aink="http://schemas.microsoft.com/office/drawing/2016/ink" xmlns:am3d="http://schemas.microsoft.com/office/drawing/2017/model3d" xmlns:o="urn:schemas-microsoft-com:office:office" xmlns:r="http://schemas.openxmlformats.org/officeDocument/2006/relationships" xmlns:m="http://schemas.openxmlformats.org/officeDocument/2006/math" xmlns:v="urn:schemas-microsoft-com:vml" xmlns:wp14="http://schemas.microsoft.com/office/word/2010/wordprocessingDrawing" xmlns:wp="http://schemas.openxmlformats.org/drawingml/2006/wordprocessingDrawing" xmlns:w10="urn:schemas-microsoft-com:office:word" xmlns:w="http://schemas.openxmlformats.org/wordprocessingml/2006/main" xmlns:w14="http://schemas.microsoft.com/office/word/2010/wordml" xmlns:w15="http://schemas.microsoft.com/office/word/2012/wordml" xmlns:w16cid="http://schemas.microsoft.com/office/word/2016/wordml/cid" xmlns:w16se="http://schemas.microsoft.com/office/word/2015/wordml/symex" xmlns:wpg="http://schemas.microsoft.com/office/word/2010/wordprocessingGroup" xmlns:wpi="http://schemas.microsoft.com/office/word/2010/wordprocessingInk" xmlns:wne="http://schemas.microsoft.com/office/word/2006/wordml" xmlns:wps="http://schemas.microsoft.com/office/word/2010/wordprocessingShape" mc:Ignorable="w14 w15 w16se w16cid wp14">
+  <w:p>
+    <w:pPr>
+      <w:pStyle w:val="Footer"/>
       <w:tabs>
+        <w:tab w:val="clear" w:pos="8306"/>
         <w:tab w:val="right" w:pos="8280"/>
-        <w:tab w:val="clear" w:pos="8306"/>
       </w:tabs>
       <w:ind w:right="180"/>
       <w:jc w:val="right"/>
     </w:pPr>
     <w:r>
       <w:rPr>
-        <w:rtl w:val="0"/>
-        <w:lang w:val="en-US"/>
+        <w:noProof/>
       </w:rPr>
-      <w:t xml:space="preserve">  </w:t>
+      <w:t xml:space="preserve"> </w:t>
     </w:r>
     <w:r>
+      <w:rPr>
+        <w:noProof/>
+      </w:rPr>
+      <w:t xml:space="preserve"> </w:t>
+    </w:r>
+    <w:r>
+      <w:rPr>
+        <w:noProof/>
+      </w:rPr>
       <w:drawing>
-        <wp:inline distT="0" distB="0" distL="0" distR="0">
+        <wp:inline distT="0" distB="0" distL="0" distR="0" wp14:anchorId="3098B89C" wp14:editId="4967B46F">
           <wp:extent cx="619125" cy="600075"/>
-          <wp:effectExtent l="0" t="0" r="0" b="0"/>
-          <wp:docPr id="1073741825" name="officeArt object"/>
-          <wp:cNvGraphicFramePr/>
+          <wp:effectExtent l="0" t="0" r="9525" b="9525"/>
+          <wp:docPr id="4" name="Picture 4"/>
+          <wp:cNvGraphicFramePr>
+            <a:graphicFrameLocks xmlns:a="http://schemas.openxmlformats.org/drawingml/2006/main" noChangeAspect="1"/>
+          </wp:cNvGraphicFramePr>
           <a:graphic xmlns:a="http://schemas.openxmlformats.org/drawingml/2006/main">
             <a:graphicData uri="http://schemas.openxmlformats.org/drawingml/2006/picture">
               <pic:pic xmlns:pic="http://schemas.openxmlformats.org/drawingml/2006/picture">
                 <pic:nvPicPr>
-                  <pic:cNvPr id="1073741825" name="image3.png"/>
-                  <pic:cNvPicPr>
-                    <a:picLocks noChangeAspect="1"/>
-                  </pic:cNvPicPr>
+                  <pic:cNvPr id="1" name=""/>
+                  <pic:cNvPicPr/>
                 </pic:nvPicPr>
                 <pic:blipFill>
-                  <a:blip r:embed="rId1">
-                    <a:extLst/>
-                  </a:blip>
+                  <a:blip r:embed="rId1"/>
                   <a:stretch>
                     <a:fillRect/>
                   </a:stretch>
@@ -2504,11 +2807,6 @@
                   <a:prstGeom prst="rect">
                     <a:avLst/>
                   </a:prstGeom>
-                  <a:ln w="12700" cap="flat">
-                    <a:noFill/>
-                    <a:miter lim="400000"/>
-                  </a:ln>
-                  <a:effectLst/>
                 </pic:spPr>
               </pic:pic>
             </a:graphicData>
@@ -2518,88 +2816,112 @@
     </w:r>
     <w:r>
       <w:rPr>
-        <w:rtl w:val="0"/>
-        <w:lang w:val="en-US"/>
+        <w:noProof/>
       </w:rPr>
-      <w:t xml:space="preserve">                                                                                                                                         </w:t>
+      <w:t xml:space="preserve">        </w:t>
     </w:r>
     <w:r>
-      <w:rPr/>
-      <w:fldChar w:fldCharType="begin" w:fldLock="0"/>
+      <w:rPr>
+        <w:noProof/>
+      </w:rPr>
+      <w:t xml:space="preserve">             </w:t>
+    </w:r>
+    <w:r>
+      <w:rPr>
+        <w:noProof/>
+      </w:rPr>
+      <w:t xml:space="preserve">                                                                                                                    </w:t>
+    </w:r>
+    <w:r>
+      <w:fldChar w:fldCharType="begin"/>
     </w:r>
     <w:r>
       <w:instrText xml:space="preserve"> PAGE </w:instrText>
     </w:r>
     <w:r>
-      <w:rPr/>
-      <w:fldChar w:fldCharType="separate" w:fldLock="0"/>
+      <w:fldChar w:fldCharType="separate"/>
     </w:r>
     <w:r>
       <w:t>3</w:t>
     </w:r>
     <w:r>
-      <w:rPr/>
-      <w:fldChar w:fldCharType="end" w:fldLock="0"/>
+      <w:fldChar w:fldCharType="end"/>
     </w:r>
   </w:p>
 </w:ftr>
 </file>
 
-<file path=word/header1.xml><?xml version="1.0" encoding="utf-8"?>
-<w:hdr xmlns:r="http://schemas.openxmlformats.org/officeDocument/2006/relationships" xmlns:wp="http://schemas.openxmlformats.org/drawingml/2006/wordprocessingDrawing" xmlns:w="http://schemas.openxmlformats.org/wordprocessingml/2006/main" xmlns:w10="urn:schemas-microsoft-com:office:word" xmlns:w14="http://schemas.microsoft.com/office/word/2010/wordml" xmlns:wps="http://schemas.microsoft.com/office/word/2010/wordprocessingShape" xmlns:wpg="http://schemas.microsoft.com/office/word/2010/wordprocessingGroup" xmlns:mc="http://schemas.openxmlformats.org/markup-compatibility/2006" xmlns:v="urn:schemas-microsoft-com:vml" xmlns:o="urn:schemas-microsoft-com:office:office" xmlns:m="http://schemas.openxmlformats.org/officeDocument/2006/math" mc:Ignorable="w14">
+<file path=word/footer3.xml><?xml version="1.0" encoding="utf-8"?>
+<w:ftr xmlns:wpc="http://schemas.microsoft.com/office/word/2010/wordprocessingCanvas" xmlns:cx="http://schemas.microsoft.com/office/drawing/2014/chartex" xmlns:cx1="http://schemas.microsoft.com/office/drawing/2015/9/8/chartex" xmlns:cx2="http://schemas.microsoft.com/office/drawing/2015/10/21/chartex" xmlns:cx3="http://schemas.microsoft.com/office/drawing/2016/5/9/chartex" xmlns:cx4="http://schemas.microsoft.com/office/drawing/2016/5/10/chartex" xmlns:cx5="http://schemas.microsoft.com/office/drawing/2016/5/11/chartex" xmlns:cx6="http://schemas.microsoft.com/office/drawing/2016/5/12/chartex" xmlns:cx7="http://schemas.microsoft.com/office/drawing/2016/5/13/chartex" xmlns:cx8="http://schemas.microsoft.com/office/drawing/2016/5/14/chartex" xmlns:mc="http://schemas.openxmlformats.org/markup-compatibility/2006" xmlns:aink="http://schemas.microsoft.com/office/drawing/2016/ink" xmlns:am3d="http://schemas.microsoft.com/office/drawing/2017/model3d" xmlns:o="urn:schemas-microsoft-com:office:office" xmlns:r="http://schemas.openxmlformats.org/officeDocument/2006/relationships" xmlns:m="http://schemas.openxmlformats.org/officeDocument/2006/math" xmlns:v="urn:schemas-microsoft-com:vml" xmlns:wp14="http://schemas.microsoft.com/office/word/2010/wordprocessingDrawing" xmlns:wp="http://schemas.openxmlformats.org/drawingml/2006/wordprocessingDrawing" xmlns:w10="urn:schemas-microsoft-com:office:word" xmlns:w="http://schemas.openxmlformats.org/wordprocessingml/2006/main" xmlns:w14="http://schemas.microsoft.com/office/word/2010/wordml" xmlns:w15="http://schemas.microsoft.com/office/word/2012/wordml" xmlns:w16cid="http://schemas.microsoft.com/office/word/2016/wordml/cid" xmlns:w16se="http://schemas.microsoft.com/office/word/2015/wordml/symex" xmlns:wpg="http://schemas.microsoft.com/office/word/2010/wordprocessingGroup" xmlns:wpi="http://schemas.microsoft.com/office/word/2010/wordprocessingInk" xmlns:wne="http://schemas.microsoft.com/office/word/2006/wordml" xmlns:wps="http://schemas.microsoft.com/office/word/2010/wordprocessingShape" mc:Ignorable="w14 w15 w16se w16cid wp14">
   <w:p>
     <w:pPr>
-      <w:pStyle w:val="Header &amp; Footer"/>
-      <w:bidi w:val="0"/>
+      <w:pStyle w:val="Footer"/>
     </w:pPr>
-    <w:r/>
+  </w:p>
+</w:ftr>
+</file>
+
+<file path=word/footnotes.xml><?xml version="1.0" encoding="utf-8"?>
+<w:footnotes xmlns:wpc="http://schemas.microsoft.com/office/word/2010/wordprocessingCanvas" xmlns:cx="http://schemas.microsoft.com/office/drawing/2014/chartex" xmlns:cx1="http://schemas.microsoft.com/office/drawing/2015/9/8/chartex" xmlns:cx2="http://schemas.microsoft.com/office/drawing/2015/10/21/chartex" xmlns:cx3="http://schemas.microsoft.com/office/drawing/2016/5/9/chartex" xmlns:cx4="http://schemas.microsoft.com/office/drawing/2016/5/10/chartex" xmlns:cx5="http://schemas.microsoft.com/office/drawing/2016/5/11/chartex" xmlns:cx6="http://schemas.microsoft.com/office/drawing/2016/5/12/chartex" xmlns:cx7="http://schemas.microsoft.com/office/drawing/2016/5/13/chartex" xmlns:cx8="http://schemas.microsoft.com/office/drawing/2016/5/14/chartex" xmlns:mc="http://schemas.openxmlformats.org/markup-compatibility/2006" xmlns:aink="http://schemas.microsoft.com/office/drawing/2016/ink" xmlns:am3d="http://schemas.microsoft.com/office/drawing/2017/model3d" xmlns:o="urn:schemas-microsoft-com:office:office" xmlns:r="http://schemas.openxmlformats.org/officeDocument/2006/relationships" xmlns:m="http://schemas.openxmlformats.org/officeDocument/2006/math" xmlns:v="urn:schemas-microsoft-com:vml" xmlns:wp14="http://schemas.microsoft.com/office/word/2010/wordprocessingDrawing" xmlns:wp="http://schemas.openxmlformats.org/drawingml/2006/wordprocessingDrawing" xmlns:w10="urn:schemas-microsoft-com:office:word" xmlns:w="http://schemas.openxmlformats.org/wordprocessingml/2006/main" xmlns:w14="http://schemas.microsoft.com/office/word/2010/wordml" xmlns:w15="http://schemas.microsoft.com/office/word/2012/wordml" xmlns:w16cid="http://schemas.microsoft.com/office/word/2016/wordml/cid" xmlns:w16se="http://schemas.microsoft.com/office/word/2015/wordml/symex" xmlns:wpg="http://schemas.microsoft.com/office/word/2010/wordprocessingGroup" xmlns:wpi="http://schemas.microsoft.com/office/word/2010/wordprocessingInk" xmlns:wne="http://schemas.microsoft.com/office/word/2006/wordml" xmlns:wps="http://schemas.microsoft.com/office/word/2010/wordprocessingShape" mc:Ignorable="w14 w15 w16se w16cid wp14">
+  <w:footnote w:type="separator" w:id="-1">
+    <w:p>
+      <w:r>
+        <w:separator/>
+      </w:r>
+    </w:p>
+  </w:footnote>
+  <w:footnote w:type="continuationSeparator" w:id="0">
+    <w:p>
+      <w:r>
+        <w:continuationSeparator/>
+      </w:r>
+    </w:p>
+  </w:footnote>
+</w:footnotes>
+</file>
+
+<file path=word/header1.xml><?xml version="1.0" encoding="utf-8"?>
+<w:hdr xmlns:wpc="http://schemas.microsoft.com/office/word/2010/wordprocessingCanvas" xmlns:cx="http://schemas.microsoft.com/office/drawing/2014/chartex" xmlns:cx1="http://schemas.microsoft.com/office/drawing/2015/9/8/chartex" xmlns:cx2="http://schemas.microsoft.com/office/drawing/2015/10/21/chartex" xmlns:cx3="http://schemas.microsoft.com/office/drawing/2016/5/9/chartex" xmlns:cx4="http://schemas.microsoft.com/office/drawing/2016/5/10/chartex" xmlns:cx5="http://schemas.microsoft.com/office/drawing/2016/5/11/chartex" xmlns:cx6="http://schemas.microsoft.com/office/drawing/2016/5/12/chartex" xmlns:cx7="http://schemas.microsoft.com/office/drawing/2016/5/13/chartex" xmlns:cx8="http://schemas.microsoft.com/office/drawing/2016/5/14/chartex" xmlns:mc="http://schemas.openxmlformats.org/markup-compatibility/2006" xmlns:aink="http://schemas.microsoft.com/office/drawing/2016/ink" xmlns:am3d="http://schemas.microsoft.com/office/drawing/2017/model3d" xmlns:o="urn:schemas-microsoft-com:office:office" xmlns:r="http://schemas.openxmlformats.org/officeDocument/2006/relationships" xmlns:m="http://schemas.openxmlformats.org/officeDocument/2006/math" xmlns:v="urn:schemas-microsoft-com:vml" xmlns:wp14="http://schemas.microsoft.com/office/word/2010/wordprocessingDrawing" xmlns:wp="http://schemas.openxmlformats.org/drawingml/2006/wordprocessingDrawing" xmlns:w10="urn:schemas-microsoft-com:office:word" xmlns:w="http://schemas.openxmlformats.org/wordprocessingml/2006/main" xmlns:w14="http://schemas.microsoft.com/office/word/2010/wordml" xmlns:w15="http://schemas.microsoft.com/office/word/2012/wordml" xmlns:w16cid="http://schemas.microsoft.com/office/word/2016/wordml/cid" xmlns:w16se="http://schemas.microsoft.com/office/word/2015/wordml/symex" xmlns:wpg="http://schemas.microsoft.com/office/word/2010/wordprocessingGroup" xmlns:wpi="http://schemas.microsoft.com/office/word/2010/wordprocessingInk" xmlns:wne="http://schemas.microsoft.com/office/word/2006/wordml" xmlns:wps="http://schemas.microsoft.com/office/word/2010/wordprocessingShape" mc:Ignorable="w14 w15 w16se w16cid wp14">
+  <w:p>
+    <w:pPr>
+      <w:pStyle w:val="Header"/>
+    </w:pPr>
+  </w:p>
+</w:hdr>
+</file>
+
+<file path=word/header2.xml><?xml version="1.0" encoding="utf-8"?>
+<w:hdr xmlns:wpc="http://schemas.microsoft.com/office/word/2010/wordprocessingCanvas" xmlns:cx="http://schemas.microsoft.com/office/drawing/2014/chartex" xmlns:cx1="http://schemas.microsoft.com/office/drawing/2015/9/8/chartex" xmlns:cx2="http://schemas.microsoft.com/office/drawing/2015/10/21/chartex" xmlns:cx3="http://schemas.microsoft.com/office/drawing/2016/5/9/chartex" xmlns:cx4="http://schemas.microsoft.com/office/drawing/2016/5/10/chartex" xmlns:cx5="http://schemas.microsoft.com/office/drawing/2016/5/11/chartex" xmlns:cx6="http://schemas.microsoft.com/office/drawing/2016/5/12/chartex" xmlns:cx7="http://schemas.microsoft.com/office/drawing/2016/5/13/chartex" xmlns:cx8="http://schemas.microsoft.com/office/drawing/2016/5/14/chartex" xmlns:mc="http://schemas.openxmlformats.org/markup-compatibility/2006" xmlns:aink="http://schemas.microsoft.com/office/drawing/2016/ink" xmlns:am3d="http://schemas.microsoft.com/office/drawing/2017/model3d" xmlns:o="urn:schemas-microsoft-com:office:office" xmlns:r="http://schemas.openxmlformats.org/officeDocument/2006/relationships" xmlns:m="http://schemas.openxmlformats.org/officeDocument/2006/math" xmlns:v="urn:schemas-microsoft-com:vml" xmlns:wp14="http://schemas.microsoft.com/office/word/2010/wordprocessingDrawing" xmlns:wp="http://schemas.openxmlformats.org/drawingml/2006/wordprocessingDrawing" xmlns:w10="urn:schemas-microsoft-com:office:word" xmlns:w="http://schemas.openxmlformats.org/wordprocessingml/2006/main" xmlns:w14="http://schemas.microsoft.com/office/word/2010/wordml" xmlns:w15="http://schemas.microsoft.com/office/word/2012/wordml" xmlns:w16cid="http://schemas.microsoft.com/office/word/2016/wordml/cid" xmlns:w16se="http://schemas.microsoft.com/office/word/2015/wordml/symex" xmlns:wpg="http://schemas.microsoft.com/office/word/2010/wordprocessingGroup" xmlns:wpi="http://schemas.microsoft.com/office/word/2010/wordprocessingInk" xmlns:wne="http://schemas.microsoft.com/office/word/2006/wordml" xmlns:wps="http://schemas.microsoft.com/office/word/2010/wordprocessingShape" mc:Ignorable="w14 w15 w16se w16cid wp14">
+  <w:p>
+    <w:pPr>
+      <w:pStyle w:val="Header"/>
+    </w:pPr>
+  </w:p>
+</w:hdr>
+</file>
+
+<file path=word/header3.xml><?xml version="1.0" encoding="utf-8"?>
+<w:hdr xmlns:wpc="http://schemas.microsoft.com/office/word/2010/wordprocessingCanvas" xmlns:cx="http://schemas.microsoft.com/office/drawing/2014/chartex" xmlns:cx1="http://schemas.microsoft.com/office/drawing/2015/9/8/chartex" xmlns:cx2="http://schemas.microsoft.com/office/drawing/2015/10/21/chartex" xmlns:cx3="http://schemas.microsoft.com/office/drawing/2016/5/9/chartex" xmlns:cx4="http://schemas.microsoft.com/office/drawing/2016/5/10/chartex" xmlns:cx5="http://schemas.microsoft.com/office/drawing/2016/5/11/chartex" xmlns:cx6="http://schemas.microsoft.com/office/drawing/2016/5/12/chartex" xmlns:cx7="http://schemas.microsoft.com/office/drawing/2016/5/13/chartex" xmlns:cx8="http://schemas.microsoft.com/office/drawing/2016/5/14/chartex" xmlns:mc="http://schemas.openxmlformats.org/markup-compatibility/2006" xmlns:aink="http://schemas.microsoft.com/office/drawing/2016/ink" xmlns:am3d="http://schemas.microsoft.com/office/drawing/2017/model3d" xmlns:o="urn:schemas-microsoft-com:office:office" xmlns:r="http://schemas.openxmlformats.org/officeDocument/2006/relationships" xmlns:m="http://schemas.openxmlformats.org/officeDocument/2006/math" xmlns:v="urn:schemas-microsoft-com:vml" xmlns:wp14="http://schemas.microsoft.com/office/word/2010/wordprocessingDrawing" xmlns:wp="http://schemas.openxmlformats.org/drawingml/2006/wordprocessingDrawing" xmlns:w10="urn:schemas-microsoft-com:office:word" xmlns:w="http://schemas.openxmlformats.org/wordprocessingml/2006/main" xmlns:w14="http://schemas.microsoft.com/office/word/2010/wordml" xmlns:w15="http://schemas.microsoft.com/office/word/2012/wordml" xmlns:w16cid="http://schemas.microsoft.com/office/word/2016/wordml/cid" xmlns:w16se="http://schemas.microsoft.com/office/word/2015/wordml/symex" xmlns:wpg="http://schemas.microsoft.com/office/word/2010/wordprocessingGroup" xmlns:wpi="http://schemas.microsoft.com/office/word/2010/wordprocessingInk" xmlns:wne="http://schemas.microsoft.com/office/word/2006/wordml" xmlns:wps="http://schemas.microsoft.com/office/word/2010/wordprocessingShape" mc:Ignorable="w14 w15 w16se w16cid wp14">
+  <w:p>
+    <w:pPr>
+      <w:pStyle w:val="Header"/>
+    </w:pPr>
   </w:p>
 </w:hdr>
 </file>
 
 <file path=word/styles.xml><?xml version="1.0" encoding="utf-8"?>
-<w:styles xmlns:w="http://schemas.openxmlformats.org/wordprocessingml/2006/main" xmlns:mc="http://schemas.openxmlformats.org/markup-compatibility/2006" xmlns:w14="http://schemas.microsoft.com/office/word/2010/wordml" mc:Ignorable="w14">
+<w:styles xmlns:mc="http://schemas.openxmlformats.org/markup-compatibility/2006" xmlns:r="http://schemas.openxmlformats.org/officeDocument/2006/relationships" xmlns:w="http://schemas.openxmlformats.org/wordprocessingml/2006/main" xmlns:w14="http://schemas.microsoft.com/office/word/2010/wordml" xmlns:w15="http://schemas.microsoft.com/office/word/2012/wordml" xmlns:w16cid="http://schemas.microsoft.com/office/word/2016/wordml/cid" xmlns:w16se="http://schemas.microsoft.com/office/word/2015/wordml/symex" mc:Ignorable="w14 w15 w16se w16cid">
   <w:docDefaults>
     <w:rPrDefault>
       <w:rPr>
-        <w:rFonts w:ascii="Times New Roman" w:cs="Times New Roman" w:hAnsi="Times New Roman" w:eastAsia="Arial Unicode MS"/>
-        <w:b w:val="0"/>
-        <w:bCs w:val="0"/>
-        <w:i w:val="0"/>
-        <w:iCs w:val="0"/>
-        <w:caps w:val="0"/>
-        <w:smallCaps w:val="0"/>
-        <w:strike w:val="0"/>
-        <w:dstrike w:val="0"/>
-        <w:outline w:val="0"/>
-        <w:emboss w:val="0"/>
-        <w:imprint w:val="0"/>
-        <w:vanish w:val="0"/>
-        <w:color w:val="auto"/>
-        <w:spacing w:val="0"/>
-        <w:w w:val="100"/>
-        <w:kern w:val="0"/>
-        <w:position w:val="0"/>
-        <w:sz w:val="20"/>
-        <w:szCs w:val="20"/>
-        <w:u w:val="none" w:color="auto"/>
+        <w:rFonts w:ascii="Times New Roman" w:eastAsia="PMingLiU" w:hAnsi="Times New Roman" w:cs="Times New Roman"/>
         <w:bdr w:val="nil"/>
-        <w:vertAlign w:val="baseline"/>
-        <w:lang/>
+        <w:lang w:val="en-US" w:eastAsia="zh-CN" w:bidi="ar-SA"/>
       </w:rPr>
     </w:rPrDefault>
     <w:pPrDefault>
       <w:pPr>
-        <w:keepNext w:val="0"/>
-        <w:keepLines w:val="0"/>
-        <w:pageBreakBefore w:val="0"/>
-        <w:framePr w:anchorLock="0" w:w="0" w:h="0" w:vSpace="0" w:hSpace="0" w:xAlign="left" w:y="0" w:hRule="exact" w:vAnchor="margin"/>
-        <w:widowControl w:val="1"/>
-        <w:numPr>
-          <w:ilvl w:val="0"/>
-          <w:numId w:val="0"/>
-        </w:numPr>
-        <w:suppressLineNumbers w:val="0"/>
         <w:pBdr>
           <w:top w:val="nil"/>
           <w:left w:val="nil"/>
@@ -2608,28 +2930,420 @@
           <w:between w:val="nil"/>
           <w:bar w:val="nil"/>
         </w:pBdr>
-        <w:shd w:val="clear" w:color="auto" w:fill="auto"/>
-        <w:suppressAutoHyphens w:val="0"/>
-        <w:spacing w:before="0" w:beforeAutospacing="0" w:after="0" w:afterAutospacing="0" w:line="240" w:lineRule="auto"/>
-        <w:ind w:left="0" w:right="0" w:firstLine="0"/>
-        <w:jc w:val="left"/>
-        <w:outlineLvl w:val="9"/>
       </w:pPr>
     </w:pPrDefault>
   </w:docDefaults>
+  <w:latentStyles w:defLockedState="0" w:defUIPriority="99" w:defSemiHidden="0" w:defUnhideWhenUsed="0" w:defQFormat="0" w:count="375">
+    <w:lsdException w:name="Normal" w:uiPriority="0" w:qFormat="1"/>
+    <w:lsdException w:name="heading 1" w:uiPriority="9" w:qFormat="1"/>
+    <w:lsdException w:name="heading 2" w:semiHidden="1" w:uiPriority="9" w:unhideWhenUsed="1" w:qFormat="1"/>
+    <w:lsdException w:name="heading 3" w:semiHidden="1" w:uiPriority="9" w:unhideWhenUsed="1" w:qFormat="1"/>
+    <w:lsdException w:name="heading 4" w:semiHidden="1" w:uiPriority="9" w:unhideWhenUsed="1" w:qFormat="1"/>
+    <w:lsdException w:name="heading 5" w:semiHidden="1" w:uiPriority="9" w:unhideWhenUsed="1" w:qFormat="1"/>
+    <w:lsdException w:name="heading 6" w:semiHidden="1" w:uiPriority="9" w:unhideWhenUsed="1" w:qFormat="1"/>
+    <w:lsdException w:name="heading 7" w:semiHidden="1" w:uiPriority="9" w:unhideWhenUsed="1" w:qFormat="1"/>
+    <w:lsdException w:name="heading 8" w:semiHidden="1" w:uiPriority="9" w:unhideWhenUsed="1" w:qFormat="1"/>
+    <w:lsdException w:name="heading 9" w:semiHidden="1" w:uiPriority="9" w:unhideWhenUsed="1" w:qFormat="1"/>
+    <w:lsdException w:name="index 1" w:semiHidden="1" w:unhideWhenUsed="1"/>
+    <w:lsdException w:name="index 2" w:semiHidden="1" w:unhideWhenUsed="1"/>
+    <w:lsdException w:name="index 3" w:semiHidden="1" w:unhideWhenUsed="1"/>
+    <w:lsdException w:name="index 4" w:semiHidden="1" w:unhideWhenUsed="1"/>
+    <w:lsdException w:name="index 5" w:semiHidden="1" w:unhideWhenUsed="1"/>
+    <w:lsdException w:name="index 6" w:semiHidden="1" w:unhideWhenUsed="1"/>
+    <w:lsdException w:name="index 7" w:semiHidden="1" w:unhideWhenUsed="1"/>
+    <w:lsdException w:name="index 8" w:semiHidden="1" w:unhideWhenUsed="1"/>
+    <w:lsdException w:name="index 9" w:semiHidden="1" w:unhideWhenUsed="1"/>
+    <w:lsdException w:name="toc 1" w:semiHidden="1" w:uiPriority="39" w:unhideWhenUsed="1"/>
+    <w:lsdException w:name="toc 2" w:semiHidden="1" w:uiPriority="39" w:unhideWhenUsed="1"/>
+    <w:lsdException w:name="toc 3" w:semiHidden="1" w:uiPriority="39" w:unhideWhenUsed="1"/>
+    <w:lsdException w:name="toc 4" w:semiHidden="1" w:uiPriority="39" w:unhideWhenUsed="1"/>
+    <w:lsdException w:name="toc 5" w:semiHidden="1" w:uiPriority="39" w:unhideWhenUsed="1"/>
+    <w:lsdException w:name="toc 6" w:semiHidden="1" w:uiPriority="39" w:unhideWhenUsed="1"/>
+    <w:lsdException w:name="toc 7" w:semiHidden="1" w:uiPriority="39" w:unhideWhenUsed="1"/>
+    <w:lsdException w:name="toc 8" w:semiHidden="1" w:uiPriority="39" w:unhideWhenUsed="1"/>
+    <w:lsdException w:name="toc 9" w:semiHidden="1" w:uiPriority="39" w:unhideWhenUsed="1"/>
+    <w:lsdException w:name="Normal Indent" w:semiHidden="1" w:unhideWhenUsed="1"/>
+    <w:lsdException w:name="footnote text" w:semiHidden="1" w:unhideWhenUsed="1"/>
+    <w:lsdException w:name="annotation text" w:semiHidden="1" w:unhideWhenUsed="1"/>
+    <w:lsdException w:name="header" w:semiHidden="1" w:unhideWhenUsed="1"/>
+    <w:lsdException w:name="footer" w:semiHidden="1" w:unhideWhenUsed="1"/>
+    <w:lsdException w:name="index heading" w:semiHidden="1" w:unhideWhenUsed="1"/>
+    <w:lsdException w:name="caption" w:semiHidden="1" w:uiPriority="35" w:unhideWhenUsed="1" w:qFormat="1"/>
+    <w:lsdException w:name="table of figures" w:semiHidden="1" w:unhideWhenUsed="1"/>
+    <w:lsdException w:name="envelope address" w:semiHidden="1" w:unhideWhenUsed="1"/>
+    <w:lsdException w:name="envelope return" w:semiHidden="1" w:unhideWhenUsed="1"/>
+    <w:lsdException w:name="footnote reference" w:semiHidden="1" w:unhideWhenUsed="1"/>
+    <w:lsdException w:name="annotation reference" w:semiHidden="1" w:unhideWhenUsed="1"/>
+    <w:lsdException w:name="line number" w:semiHidden="1" w:unhideWhenUsed="1"/>
+    <w:lsdException w:name="page number" w:semiHidden="1" w:unhideWhenUsed="1"/>
+    <w:lsdException w:name="endnote reference" w:semiHidden="1" w:unhideWhenUsed="1"/>
+    <w:lsdException w:name="endnote text" w:semiHidden="1" w:unhideWhenUsed="1"/>
+    <w:lsdException w:name="table of authorities" w:semiHidden="1" w:unhideWhenUsed="1"/>
+    <w:lsdException w:name="macro" w:semiHidden="1" w:unhideWhenUsed="1"/>
+    <w:lsdException w:name="toa heading" w:semiHidden="1" w:unhideWhenUsed="1"/>
+    <w:lsdException w:name="List" w:semiHidden="1" w:unhideWhenUsed="1"/>
+    <w:lsdException w:name="List Bullet" w:semiHidden="1" w:unhideWhenUsed="1"/>
+    <w:lsdException w:name="List Number" w:semiHidden="1" w:unhideWhenUsed="1"/>
+    <w:lsdException w:name="List 2" w:semiHidden="1" w:unhideWhenUsed="1"/>
+    <w:lsdException w:name="List 3" w:semiHidden="1" w:unhideWhenUsed="1"/>
+    <w:lsdException w:name="List 4" w:semiHidden="1" w:unhideWhenUsed="1"/>
+    <w:lsdException w:name="List 5" w:semiHidden="1" w:unhideWhenUsed="1"/>
+    <w:lsdException w:name="List Bullet 2" w:semiHidden="1" w:unhideWhenUsed="1"/>
+    <w:lsdException w:name="List Bullet 3" w:semiHidden="1" w:unhideWhenUsed="1"/>
+    <w:lsdException w:name="List Bullet 4" w:semiHidden="1" w:unhideWhenUsed="1"/>
+    <w:lsdException w:name="List Bullet 5" w:semiHidden="1" w:unhideWhenUsed="1"/>
+    <w:lsdException w:name="List Number 2" w:semiHidden="1" w:unhideWhenUsed="1"/>
+    <w:lsdException w:name="List Number 3" w:semiHidden="1" w:unhideWhenUsed="1"/>
+    <w:lsdException w:name="List Number 4" w:semiHidden="1" w:unhideWhenUsed="1"/>
+    <w:lsdException w:name="List Number 5" w:semiHidden="1" w:unhideWhenUsed="1"/>
+    <w:lsdException w:name="Title" w:uiPriority="10" w:qFormat="1"/>
+    <w:lsdException w:name="Closing" w:semiHidden="1" w:unhideWhenUsed="1"/>
+    <w:lsdException w:name="Signature" w:semiHidden="1" w:unhideWhenUsed="1"/>
+    <w:lsdException w:name="Default Paragraph Font" w:semiHidden="1" w:uiPriority="1" w:unhideWhenUsed="1"/>
+    <w:lsdException w:name="Body Text" w:semiHidden="1" w:unhideWhenUsed="1"/>
+    <w:lsdException w:name="Body Text Indent" w:semiHidden="1" w:unhideWhenUsed="1"/>
+    <w:lsdException w:name="List Continue" w:semiHidden="1" w:unhideWhenUsed="1"/>
+    <w:lsdException w:name="List Continue 2" w:semiHidden="1" w:unhideWhenUsed="1"/>
+    <w:lsdException w:name="List Continue 3" w:semiHidden="1" w:unhideWhenUsed="1"/>
+    <w:lsdException w:name="List Continue 4" w:semiHidden="1" w:unhideWhenUsed="1"/>
+    <w:lsdException w:name="List Continue 5" w:semiHidden="1" w:unhideWhenUsed="1"/>
+    <w:lsdException w:name="Message Header" w:semiHidden="1" w:unhideWhenUsed="1"/>
+    <w:lsdException w:name="Subtitle" w:uiPriority="11" w:qFormat="1"/>
+    <w:lsdException w:name="Salutation" w:semiHidden="1" w:unhideWhenUsed="1"/>
+    <w:lsdException w:name="Date" w:semiHidden="1" w:unhideWhenUsed="1"/>
+    <w:lsdException w:name="Body Text First Indent" w:semiHidden="1" w:unhideWhenUsed="1"/>
+    <w:lsdException w:name="Body Text First Indent 2" w:semiHidden="1" w:unhideWhenUsed="1"/>
+    <w:lsdException w:name="Note Heading" w:semiHidden="1" w:unhideWhenUsed="1"/>
+    <w:lsdException w:name="Body Text 2" w:semiHidden="1" w:unhideWhenUsed="1"/>
+    <w:lsdException w:name="Body Text 3" w:semiHidden="1" w:unhideWhenUsed="1"/>
+    <w:lsdException w:name="Body Text Indent 2" w:semiHidden="1" w:unhideWhenUsed="1"/>
+    <w:lsdException w:name="Body Text Indent 3" w:semiHidden="1" w:unhideWhenUsed="1"/>
+    <w:lsdException w:name="Block Text" w:semiHidden="1" w:unhideWhenUsed="1"/>
+    <w:lsdException w:name="Hyperlink" w:semiHidden="1" w:unhideWhenUsed="1"/>
+    <w:lsdException w:name="FollowedHyperlink" w:semiHidden="1" w:unhideWhenUsed="1"/>
+    <w:lsdException w:name="Strong" w:uiPriority="22" w:qFormat="1"/>
+    <w:lsdException w:name="Emphasis" w:uiPriority="20" w:qFormat="1"/>
+    <w:lsdException w:name="Document Map" w:semiHidden="1" w:unhideWhenUsed="1"/>
+    <w:lsdException w:name="Plain Text" w:semiHidden="1" w:unhideWhenUsed="1"/>
+    <w:lsdException w:name="E-mail Signature" w:semiHidden="1" w:unhideWhenUsed="1"/>
+    <w:lsdException w:name="HTML Top of Form" w:semiHidden="1" w:unhideWhenUsed="1"/>
+    <w:lsdException w:name="HTML Bottom of Form" w:semiHidden="1" w:unhideWhenUsed="1"/>
+    <w:lsdException w:name="Normal (Web)" w:semiHidden="1" w:unhideWhenUsed="1"/>
+    <w:lsdException w:name="HTML Acronym" w:semiHidden="1" w:unhideWhenUsed="1"/>
+    <w:lsdException w:name="HTML Address" w:semiHidden="1" w:unhideWhenUsed="1"/>
+    <w:lsdException w:name="HTML Cite" w:semiHidden="1" w:unhideWhenUsed="1"/>
+    <w:lsdException w:name="HTML Code" w:semiHidden="1" w:unhideWhenUsed="1"/>
+    <w:lsdException w:name="HTML Definition" w:semiHidden="1" w:unhideWhenUsed="1"/>
+    <w:lsdException w:name="HTML Keyboard" w:semiHidden="1" w:unhideWhenUsed="1"/>
+    <w:lsdException w:name="HTML Preformatted" w:semiHidden="1" w:unhideWhenUsed="1"/>
+    <w:lsdException w:name="HTML Sample" w:semiHidden="1" w:unhideWhenUsed="1"/>
+    <w:lsdException w:name="HTML Typewriter" w:semiHidden="1" w:unhideWhenUsed="1"/>
+    <w:lsdException w:name="HTML Variable" w:semiHidden="1" w:unhideWhenUsed="1"/>
+    <w:lsdException w:name="Normal Table" w:semiHidden="1" w:unhideWhenUsed="1"/>
+    <w:lsdException w:name="annotation subject" w:semiHidden="1" w:unhideWhenUsed="1"/>
+    <w:lsdException w:name="No List" w:semiHidden="1" w:unhideWhenUsed="1"/>
+    <w:lsdException w:name="Outline List 1" w:semiHidden="1" w:unhideWhenUsed="1"/>
+    <w:lsdException w:name="Outline List 2" w:semiHidden="1" w:unhideWhenUsed="1"/>
+    <w:lsdException w:name="Outline List 3" w:semiHidden="1" w:unhideWhenUsed="1"/>
+    <w:lsdException w:name="Table Simple 1" w:semiHidden="1" w:unhideWhenUsed="1"/>
+    <w:lsdException w:name="Table Simple 2" w:semiHidden="1" w:unhideWhenUsed="1"/>
+    <w:lsdException w:name="Table Simple 3" w:semiHidden="1" w:unhideWhenUsed="1"/>
+    <w:lsdException w:name="Table Classic 1" w:semiHidden="1" w:unhideWhenUsed="1"/>
+    <w:lsdException w:name="Table Classic 2" w:semiHidden="1" w:unhideWhenUsed="1"/>
+    <w:lsdException w:name="Table Classic 3" w:semiHidden="1" w:unhideWhenUsed="1"/>
+    <w:lsdException w:name="Table Classic 4" w:semiHidden="1" w:unhideWhenUsed="1"/>
+    <w:lsdException w:name="Table Colorful 1" w:semiHidden="1" w:unhideWhenUsed="1"/>
+    <w:lsdException w:name="Table Colorful 2" w:semiHidden="1" w:unhideWhenUsed="1"/>
+    <w:lsdException w:name="Table Colorful 3" w:semiHidden="1" w:unhideWhenUsed="1"/>
+    <w:lsdException w:name="Table Columns 1" w:semiHidden="1" w:unhideWhenUsed="1"/>
+    <w:lsdException w:name="Table Columns 2" w:semiHidden="1" w:unhideWhenUsed="1"/>
+    <w:lsdException w:name="Table Columns 3" w:semiHidden="1" w:unhideWhenUsed="1"/>
+    <w:lsdException w:name="Table Columns 4" w:semiHidden="1" w:unhideWhenUsed="1"/>
+    <w:lsdException w:name="Table Columns 5" w:semiHidden="1" w:unhideWhenUsed="1"/>
+    <w:lsdException w:name="Table Grid 1" w:semiHidden="1" w:unhideWhenUsed="1"/>
+    <w:lsdException w:name="Table Grid 2" w:semiHidden="1" w:unhideWhenUsed="1"/>
+    <w:lsdException w:name="Table Grid 3" w:semiHidden="1" w:unhideWhenUsed="1"/>
+    <w:lsdException w:name="Table Grid 4" w:semiHidden="1" w:unhideWhenUsed="1"/>
+    <w:lsdException w:name="Table Grid 5" w:semiHidden="1" w:unhideWhenUsed="1"/>
+    <w:lsdException w:name="Table Grid 6" w:semiHidden="1" w:unhideWhenUsed="1"/>
+    <w:lsdException w:name="Table Grid 7" w:semiHidden="1" w:unhideWhenUsed="1"/>
+    <w:lsdException w:name="Table Grid 8" w:semiHidden="1" w:unhideWhenUsed="1"/>
+    <w:lsdException w:name="Table List 1" w:semiHidden="1" w:unhideWhenUsed="1"/>
+    <w:lsdException w:name="Table List 2" w:semiHidden="1" w:unhideWhenUsed="1"/>
+    <w:lsdException w:name="Table List 3" w:semiHidden="1" w:unhideWhenUsed="1"/>
+    <w:lsdException w:name="Table List 4" w:semiHidden="1" w:unhideWhenUsed="1"/>
+    <w:lsdException w:name="Table List 5" w:semiHidden="1" w:unhideWhenUsed="1"/>
+    <w:lsdException w:name="Table List 6" w:semiHidden="1" w:unhideWhenUsed="1"/>
+    <w:lsdException w:name="Table List 7" w:semiHidden="1" w:unhideWhenUsed="1"/>
+    <w:lsdException w:name="Table List 8" w:semiHidden="1" w:unhideWhenUsed="1"/>
+    <w:lsdException w:name="Table 3D effects 1" w:semiHidden="1" w:unhideWhenUsed="1"/>
+    <w:lsdException w:name="Table 3D effects 2" w:semiHidden="1" w:unhideWhenUsed="1"/>
+    <w:lsdException w:name="Table 3D effects 3" w:semiHidden="1" w:unhideWhenUsed="1"/>
+    <w:lsdException w:name="Table Contemporary" w:semiHidden="1" w:unhideWhenUsed="1"/>
+    <w:lsdException w:name="Table Elegant" w:semiHidden="1" w:unhideWhenUsed="1"/>
+    <w:lsdException w:name="Table Professional" w:semiHidden="1" w:unhideWhenUsed="1"/>
+    <w:lsdException w:name="Table Subtle 1" w:semiHidden="1" w:unhideWhenUsed="1"/>
+    <w:lsdException w:name="Table Subtle 2" w:semiHidden="1" w:unhideWhenUsed="1"/>
+    <w:lsdException w:name="Table Web 1" w:semiHidden="1" w:unhideWhenUsed="1"/>
+    <w:lsdException w:name="Table Web 2" w:semiHidden="1" w:unhideWhenUsed="1"/>
+    <w:lsdException w:name="Table Web 3" w:semiHidden="1" w:unhideWhenUsed="1"/>
+    <w:lsdException w:name="Balloon Text" w:semiHidden="1" w:unhideWhenUsed="1"/>
+    <w:lsdException w:name="Table Grid" w:uiPriority="39"/>
+    <w:lsdException w:name="Table Theme" w:semiHidden="1" w:unhideWhenUsed="1"/>
+    <w:lsdException w:name="Placeholder Text" w:semiHidden="1"/>
+    <w:lsdException w:name="No Spacing" w:uiPriority="1" w:qFormat="1"/>
+    <w:lsdException w:name="Light Shading" w:uiPriority="60"/>
+    <w:lsdException w:name="Light List" w:uiPriority="61"/>
+    <w:lsdException w:name="Light Grid" w:uiPriority="62"/>
+    <w:lsdException w:name="Medium Shading 1" w:uiPriority="63"/>
+    <w:lsdException w:name="Medium Shading 2" w:uiPriority="64"/>
+    <w:lsdException w:name="Medium List 1" w:uiPriority="65"/>
+    <w:lsdException w:name="Medium List 2" w:uiPriority="66"/>
+    <w:lsdException w:name="Medium Grid 1" w:uiPriority="67"/>
+    <w:lsdException w:name="Medium Grid 2" w:uiPriority="68"/>
+    <w:lsdException w:name="Medium Grid 3" w:uiPriority="69"/>
+    <w:lsdException w:name="Dark List" w:uiPriority="70"/>
+    <w:lsdException w:name="Colorful Shading" w:uiPriority="71"/>
+    <w:lsdException w:name="Colorful List" w:uiPriority="72"/>
+    <w:lsdException w:name="Colorful Grid" w:uiPriority="73"/>
+    <w:lsdException w:name="Light Shading Accent 1" w:uiPriority="60"/>
+    <w:lsdException w:name="Light List Accent 1" w:uiPriority="61"/>
+    <w:lsdException w:name="Light Grid Accent 1" w:uiPriority="62"/>
+    <w:lsdException w:name="Medium Shading 1 Accent 1" w:uiPriority="63"/>
+    <w:lsdException w:name="Medium Shading 2 Accent 1" w:uiPriority="64"/>
+    <w:lsdException w:name="Medium List 1 Accent 1" w:uiPriority="65"/>
+    <w:lsdException w:name="Revision" w:semiHidden="1"/>
+    <w:lsdException w:name="List Paragraph" w:uiPriority="34" w:qFormat="1"/>
+    <w:lsdException w:name="Quote" w:uiPriority="29" w:qFormat="1"/>
+    <w:lsdException w:name="Intense Quote" w:uiPriority="30" w:qFormat="1"/>
+    <w:lsdException w:name="Medium List 2 Accent 1" w:uiPriority="66"/>
+    <w:lsdException w:name="Medium Grid 1 Accent 1" w:uiPriority="67"/>
+    <w:lsdException w:name="Medium Grid 2 Accent 1" w:uiPriority="68"/>
+    <w:lsdException w:name="Medium Grid 3 Accent 1" w:uiPriority="69"/>
+    <w:lsdException w:name="Dark List Accent 1" w:uiPriority="70"/>
+    <w:lsdException w:name="Colorful Shading Accent 1" w:uiPriority="71"/>
+    <w:lsdException w:name="Colorful List Accent 1" w:uiPriority="72"/>
+    <w:lsdException w:name="Colorful Grid Accent 1" w:uiPriority="73"/>
+    <w:lsdException w:name="Light Shading Accent 2" w:uiPriority="60"/>
+    <w:lsdException w:name="Light List Accent 2" w:uiPriority="61"/>
+    <w:lsdException w:name="Light Grid Accent 2" w:uiPriority="62"/>
+    <w:lsdException w:name="Medium Shading 1 Accent 2" w:uiPriority="63"/>
+    <w:lsdException w:name="Medium Shading 2 Accent 2" w:uiPriority="64"/>
+    <w:lsdException w:name="Medium List 1 Accent 2" w:uiPriority="65"/>
+    <w:lsdException w:name="Medium List 2 Accent 2" w:uiPriority="66"/>
+    <w:lsdException w:name="Medium Grid 1 Accent 2" w:uiPriority="67"/>
+    <w:lsdException w:name="Medium Grid 2 Accent 2" w:uiPriority="68"/>
+    <w:lsdException w:name="Medium Grid 3 Accent 2" w:uiPriority="69"/>
+    <w:lsdException w:name="Dark List Accent 2" w:uiPriority="70"/>
+    <w:lsdException w:name="Colorful Shading Accent 2" w:uiPriority="71"/>
+    <w:lsdException w:name="Colorful List Accent 2" w:uiPriority="72"/>
+    <w:lsdException w:name="Colorful Grid Accent 2" w:uiPriority="73"/>
+    <w:lsdException w:name="Light Shading Accent 3" w:uiPriority="60"/>
+    <w:lsdException w:name="Light List Accent 3" w:uiPriority="61"/>
+    <w:lsdException w:name="Light Grid Accent 3" w:uiPriority="62"/>
+    <w:lsdException w:name="Medium Shading 1 Accent 3" w:uiPriority="63"/>
+    <w:lsdException w:name="Medium Shading 2 Accent 3" w:uiPriority="64"/>
+    <w:lsdException w:name="Medium List 1 Accent 3" w:uiPriority="65"/>
+    <w:lsdException w:name="Medium List 2 Accent 3" w:uiPriority="66"/>
+    <w:lsdException w:name="Medium Grid 1 Accent 3" w:uiPriority="67"/>
+    <w:lsdException w:name="Medium Grid 2 Accent 3" w:uiPriority="68"/>
+    <w:lsdException w:name="Medium Grid 3 Accent 3" w:uiPriority="69"/>
+    <w:lsdException w:name="Dark List Accent 3" w:uiPriority="70"/>
+    <w:lsdException w:name="Colorful Shading Accent 3" w:uiPriority="71"/>
+    <w:lsdException w:name="Colorful List Accent 3" w:uiPriority="72"/>
+    <w:lsdException w:name="Colorful Grid Accent 3" w:uiPriority="73"/>
+    <w:lsdException w:name="Light Shading Accent 4" w:uiPriority="60"/>
+    <w:lsdException w:name="Light List Accent 4" w:uiPriority="61"/>
+    <w:lsdException w:name="Light Grid Accent 4" w:uiPriority="62"/>
+    <w:lsdException w:name="Medium Shading 1 Accent 4" w:uiPriority="63"/>
+    <w:lsdException w:name="Medium Shading 2 Accent 4" w:uiPriority="64"/>
+    <w:lsdException w:name="Medium List 1 Accent 4" w:uiPriority="65"/>
+    <w:lsdException w:name="Medium List 2 Accent 4" w:uiPriority="66"/>
+    <w:lsdException w:name="Medium Grid 1 Accent 4" w:uiPriority="67"/>
+    <w:lsdException w:name="Medium Grid 2 Accent 4" w:uiPriority="68"/>
+    <w:lsdException w:name="Medium Grid 3 Accent 4" w:uiPriority="69"/>
+    <w:lsdException w:name="Dark List Accent 4" w:uiPriority="70"/>
+    <w:lsdException w:name="Colorful Shading Accent 4" w:uiPriority="71"/>
+    <w:lsdException w:name="Colorful List Accent 4" w:uiPriority="72"/>
+    <w:lsdException w:name="Colorful Grid Accent 4" w:uiPriority="73"/>
+    <w:lsdException w:name="Light Shading Accent 5" w:uiPriority="60"/>
+    <w:lsdException w:name="Light List Accent 5" w:uiPriority="61"/>
+    <w:lsdException w:name="Light Grid Accent 5" w:uiPriority="62"/>
+    <w:lsdException w:name="Medium Shading 1 Accent 5" w:uiPriority="63"/>
+    <w:lsdException w:name="Medium Shading 2 Accent 5" w:uiPriority="64"/>
+    <w:lsdException w:name="Medium List 1 Accent 5" w:uiPriority="65"/>
+    <w:lsdException w:name="Medium List 2 Accent 5" w:uiPriority="66"/>
+    <w:lsdException w:name="Medium Grid 1 Accent 5" w:uiPriority="67"/>
+    <w:lsdException w:name="Medium Grid 2 Accent 5" w:uiPriority="68"/>
+    <w:lsdException w:name="Medium Grid 3 Accent 5" w:uiPriority="69"/>
+    <w:lsdException w:name="Dark List Accent 5" w:uiPriority="70"/>
+    <w:lsdException w:name="Colorful Shading Accent 5" w:uiPriority="71"/>
+    <w:lsdException w:name="Colorful List Accent 5" w:uiPriority="72"/>
+    <w:lsdException w:name="Colorful Grid Accent 5" w:uiPriority="73"/>
+    <w:lsdException w:name="Light Shading Accent 6" w:uiPriority="60"/>
+    <w:lsdException w:name="Light List Accent 6" w:uiPriority="61"/>
+    <w:lsdException w:name="Light Grid Accent 6" w:uiPriority="62"/>
+    <w:lsdException w:name="Medium Shading 1 Accent 6" w:uiPriority="63"/>
+    <w:lsdException w:name="Medium Shading 2 Accent 6" w:uiPriority="64"/>
+    <w:lsdException w:name="Medium List 1 Accent 6" w:uiPriority="65"/>
+    <w:lsdException w:name="Medium List 2 Accent 6" w:uiPriority="66"/>
+    <w:lsdException w:name="Medium Grid 1 Accent 6" w:uiPriority="67"/>
+    <w:lsdException w:name="Medium Grid 2 Accent 6" w:uiPriority="68"/>
+    <w:lsdException w:name="Medium Grid 3 Accent 6" w:uiPriority="69"/>
+    <w:lsdException w:name="Dark List Accent 6" w:uiPriority="70"/>
+    <w:lsdException w:name="Colorful Shading Accent 6" w:uiPriority="71"/>
+    <w:lsdException w:name="Colorful List Accent 6" w:uiPriority="72"/>
+    <w:lsdException w:name="Colorful Grid Accent 6" w:uiPriority="73"/>
+    <w:lsdException w:name="Subtle Emphasis" w:uiPriority="19" w:qFormat="1"/>
+    <w:lsdException w:name="Intense Emphasis" w:uiPriority="21" w:qFormat="1"/>
+    <w:lsdException w:name="Subtle Reference" w:uiPriority="31" w:qFormat="1"/>
+    <w:lsdException w:name="Intense Reference" w:uiPriority="32" w:qFormat="1"/>
+    <w:lsdException w:name="Book Title" w:uiPriority="33" w:qFormat="1"/>
+    <w:lsdException w:name="Bibliography" w:semiHidden="1" w:uiPriority="37" w:unhideWhenUsed="1"/>
+    <w:lsdException w:name="TOC Heading" w:semiHidden="1" w:uiPriority="39" w:unhideWhenUsed="1" w:qFormat="1"/>
+    <w:lsdException w:name="Plain Table 1" w:uiPriority="41"/>
+    <w:lsdException w:name="Plain Table 2" w:uiPriority="42"/>
+    <w:lsdException w:name="Plain Table 3" w:uiPriority="43"/>
+    <w:lsdException w:name="Plain Table 4" w:uiPriority="44"/>
+    <w:lsdException w:name="Plain Table 5" w:uiPriority="45"/>
+    <w:lsdException w:name="Grid Table Light" w:uiPriority="40"/>
+    <w:lsdException w:name="Grid Table 1 Light" w:uiPriority="46"/>
+    <w:lsdException w:name="Grid Table 2" w:uiPriority="47"/>
+    <w:lsdException w:name="Grid Table 3" w:uiPriority="48"/>
+    <w:lsdException w:name="Grid Table 4" w:uiPriority="49"/>
+    <w:lsdException w:name="Grid Table 5 Dark" w:uiPriority="50"/>
+    <w:lsdException w:name="Grid Table 6 Colorful" w:uiPriority="51"/>
+    <w:lsdException w:name="Grid Table 7 Colorful" w:uiPriority="52"/>
+    <w:lsdException w:name="Grid Table 1 Light Accent 1" w:uiPriority="46"/>
+    <w:lsdException w:name="Grid Table 2 Accent 1" w:uiPriority="47"/>
+    <w:lsdException w:name="Grid Table 3 Accent 1" w:uiPriority="48"/>
+    <w:lsdException w:name="Grid Table 4 Accent 1" w:uiPriority="49"/>
+    <w:lsdException w:name="Grid Table 5 Dark Accent 1" w:uiPriority="50"/>
+    <w:lsdException w:name="Grid Table 6 Colorful Accent 1" w:uiPriority="51"/>
+    <w:lsdException w:name="Grid Table 7 Colorful Accent 1" w:uiPriority="52"/>
+    <w:lsdException w:name="Grid Table 1 Light Accent 2" w:uiPriority="46"/>
+    <w:lsdException w:name="Grid Table 2 Accent 2" w:uiPriority="47"/>
+    <w:lsdException w:name="Grid Table 3 Accent 2" w:uiPriority="48"/>
+    <w:lsdException w:name="Grid Table 4 Accent 2" w:uiPriority="49"/>
+    <w:lsdException w:name="Grid Table 5 Dark Accent 2" w:uiPriority="50"/>
+    <w:lsdException w:name="Grid Table 6 Colorful Accent 2" w:uiPriority="51"/>
+    <w:lsdException w:name="Grid Table 7 Colorful Accent 2" w:uiPriority="52"/>
+    <w:lsdException w:name="Grid Table 1 Light Accent 3" w:uiPriority="46"/>
+    <w:lsdException w:name="Grid Table 2 Accent 3" w:uiPriority="47"/>
+    <w:lsdException w:name="Grid Table 3 Accent 3" w:uiPriority="48"/>
+    <w:lsdException w:name="Grid Table 4 Accent 3" w:uiPriority="49"/>
+    <w:lsdException w:name="Grid Table 5 Dark Accent 3" w:uiPriority="50"/>
+    <w:lsdException w:name="Grid Table 6 Colorful Accent 3" w:uiPriority="51"/>
+    <w:lsdException w:name="Grid Table 7 Colorful Accent 3" w:uiPriority="52"/>
+    <w:lsdException w:name="Grid Table 1 Light Accent 4" w:uiPriority="46"/>
+    <w:lsdException w:name="Grid Table 2 Accent 4" w:uiPriority="47"/>
+    <w:lsdException w:name="Grid Table 3 Accent 4" w:uiPriority="48"/>
+    <w:lsdException w:name="Grid Table 4 Accent 4" w:uiPriority="49"/>
+    <w:lsdException w:name="Grid Table 5 Dark Accent 4" w:uiPriority="50"/>
+    <w:lsdException w:name="Grid Table 6 Colorful Accent 4" w:uiPriority="51"/>
+    <w:lsdException w:name="Grid Table 7 Colorful Accent 4" w:uiPriority="52"/>
+    <w:lsdException w:name="Grid Table 1 Light Accent 5" w:uiPriority="46"/>
+    <w:lsdException w:name="Grid Table 2 Accent 5" w:uiPriority="47"/>
+    <w:lsdException w:name="Grid Table 3 Accent 5" w:uiPriority="48"/>
+    <w:lsdException w:name="Grid Table 4 Accent 5" w:uiPriority="49"/>
+    <w:lsdException w:name="Grid Table 5 Dark Accent 5" w:uiPriority="50"/>
+    <w:lsdException w:name="Grid Table 6 Colorful Accent 5" w:uiPriority="51"/>
+    <w:lsdException w:name="Grid Table 7 Colorful Accent 5" w:uiPriority="52"/>
+    <w:lsdException w:name="Grid Table 1 Light Accent 6" w:uiPriority="46"/>
+    <w:lsdException w:name="Grid Table 2 Accent 6" w:uiPriority="47"/>
+    <w:lsdException w:name="Grid Table 3 Accent 6" w:uiPriority="48"/>
+    <w:lsdException w:name="Grid Table 4 Accent 6" w:uiPriority="49"/>
+    <w:lsdException w:name="Grid Table 5 Dark Accent 6" w:uiPriority="50"/>
+    <w:lsdException w:name="Grid Table 6 Colorful Accent 6" w:uiPriority="51"/>
+    <w:lsdException w:name="Grid Table 7 Colorful Accent 6" w:uiPriority="52"/>
+    <w:lsdException w:name="List Table 1 Light" w:uiPriority="46"/>
+    <w:lsdException w:name="List Table 2" w:uiPriority="47"/>
+    <w:lsdException w:name="List Table 3" w:uiPriority="48"/>
+    <w:lsdException w:name="List Table 4" w:uiPriority="49"/>
+    <w:lsdException w:name="List Table 5 Dark" w:uiPriority="50"/>
+    <w:lsdException w:name="List Table 6 Colorful" w:uiPriority="51"/>
+    <w:lsdException w:name="List Table 7 Colorful" w:uiPriority="52"/>
+    <w:lsdException w:name="List Table 1 Light Accent 1" w:uiPriority="46"/>
+    <w:lsdException w:name="List Table 2 Accent 1" w:uiPriority="47"/>
+    <w:lsdException w:name="List Table 3 Accent 1" w:uiPriority="48"/>
+    <w:lsdException w:name="List Table 4 Accent 1" w:uiPriority="49"/>
+    <w:lsdException w:name="List Table 5 Dark Accent 1" w:uiPriority="50"/>
+    <w:lsdException w:name="List Table 6 Colorful Accent 1" w:uiPriority="51"/>
+    <w:lsdException w:name="List Table 7 Colorful Accent 1" w:uiPriority="52"/>
+    <w:lsdException w:name="List Table 1 Light Accent 2" w:uiPriority="46"/>
+    <w:lsdException w:name="List Table 2 Accent 2" w:uiPriority="47"/>
+    <w:lsdException w:name="List Table 3 Accent 2" w:uiPriority="48"/>
+    <w:lsdException w:name="List Table 4 Accent 2" w:uiPriority="49"/>
+    <w:lsdException w:name="List Table 5 Dark Accent 2" w:uiPriority="50"/>
+    <w:lsdException w:name="List Table 6 Colorful Accent 2" w:uiPriority="51"/>
+    <w:lsdException w:name="List Table 7 Colorful Accent 2" w:uiPriority="52"/>
+    <w:lsdException w:name="List Table 1 Light Accent 3" w:uiPriority="46"/>
+    <w:lsdException w:name="List Table 2 Accent 3" w:uiPriority="47"/>
+    <w:lsdException w:name="List Table 3 Accent 3" w:uiPriority="48"/>
+    <w:lsdException w:name="List Table 4 Accent 3" w:uiPriority="49"/>
+    <w:lsdException w:name="List Table 5 Dark Accent 3" w:uiPriority="50"/>
+    <w:lsdException w:name="List Table 6 Colorful Accent 3" w:uiPriority="51"/>
+    <w:lsdException w:name="List Table 7 Colorful Accent 3" w:uiPriority="52"/>
+    <w:lsdException w:name="List Table 1 Light Accent 4" w:uiPriority="46"/>
+    <w:lsdException w:name="List Table 2 Accent 4" w:uiPriority="47"/>
+    <w:lsdException w:name="List Table 3 Accent 4" w:uiPriority="48"/>
+    <w:lsdException w:name="List Table 4 Accent 4" w:uiPriority="49"/>
+    <w:lsdException w:name="List Table 5 Dark Accent 4" w:uiPriority="50"/>
+    <w:lsdException w:name="List Table 6 Colorful Accent 4" w:uiPriority="51"/>
+    <w:lsdException w:name="List Table 7 Colorful Accent 4" w:uiPriority="52"/>
+    <w:lsdException w:name="List Table 1 Light Accent 5" w:uiPriority="46"/>
+    <w:lsdException w:name="List Table 2 Accent 5" w:uiPriority="47"/>
+    <w:lsdException w:name="List Table 3 Accent 5" w:uiPriority="48"/>
+    <w:lsdException w:name="List Table 4 Accent 5" w:uiPriority="49"/>
+    <w:lsdException w:name="List Table 5 Dark Accent 5" w:uiPriority="50"/>
+    <w:lsdException w:name="List Table 6 Colorful Accent 5" w:uiPriority="51"/>
+    <w:lsdException w:name="List Table 7 Colorful Accent 5" w:uiPriority="52"/>
+    <w:lsdException w:name="List Table 1 Light Accent 6" w:uiPriority="46"/>
+    <w:lsdException w:name="List Table 2 Accent 6" w:uiPriority="47"/>
+    <w:lsdException w:name="List Table 3 Accent 6" w:uiPriority="48"/>
+    <w:lsdException w:name="List Table 4 Accent 6" w:uiPriority="49"/>
+    <w:lsdException w:name="List Table 5 Dark Accent 6" w:uiPriority="50"/>
+    <w:lsdException w:name="List Table 6 Colorful Accent 6" w:uiPriority="51"/>
+    <w:lsdException w:name="List Table 7 Colorful Accent 6" w:uiPriority="52"/>
+    <w:lsdException w:name="Mention" w:semiHidden="1" w:unhideWhenUsed="1"/>
+    <w:lsdException w:name="Smart Hyperlink" w:semiHidden="1" w:unhideWhenUsed="1"/>
+    <w:lsdException w:name="Hashtag" w:semiHidden="1" w:unhideWhenUsed="1"/>
+    <w:lsdException w:name="Unresolved Mention" w:semiHidden="1" w:unhideWhenUsed="1"/>
+  </w:latentStyles>
   <w:style w:type="paragraph" w:default="1" w:styleId="Normal">
     <w:name w:val="Normal"/>
-    <w:next w:val="Normal"/>
-    <w:pPr/>
     <w:rPr>
       <w:sz w:val="24"/>
       <w:szCs w:val="24"/>
-      <w:lang w:val="en-US" w:eastAsia="en-US" w:bidi="ar-SA"/>
+      <w:lang w:eastAsia="en-US"/>
     </w:rPr>
   </w:style>
-  <w:style w:type="character" w:default="1" w:styleId="Default Paragraph Font">
+  <w:style w:type="character" w:default="1" w:styleId="DefaultParagraphFont">
     <w:name w:val="Default Paragraph Font"/>
-    <w:next w:val="Default Paragraph Font"/>
+    <w:uiPriority w:val="1"/>
+    <w:semiHidden/>
+    <w:unhideWhenUsed/>
+  </w:style>
+  <w:style w:type="table" w:default="1" w:styleId="TableNormal">
+    <w:name w:val="Normal Table"/>
+    <w:uiPriority w:val="99"/>
+    <w:semiHidden/>
+    <w:unhideWhenUsed/>
+    <w:tblPr>
+      <w:tblInd w:w="0" w:type="dxa"/>
+      <w:tblCellMar>
+        <w:top w:w="0" w:type="dxa"/>
+        <w:left w:w="108" w:type="dxa"/>
+        <w:bottom w:w="0" w:type="dxa"/>
+        <w:right w:w="108" w:type="dxa"/>
+      </w:tblCellMar>
+    </w:tblPr>
+  </w:style>
+  <w:style w:type="numbering" w:default="1" w:styleId="NoList">
+    <w:name w:val="No List"/>
+    <w:uiPriority w:val="99"/>
+    <w:semiHidden/>
+    <w:unhideWhenUsed/>
   </w:style>
   <w:style w:type="character" w:styleId="Hyperlink">
     <w:name w:val="Hyperlink"/>
@@ -2637,196 +3351,111 @@
       <w:u w:val="single"/>
     </w:rPr>
   </w:style>
-  <w:style w:type="table" w:default="1" w:styleId="Table Normal">
-    <w:name w:val="Table Normal"/>
-    <w:next w:val="Table Normal"/>
-    <w:pPr/>
-    <w:tblPr>
-      <w:tblInd w:w="0" w:type="dxa"/>
-    </w:tblPr>
-    <w:trPr/>
-    <w:tcPr/>
-    <w:tblStylePr w:type="firstRow"/>
-    <w:tblStylePr w:type="lastRow"/>
-    <w:tblStylePr w:type="firstCol"/>
-    <w:tblStylePr w:type="lastCol"/>
-    <w:tblStylePr w:type="band1Vert"/>
-    <w:tblStylePr w:type="band2Vert"/>
-    <w:tblStylePr w:type="band1Horz"/>
-    <w:tblStylePr w:type="band2Horz"/>
-    <w:tblStylePr w:type="neCell"/>
-    <w:tblStylePr w:type="nwCell"/>
-    <w:tblStylePr w:type="seCell"/>
-    <w:tblStylePr w:type="swCell"/>
-  </w:style>
-  <w:style w:type="numbering" w:default="1" w:styleId="No List">
-    <w:name w:val="No List"/>
-    <w:next w:val="No List"/>
-    <w:pPr/>
-  </w:style>
-  <w:style w:type="paragraph" w:styleId="Header &amp; Footer">
+  <w:style w:type="paragraph" w:customStyle="1" w:styleId="HeaderFooter">
     <w:name w:val="Header &amp; Footer"/>
-    <w:next w:val="Header &amp; Footer"/>
     <w:pPr>
-      <w:keepNext w:val="0"/>
-      <w:keepLines w:val="0"/>
-      <w:pageBreakBefore w:val="0"/>
-      <w:widowControl w:val="1"/>
-      <w:shd w:val="clear" w:color="auto" w:fill="auto"/>
       <w:tabs>
         <w:tab w:val="right" w:pos="9020"/>
       </w:tabs>
-      <w:suppressAutoHyphens w:val="0"/>
-      <w:bidi w:val="0"/>
-      <w:spacing w:before="0" w:after="0" w:line="240" w:lineRule="auto"/>
-      <w:ind w:left="0" w:right="0" w:firstLine="0"/>
-      <w:jc w:val="left"/>
-      <w:outlineLvl w:val="9"/>
     </w:pPr>
     <w:rPr>
-      <w:rFonts w:ascii="Helvetica Neue" w:cs="Arial Unicode MS" w:hAnsi="Helvetica Neue" w:eastAsia="Arial Unicode MS"/>
-      <w:b w:val="0"/>
-      <w:bCs w:val="0"/>
-      <w:i w:val="0"/>
-      <w:iCs w:val="0"/>
-      <w:caps w:val="0"/>
-      <w:smallCaps w:val="0"/>
-      <w:strike w:val="0"/>
-      <w:dstrike w:val="0"/>
-      <w:outline w:val="0"/>
+      <w:rFonts w:ascii="Helvetica Neue" w:eastAsia="Arial Unicode MS" w:hAnsi="Helvetica Neue" w:cs="Arial Unicode MS"/>
       <w:color w:val="000000"/>
-      <w:spacing w:val="0"/>
-      <w:kern w:val="0"/>
-      <w:position w:val="0"/>
       <w:sz w:val="24"/>
       <w:szCs w:val="24"/>
-      <w:u w:val="none"/>
-      <w:vertAlign w:val="baseline"/>
     </w:rPr>
   </w:style>
-  <w:style w:type="paragraph" w:styleId="footer">
+  <w:style w:type="paragraph" w:styleId="Footer">
     <w:name w:val="footer"/>
-    <w:next w:val="footer"/>
     <w:pPr>
-      <w:keepNext w:val="0"/>
-      <w:keepLines w:val="0"/>
-      <w:pageBreakBefore w:val="0"/>
       <w:widowControl w:val="0"/>
-      <w:shd w:val="clear" w:color="auto" w:fill="auto"/>
       <w:tabs>
         <w:tab w:val="center" w:pos="4153"/>
         <w:tab w:val="right" w:pos="8306"/>
       </w:tabs>
-      <w:suppressAutoHyphens w:val="0"/>
-      <w:bidi w:val="0"/>
-      <w:spacing w:before="0" w:after="0" w:line="240" w:lineRule="auto"/>
-      <w:ind w:left="0" w:right="0" w:firstLine="0"/>
-      <w:jc w:val="left"/>
-      <w:outlineLvl w:val="9"/>
     </w:pPr>
     <w:rPr>
-      <w:rFonts w:ascii="Helvetica Neue" w:cs="Arial Unicode MS" w:hAnsi="Helvetica Neue" w:eastAsia="Arial Unicode MS"/>
-      <w:b w:val="0"/>
-      <w:bCs w:val="0"/>
-      <w:i w:val="0"/>
-      <w:iCs w:val="0"/>
-      <w:caps w:val="0"/>
-      <w:smallCaps w:val="0"/>
-      <w:strike w:val="0"/>
-      <w:dstrike w:val="0"/>
-      <w:outline w:val="0"/>
+      <w:rFonts w:ascii="Helvetica Neue" w:eastAsia="Arial Unicode MS" w:hAnsi="Helvetica Neue" w:cs="Arial Unicode MS"/>
       <w:color w:val="000000"/>
-      <w:spacing w:val="0"/>
       <w:kern w:val="2"/>
-      <w:position w:val="0"/>
       <w:sz w:val="18"/>
       <w:szCs w:val="18"/>
-      <w:u w:val="none" w:color="000000"/>
-      <w:vertAlign w:val="baseline"/>
-      <w:lang w:val="en-US"/>
+      <w:u w:color="000000"/>
     </w:rPr>
   </w:style>
-  <w:style w:type="paragraph" w:styleId="Body A">
+  <w:style w:type="paragraph" w:customStyle="1" w:styleId="BodyA">
     <w:name w:val="Body A"/>
-    <w:next w:val="Body A"/>
     <w:pPr>
-      <w:keepNext w:val="0"/>
-      <w:keepLines w:val="0"/>
-      <w:pageBreakBefore w:val="0"/>
       <w:widowControl w:val="0"/>
-      <w:shd w:val="clear" w:color="auto" w:fill="auto"/>
-      <w:suppressAutoHyphens w:val="0"/>
-      <w:bidi w:val="0"/>
-      <w:spacing w:before="0" w:after="0" w:line="240" w:lineRule="auto"/>
-      <w:ind w:left="0" w:right="0" w:firstLine="0"/>
       <w:jc w:val="both"/>
-      <w:outlineLvl w:val="9"/>
     </w:pPr>
     <w:rPr>
-      <w:rFonts w:ascii="Helvetica Neue" w:cs="Helvetica Neue" w:hAnsi="Helvetica Neue" w:eastAsia="Helvetica Neue"/>
-      <w:b w:val="0"/>
-      <w:bCs w:val="0"/>
-      <w:i w:val="0"/>
-      <w:iCs w:val="0"/>
-      <w:caps w:val="0"/>
-      <w:smallCaps w:val="0"/>
-      <w:strike w:val="0"/>
-      <w:dstrike w:val="0"/>
-      <w:outline w:val="0"/>
+      <w:rFonts w:ascii="Helvetica Neue" w:eastAsia="Arial Unicode MS" w:hAnsi="Helvetica Neue" w:cs="Arial Unicode MS"/>
       <w:color w:val="000000"/>
-      <w:spacing w:val="0"/>
       <w:kern w:val="2"/>
-      <w:position w:val="0"/>
       <w:sz w:val="21"/>
       <w:szCs w:val="21"/>
-      <w:u w:val="none" w:color="000000"/>
-      <w:vertAlign w:val="baseline"/>
-      <w:lang w:val="en-US"/>
+      <w:u w:color="000000"/>
     </w:rPr>
   </w:style>
-  <w:style w:type="paragraph" w:styleId="Body B">
-    <w:name w:val="Body B"/>
-    <w:next w:val="Body B"/>
-    <w:pPr>
-      <w:keepNext w:val="0"/>
-      <w:keepLines w:val="0"/>
-      <w:pageBreakBefore w:val="0"/>
-      <w:widowControl w:val="1"/>
-      <w:shd w:val="clear" w:color="auto" w:fill="auto"/>
-      <w:suppressAutoHyphens w:val="0"/>
-      <w:bidi w:val="0"/>
-      <w:spacing w:before="0" w:after="0" w:line="240" w:lineRule="auto"/>
-      <w:ind w:left="0" w:right="0" w:firstLine="0"/>
-      <w:jc w:val="left"/>
-      <w:outlineLvl w:val="9"/>
-    </w:pPr>
+  <w:style w:type="paragraph" w:customStyle="1" w:styleId="Body">
+    <w:name w:val="Body"/>
     <w:rPr>
-      <w:rFonts w:ascii="Arial Unicode MS" w:cs="Arial Unicode MS" w:hAnsi="Arial Unicode MS" w:eastAsia="Arial Unicode MS"/>
-      <w:b w:val="0"/>
-      <w:bCs w:val="0"/>
-      <w:i w:val="0"/>
-      <w:iCs w:val="0"/>
-      <w:caps w:val="0"/>
-      <w:smallCaps w:val="0"/>
-      <w:strike w:val="0"/>
-      <w:dstrike w:val="0"/>
-      <w:outline w:val="0"/>
+      <w:rFonts w:ascii="Arial Unicode MS" w:eastAsia="Times New Roman" w:hAnsi="Arial Unicode MS" w:cs="Arial Unicode MS" w:hint="eastAsia"/>
       <w:color w:val="000000"/>
-      <w:spacing w:val="0"/>
-      <w:kern w:val="0"/>
-      <w:position w:val="0"/>
       <w:sz w:val="24"/>
       <w:szCs w:val="24"/>
-      <w:u w:val="none" w:color="000000"/>
-      <w:vertAlign w:val="baseline"/>
-      <w:lang w:val="zh-TW" w:eastAsia="zh-TW"/>
+      <w:u w:color="000000"/>
+      <w:lang w:val="zh-CN"/>
     </w:rPr>
+  </w:style>
+  <w:style w:type="paragraph" w:styleId="Header">
+    <w:name w:val="header"/>
+    <w:basedOn w:val="Normal"/>
+    <w:link w:val="HeaderChar"/>
+    <w:uiPriority w:val="99"/>
+    <w:unhideWhenUsed/>
+    <w:rsid w:val="004A7C87"/>
+    <w:pPr>
+      <w:tabs>
+        <w:tab w:val="center" w:pos="4320"/>
+        <w:tab w:val="right" w:pos="8640"/>
+      </w:tabs>
+    </w:pPr>
+  </w:style>
+  <w:style w:type="character" w:customStyle="1" w:styleId="HeaderChar">
+    <w:name w:val="Header Char"/>
+    <w:basedOn w:val="DefaultParagraphFont"/>
+    <w:link w:val="Header"/>
+    <w:uiPriority w:val="99"/>
+    <w:rsid w:val="004A7C87"/>
+    <w:rPr>
+      <w:sz w:val="24"/>
+      <w:szCs w:val="24"/>
+      <w:lang w:eastAsia="en-US"/>
+    </w:rPr>
+  </w:style>
+  <w:style w:type="table" w:styleId="TableGrid">
+    <w:name w:val="Table Grid"/>
+    <w:basedOn w:val="TableNormal"/>
+    <w:uiPriority w:val="39"/>
+    <w:rsid w:val="00FF3564"/>
+    <w:tblPr>
+      <w:tblBorders>
+        <w:top w:val="single" w:sz="4" w:space="0" w:color="auto"/>
+        <w:left w:val="single" w:sz="4" w:space="0" w:color="auto"/>
+        <w:bottom w:val="single" w:sz="4" w:space="0" w:color="auto"/>
+        <w:right w:val="single" w:sz="4" w:space="0" w:color="auto"/>
+        <w:insideH w:val="single" w:sz="4" w:space="0" w:color="auto"/>
+        <w:insideV w:val="single" w:sz="4" w:space="0" w:color="auto"/>
+      </w:tblBorders>
+    </w:tblPr>
   </w:style>
 </w:styles>
 </file>
 
 <file path=word/theme/theme1.xml><?xml version="1.0" encoding="utf-8"?>
-<a:theme xmlns:a="http://schemas.openxmlformats.org/drawingml/2006/main" xmlns:r="http://schemas.openxmlformats.org/officeDocument/2006/relationships" name="Office Theme">
+<a:theme xmlns:a="http://schemas.openxmlformats.org/drawingml/2006/main" name="Office Theme">
   <a:themeElements>
     <a:clrScheme name="Office Theme">
       <a:dk1>
@@ -3028,7 +3657,7 @@
         <a:effectLst/>
         <a:sp3d/>
       </a:spPr>
-      <a:bodyPr rot="0" spcFirstLastPara="1" vertOverflow="overflow" horzOverflow="overflow" vert="horz" wrap="square" lIns="45718" tIns="45718" rIns="45718" bIns="45718" numCol="1" spcCol="38100" rtlCol="0" anchor="ctr" upright="0">
+      <a:bodyPr rot="0" spcFirstLastPara="1" vertOverflow="overflow" horzOverflow="overflow" vert="horz" wrap="square" lIns="45718" tIns="45718" rIns="45718" bIns="45718" numCol="1" spcCol="38100" rtlCol="0" anchor="ctr">
         <a:spAutoFit/>
       </a:bodyPr>
       <a:lstStyle>
@@ -3047,7 +3676,7 @@
           <a:buFontTx/>
           <a:buNone/>
           <a:tabLst/>
-          <a:defRPr b="0" baseline="0" cap="none" i="0" spc="0" strike="noStrike" sz="1800" u="none" kumimoji="0" normalizeH="0">
+          <a:defRPr kumimoji="0" sz="1800" b="0" i="0" u="none" strike="noStrike" cap="none" spc="0" normalizeH="0" baseline="0">
             <a:ln>
               <a:noFill/>
             </a:ln>
@@ -3077,7 +3706,7 @@
           <a:buFontTx/>
           <a:buNone/>
           <a:tabLst/>
-          <a:defRPr b="0" baseline="0" cap="none" i="0" spc="0" strike="noStrike" sz="1800" u="none" kumimoji="0" normalizeH="0">
+          <a:defRPr kumimoji="0" sz="1800" b="0" i="0" u="none" strike="noStrike" cap="none" spc="0" normalizeH="0" baseline="0">
             <a:ln>
               <a:noFill/>
             </a:ln>
@@ -3103,7 +3732,7 @@
           <a:buFontTx/>
           <a:buNone/>
           <a:tabLst/>
-          <a:defRPr b="0" baseline="0" cap="none" i="0" spc="0" strike="noStrike" sz="1800" u="none" kumimoji="0" normalizeH="0">
+          <a:defRPr kumimoji="0" sz="1800" b="0" i="0" u="none" strike="noStrike" cap="none" spc="0" normalizeH="0" baseline="0">
             <a:ln>
               <a:noFill/>
             </a:ln>
@@ -3129,7 +3758,7 @@
           <a:buFontTx/>
           <a:buNone/>
           <a:tabLst/>
-          <a:defRPr b="0" baseline="0" cap="none" i="0" spc="0" strike="noStrike" sz="1800" u="none" kumimoji="0" normalizeH="0">
+          <a:defRPr kumimoji="0" sz="1800" b="0" i="0" u="none" strike="noStrike" cap="none" spc="0" normalizeH="0" baseline="0">
             <a:ln>
               <a:noFill/>
             </a:ln>
@@ -3155,7 +3784,7 @@
           <a:buFontTx/>
           <a:buNone/>
           <a:tabLst/>
-          <a:defRPr b="0" baseline="0" cap="none" i="0" spc="0" strike="noStrike" sz="1800" u="none" kumimoji="0" normalizeH="0">
+          <a:defRPr kumimoji="0" sz="1800" b="0" i="0" u="none" strike="noStrike" cap="none" spc="0" normalizeH="0" baseline="0">
             <a:ln>
               <a:noFill/>
             </a:ln>
@@ -3181,7 +3810,7 @@
           <a:buFontTx/>
           <a:buNone/>
           <a:tabLst/>
-          <a:defRPr b="0" baseline="0" cap="none" i="0" spc="0" strike="noStrike" sz="1800" u="none" kumimoji="0" normalizeH="0">
+          <a:defRPr kumimoji="0" sz="1800" b="0" i="0" u="none" strike="noStrike" cap="none" spc="0" normalizeH="0" baseline="0">
             <a:ln>
               <a:noFill/>
             </a:ln>
@@ -3207,7 +3836,7 @@
           <a:buFontTx/>
           <a:buNone/>
           <a:tabLst/>
-          <a:defRPr b="0" baseline="0" cap="none" i="0" spc="0" strike="noStrike" sz="1800" u="none" kumimoji="0" normalizeH="0">
+          <a:defRPr kumimoji="0" sz="1800" b="0" i="0" u="none" strike="noStrike" cap="none" spc="0" normalizeH="0" baseline="0">
             <a:ln>
               <a:noFill/>
             </a:ln>
@@ -3233,7 +3862,7 @@
           <a:buFontTx/>
           <a:buNone/>
           <a:tabLst/>
-          <a:defRPr b="0" baseline="0" cap="none" i="0" spc="0" strike="noStrike" sz="1800" u="none" kumimoji="0" normalizeH="0">
+          <a:defRPr kumimoji="0" sz="1800" b="0" i="0" u="none" strike="noStrike" cap="none" spc="0" normalizeH="0" baseline="0">
             <a:ln>
               <a:noFill/>
             </a:ln>
@@ -3259,7 +3888,7 @@
           <a:buFontTx/>
           <a:buNone/>
           <a:tabLst/>
-          <a:defRPr b="0" baseline="0" cap="none" i="0" spc="0" strike="noStrike" sz="1800" u="none" kumimoji="0" normalizeH="0">
+          <a:defRPr kumimoji="0" sz="1800" b="0" i="0" u="none" strike="noStrike" cap="none" spc="0" normalizeH="0" baseline="0">
             <a:ln>
               <a:noFill/>
             </a:ln>
@@ -3285,7 +3914,7 @@
           <a:buFontTx/>
           <a:buNone/>
           <a:tabLst/>
-          <a:defRPr b="0" baseline="0" cap="none" i="0" spc="0" strike="noStrike" sz="1800" u="none" kumimoji="0" normalizeH="0">
+          <a:defRPr kumimoji="0" sz="1800" b="0" i="0" u="none" strike="noStrike" cap="none" spc="0" normalizeH="0" baseline="0">
             <a:ln>
               <a:noFill/>
             </a:ln>
@@ -3298,9 +3927,15 @@
         </a:lvl9pPr>
       </a:lstStyle>
       <a:style>
-        <a:lnRef idx="0"/>
-        <a:fillRef idx="0"/>
-        <a:effectRef idx="0"/>
+        <a:lnRef idx="0">
+          <a:scrgbClr r="0" g="0" b="0"/>
+        </a:lnRef>
+        <a:fillRef idx="0">
+          <a:scrgbClr r="0" g="0" b="0"/>
+        </a:fillRef>
+        <a:effectRef idx="0">
+          <a:scrgbClr r="0" g="0" b="0"/>
+        </a:effectRef>
         <a:fontRef idx="none"/>
       </a:style>
     </a:spDef>
@@ -3317,7 +3952,7 @@
         <a:effectLst/>
         <a:sp3d/>
       </a:spPr>
-      <a:bodyPr rot="0" spcFirstLastPara="1" vertOverflow="overflow" horzOverflow="overflow" vert="horz" wrap="square" lIns="91439" tIns="45719" rIns="91439" bIns="45719" numCol="1" spcCol="38100" rtlCol="0" anchor="t" upright="0">
+      <a:bodyPr rot="0" spcFirstLastPara="1" vertOverflow="overflow" horzOverflow="overflow" vert="horz" wrap="square" lIns="91439" tIns="45719" rIns="91439" bIns="45719" numCol="1" spcCol="38100" rtlCol="0" anchor="t">
         <a:noAutofit/>
       </a:bodyPr>
       <a:lstStyle>
@@ -3336,7 +3971,7 @@
           <a:buFontTx/>
           <a:buNone/>
           <a:tabLst/>
-          <a:defRPr b="0" baseline="0" cap="none" i="0" spc="0" strike="noStrike" sz="1800" u="none" kumimoji="0" normalizeH="0">
+          <a:defRPr kumimoji="0" sz="1800" b="0" i="0" u="none" strike="noStrike" cap="none" spc="0" normalizeH="0" baseline="0">
             <a:ln>
               <a:noFill/>
             </a:ln>
@@ -3362,7 +3997,7 @@
           <a:buFontTx/>
           <a:buNone/>
           <a:tabLst/>
-          <a:defRPr b="0" baseline="0" cap="none" i="0" spc="0" strike="noStrike" sz="1800" u="none" kumimoji="0" normalizeH="0">
+          <a:defRPr kumimoji="0" sz="1800" b="0" i="0" u="none" strike="noStrike" cap="none" spc="0" normalizeH="0" baseline="0">
             <a:ln>
               <a:noFill/>
             </a:ln>
@@ -3388,7 +4023,7 @@
           <a:buFontTx/>
           <a:buNone/>
           <a:tabLst/>
-          <a:defRPr b="0" baseline="0" cap="none" i="0" spc="0" strike="noStrike" sz="1800" u="none" kumimoji="0" normalizeH="0">
+          <a:defRPr kumimoji="0" sz="1800" b="0" i="0" u="none" strike="noStrike" cap="none" spc="0" normalizeH="0" baseline="0">
             <a:ln>
               <a:noFill/>
             </a:ln>
@@ -3414,7 +4049,7 @@
           <a:buFontTx/>
           <a:buNone/>
           <a:tabLst/>
-          <a:defRPr b="0" baseline="0" cap="none" i="0" spc="0" strike="noStrike" sz="1800" u="none" kumimoji="0" normalizeH="0">
+          <a:defRPr kumimoji="0" sz="1800" b="0" i="0" u="none" strike="noStrike" cap="none" spc="0" normalizeH="0" baseline="0">
             <a:ln>
               <a:noFill/>
             </a:ln>
@@ -3440,7 +4075,7 @@
           <a:buFontTx/>
           <a:buNone/>
           <a:tabLst/>
-          <a:defRPr b="0" baseline="0" cap="none" i="0" spc="0" strike="noStrike" sz="1800" u="none" kumimoji="0" normalizeH="0">
+          <a:defRPr kumimoji="0" sz="1800" b="0" i="0" u="none" strike="noStrike" cap="none" spc="0" normalizeH="0" baseline="0">
             <a:ln>
               <a:noFill/>
             </a:ln>
@@ -3466,7 +4101,7 @@
           <a:buFontTx/>
           <a:buNone/>
           <a:tabLst/>
-          <a:defRPr b="0" baseline="0" cap="none" i="0" spc="0" strike="noStrike" sz="1800" u="none" kumimoji="0" normalizeH="0">
+          <a:defRPr kumimoji="0" sz="1800" b="0" i="0" u="none" strike="noStrike" cap="none" spc="0" normalizeH="0" baseline="0">
             <a:ln>
               <a:noFill/>
             </a:ln>
@@ -3492,7 +4127,7 @@
           <a:buFontTx/>
           <a:buNone/>
           <a:tabLst/>
-          <a:defRPr b="0" baseline="0" cap="none" i="0" spc="0" strike="noStrike" sz="1800" u="none" kumimoji="0" normalizeH="0">
+          <a:defRPr kumimoji="0" sz="1800" b="0" i="0" u="none" strike="noStrike" cap="none" spc="0" normalizeH="0" baseline="0">
             <a:ln>
               <a:noFill/>
             </a:ln>
@@ -3518,7 +4153,7 @@
           <a:buFontTx/>
           <a:buNone/>
           <a:tabLst/>
-          <a:defRPr b="0" baseline="0" cap="none" i="0" spc="0" strike="noStrike" sz="1800" u="none" kumimoji="0" normalizeH="0">
+          <a:defRPr kumimoji="0" sz="1800" b="0" i="0" u="none" strike="noStrike" cap="none" spc="0" normalizeH="0" baseline="0">
             <a:ln>
               <a:noFill/>
             </a:ln>
@@ -3544,7 +4179,7 @@
           <a:buFontTx/>
           <a:buNone/>
           <a:tabLst/>
-          <a:defRPr b="0" baseline="0" cap="none" i="0" spc="0" strike="noStrike" sz="1800" u="none" kumimoji="0" normalizeH="0">
+          <a:defRPr kumimoji="0" sz="1800" b="0" i="0" u="none" strike="noStrike" cap="none" spc="0" normalizeH="0" baseline="0">
             <a:ln>
               <a:noFill/>
             </a:ln>
@@ -3570,7 +4205,7 @@
           <a:buFontTx/>
           <a:buNone/>
           <a:tabLst/>
-          <a:defRPr b="0" baseline="0" cap="none" i="0" spc="0" strike="noStrike" sz="1800" u="none" kumimoji="0" normalizeH="0">
+          <a:defRPr kumimoji="0" sz="1800" b="0" i="0" u="none" strike="noStrike" cap="none" spc="0" normalizeH="0" baseline="0">
             <a:ln>
               <a:noFill/>
             </a:ln>
@@ -3583,9 +4218,15 @@
         </a:lvl9pPr>
       </a:lstStyle>
       <a:style>
-        <a:lnRef idx="0"/>
-        <a:fillRef idx="0"/>
-        <a:effectRef idx="0"/>
+        <a:lnRef idx="0">
+          <a:scrgbClr r="0" g="0" b="0"/>
+        </a:lnRef>
+        <a:fillRef idx="0">
+          <a:scrgbClr r="0" g="0" b="0"/>
+        </a:fillRef>
+        <a:effectRef idx="0">
+          <a:scrgbClr r="0" g="0" b="0"/>
+        </a:effectRef>
         <a:fontRef idx="none"/>
       </a:style>
     </a:lnDef>
@@ -3599,7 +4240,7 @@
         <a:effectLst/>
         <a:sp3d/>
       </a:spPr>
-      <a:bodyPr rot="0" spcFirstLastPara="1" vertOverflow="overflow" horzOverflow="overflow" vert="horz" wrap="square" lIns="45718" tIns="45718" rIns="45718" bIns="45718" numCol="1" spcCol="38100" rtlCol="0" anchor="t" upright="0">
+      <a:bodyPr rot="0" spcFirstLastPara="1" vertOverflow="overflow" horzOverflow="overflow" vert="horz" wrap="square" lIns="45718" tIns="45718" rIns="45718" bIns="45718" numCol="1" spcCol="38100" rtlCol="0" anchor="t">
         <a:spAutoFit/>
       </a:bodyPr>
       <a:lstStyle>
@@ -3618,7 +4259,7 @@
           <a:buFontTx/>
           <a:buNone/>
           <a:tabLst/>
-          <a:defRPr b="0" baseline="0" cap="none" i="0" spc="0" strike="noStrike" sz="1800" u="none" kumimoji="0" normalizeH="0">
+          <a:defRPr kumimoji="0" sz="1800" b="0" i="0" u="none" strike="noStrike" cap="none" spc="0" normalizeH="0" baseline="0">
             <a:ln>
               <a:noFill/>
             </a:ln>
@@ -3648,7 +4289,7 @@
           <a:buFontTx/>
           <a:buNone/>
           <a:tabLst/>
-          <a:defRPr b="0" baseline="0" cap="none" i="0" spc="0" strike="noStrike" sz="1800" u="none" kumimoji="0" normalizeH="0">
+          <a:defRPr kumimoji="0" sz="1800" b="0" i="0" u="none" strike="noStrike" cap="none" spc="0" normalizeH="0" baseline="0">
             <a:ln>
               <a:noFill/>
             </a:ln>
@@ -3674,7 +4315,7 @@
           <a:buFontTx/>
           <a:buNone/>
           <a:tabLst/>
-          <a:defRPr b="0" baseline="0" cap="none" i="0" spc="0" strike="noStrike" sz="1800" u="none" kumimoji="0" normalizeH="0">
+          <a:defRPr kumimoji="0" sz="1800" b="0" i="0" u="none" strike="noStrike" cap="none" spc="0" normalizeH="0" baseline="0">
             <a:ln>
               <a:noFill/>
             </a:ln>
@@ -3700,7 +4341,7 @@
           <a:buFontTx/>
           <a:buNone/>
           <a:tabLst/>
-          <a:defRPr b="0" baseline="0" cap="none" i="0" spc="0" strike="noStrike" sz="1800" u="none" kumimoji="0" normalizeH="0">
+          <a:defRPr kumimoji="0" sz="1800" b="0" i="0" u="none" strike="noStrike" cap="none" spc="0" normalizeH="0" baseline="0">
             <a:ln>
               <a:noFill/>
             </a:ln>
@@ -3726,7 +4367,7 @@
           <a:buFontTx/>
           <a:buNone/>
           <a:tabLst/>
-          <a:defRPr b="0" baseline="0" cap="none" i="0" spc="0" strike="noStrike" sz="1800" u="none" kumimoji="0" normalizeH="0">
+          <a:defRPr kumimoji="0" sz="1800" b="0" i="0" u="none" strike="noStrike" cap="none" spc="0" normalizeH="0" baseline="0">
             <a:ln>
               <a:noFill/>
             </a:ln>
@@ -3752,7 +4393,7 @@
           <a:buFontTx/>
           <a:buNone/>
           <a:tabLst/>
-          <a:defRPr b="0" baseline="0" cap="none" i="0" spc="0" strike="noStrike" sz="1800" u="none" kumimoji="0" normalizeH="0">
+          <a:defRPr kumimoji="0" sz="1800" b="0" i="0" u="none" strike="noStrike" cap="none" spc="0" normalizeH="0" baseline="0">
             <a:ln>
               <a:noFill/>
             </a:ln>
@@ -3778,7 +4419,7 @@
           <a:buFontTx/>
           <a:buNone/>
           <a:tabLst/>
-          <a:defRPr b="0" baseline="0" cap="none" i="0" spc="0" strike="noStrike" sz="1800" u="none" kumimoji="0" normalizeH="0">
+          <a:defRPr kumimoji="0" sz="1800" b="0" i="0" u="none" strike="noStrike" cap="none" spc="0" normalizeH="0" baseline="0">
             <a:ln>
               <a:noFill/>
             </a:ln>
@@ -3804,7 +4445,7 @@
           <a:buFontTx/>
           <a:buNone/>
           <a:tabLst/>
-          <a:defRPr b="0" baseline="0" cap="none" i="0" spc="0" strike="noStrike" sz="1800" u="none" kumimoji="0" normalizeH="0">
+          <a:defRPr kumimoji="0" sz="1800" b="0" i="0" u="none" strike="noStrike" cap="none" spc="0" normalizeH="0" baseline="0">
             <a:ln>
               <a:noFill/>
             </a:ln>
@@ -3830,7 +4471,7 @@
           <a:buFontTx/>
           <a:buNone/>
           <a:tabLst/>
-          <a:defRPr b="0" baseline="0" cap="none" i="0" spc="0" strike="noStrike" sz="1800" u="none" kumimoji="0" normalizeH="0">
+          <a:defRPr kumimoji="0" sz="1800" b="0" i="0" u="none" strike="noStrike" cap="none" spc="0" normalizeH="0" baseline="0">
             <a:ln>
               <a:noFill/>
             </a:ln>
@@ -3856,7 +4497,7 @@
           <a:buFontTx/>
           <a:buNone/>
           <a:tabLst/>
-          <a:defRPr b="0" baseline="0" cap="none" i="0" spc="0" strike="noStrike" sz="1800" u="none" kumimoji="0" normalizeH="0">
+          <a:defRPr kumimoji="0" sz="1800" b="0" i="0" u="none" strike="noStrike" cap="none" spc="0" normalizeH="0" baseline="0">
             <a:ln>
               <a:noFill/>
             </a:ln>
@@ -3869,12 +4510,19 @@
         </a:lvl9pPr>
       </a:lstStyle>
       <a:style>
-        <a:lnRef idx="0"/>
-        <a:fillRef idx="0"/>
-        <a:effectRef idx="0"/>
+        <a:lnRef idx="0">
+          <a:scrgbClr r="0" g="0" b="0"/>
+        </a:lnRef>
+        <a:fillRef idx="0">
+          <a:scrgbClr r="0" g="0" b="0"/>
+        </a:fillRef>
+        <a:effectRef idx="0">
+          <a:scrgbClr r="0" g="0" b="0"/>
+        </a:effectRef>
         <a:fontRef idx="none"/>
       </a:style>
     </a:txDef>
   </a:objectDefaults>
+  <a:extraClrSchemeLst/>
 </a:theme>
 </file>
--- a/src/src/main/webapp/portal/examine/pccExamineReportTemplate.docx
+++ b/src/src/main/webapp/portal/examine/pccExamineReportTemplate.docx
@@ -521,8 +521,6 @@
               </w:rPr>
               <w:t>{{</w:t>
             </w:r>
-            <w:bookmarkStart w:id="0" w:name="_GoBack"/>
-            <w:bookmarkEnd w:id="0"/>
             <w:proofErr w:type="spellStart"/>
             <w:r>
               <w:rPr>
@@ -2498,213 +2496,8 @@
         </w:rPr>
         <w:t>{{@pictureTail}}</w:t>
       </w:r>
-    </w:p>
-    <w:p>
-      <w:pPr>
-        <w:pStyle w:val="BodyA"/>
-        <w:rPr>
-          <w:rFonts w:eastAsia="宋体" w:hint="eastAsia"/>
-          <w:lang w:val="zh-CN"/>
-        </w:rPr>
-      </w:pPr>
-    </w:p>
-    <w:p>
-      <w:pPr>
-        <w:pStyle w:val="BodyA"/>
-        <w:rPr>
-          <w:rFonts w:eastAsia="宋体" w:hint="eastAsia"/>
-          <w:lang w:val="zh-CN"/>
-        </w:rPr>
-      </w:pPr>
-    </w:p>
-    <w:p>
-      <w:pPr>
-        <w:pStyle w:val="BodyA"/>
-        <w:rPr>
-          <w:rFonts w:eastAsia="宋体" w:hint="eastAsia"/>
-          <w:lang w:val="zh-CN"/>
-        </w:rPr>
-      </w:pPr>
-    </w:p>
-    <w:p>
-      <w:pPr>
-        <w:pStyle w:val="BodyA"/>
-        <w:rPr>
-          <w:rFonts w:eastAsia="宋体" w:hint="eastAsia"/>
-          <w:lang w:val="zh-CN"/>
-        </w:rPr>
-      </w:pPr>
-    </w:p>
-    <w:p>
-      <w:pPr>
-        <w:pStyle w:val="BodyA"/>
-        <w:rPr>
-          <w:rFonts w:eastAsia="宋体" w:hint="eastAsia"/>
-          <w:lang w:val="zh-CN"/>
-        </w:rPr>
-      </w:pPr>
-    </w:p>
-    <w:p>
-      <w:pPr>
-        <w:pStyle w:val="BodyA"/>
-        <w:rPr>
-          <w:rFonts w:eastAsia="宋体" w:hint="eastAsia"/>
-          <w:lang w:val="zh-CN"/>
-        </w:rPr>
-      </w:pPr>
-    </w:p>
-    <w:p>
-      <w:pPr>
-        <w:pStyle w:val="BodyA"/>
-        <w:rPr>
-          <w:rFonts w:eastAsia="宋体" w:hint="eastAsia"/>
-          <w:lang w:val="zh-CN"/>
-        </w:rPr>
-      </w:pPr>
-    </w:p>
-    <w:p>
-      <w:pPr>
-        <w:pStyle w:val="BodyA"/>
-        <w:rPr>
-          <w:rFonts w:eastAsia="宋体" w:hint="eastAsia"/>
-          <w:lang w:val="zh-CN"/>
-        </w:rPr>
-      </w:pPr>
-    </w:p>
-    <w:p>
-      <w:pPr>
-        <w:pStyle w:val="BodyA"/>
-        <w:rPr>
-          <w:rFonts w:eastAsia="宋体" w:hint="eastAsia"/>
-          <w:lang w:val="zh-CN"/>
-        </w:rPr>
-      </w:pPr>
-    </w:p>
-    <w:p>
-      <w:pPr>
-        <w:pStyle w:val="BodyA"/>
-        <w:rPr>
-          <w:rFonts w:eastAsia="宋体" w:hint="eastAsia"/>
-          <w:lang w:val="zh-CN"/>
-        </w:rPr>
-      </w:pPr>
-    </w:p>
-    <w:p>
-      <w:pPr>
-        <w:pStyle w:val="BodyA"/>
-        <w:rPr>
-          <w:rFonts w:eastAsia="宋体" w:hint="eastAsia"/>
-          <w:lang w:val="zh-CN"/>
-        </w:rPr>
-      </w:pPr>
-    </w:p>
-    <w:p>
-      <w:pPr>
-        <w:pStyle w:val="BodyA"/>
-        <w:rPr>
-          <w:rFonts w:eastAsia="宋体" w:hint="eastAsia"/>
-          <w:lang w:val="zh-CN"/>
-        </w:rPr>
-      </w:pPr>
-    </w:p>
-    <w:p>
-      <w:pPr>
-        <w:pStyle w:val="BodyA"/>
-        <w:rPr>
-          <w:rFonts w:eastAsia="宋体" w:hint="eastAsia"/>
-          <w:lang w:val="zh-CN"/>
-        </w:rPr>
-      </w:pPr>
-    </w:p>
-    <w:p>
-      <w:pPr>
-        <w:pStyle w:val="BodyA"/>
-        <w:rPr>
-          <w:rFonts w:eastAsia="宋体" w:hint="eastAsia"/>
-          <w:lang w:val="zh-CN"/>
-        </w:rPr>
-      </w:pPr>
-    </w:p>
-    <w:p>
-      <w:pPr>
-        <w:pStyle w:val="BodyA"/>
-        <w:rPr>
-          <w:rFonts w:eastAsia="宋体" w:hint="eastAsia"/>
-          <w:lang w:val="zh-CN"/>
-        </w:rPr>
-      </w:pPr>
-    </w:p>
-    <w:p>
-      <w:pPr>
-        <w:pStyle w:val="BodyA"/>
-        <w:rPr>
-          <w:rFonts w:eastAsia="宋体" w:hint="eastAsia"/>
-          <w:lang w:val="zh-CN"/>
-        </w:rPr>
-      </w:pPr>
-    </w:p>
-    <w:p>
-      <w:pPr>
-        <w:pStyle w:val="BodyA"/>
-        <w:rPr>
-          <w:rFonts w:eastAsia="宋体" w:hint="eastAsia"/>
-          <w:lang w:val="zh-CN"/>
-        </w:rPr>
-      </w:pPr>
-    </w:p>
-    <w:p>
-      <w:pPr>
-        <w:pStyle w:val="BodyA"/>
-        <w:rPr>
-          <w:rFonts w:eastAsia="宋体" w:hint="eastAsia"/>
-          <w:lang w:val="zh-CN"/>
-        </w:rPr>
-      </w:pPr>
-    </w:p>
-    <w:p>
-      <w:pPr>
-        <w:pStyle w:val="BodyA"/>
-        <w:rPr>
-          <w:rFonts w:eastAsia="宋体" w:hint="eastAsia"/>
-          <w:lang w:val="zh-CN"/>
-        </w:rPr>
-      </w:pPr>
-    </w:p>
-    <w:p>
-      <w:pPr>
-        <w:pStyle w:val="BodyA"/>
-        <w:rPr>
-          <w:rFonts w:eastAsia="宋体" w:hint="eastAsia"/>
-          <w:lang w:val="zh-CN"/>
-        </w:rPr>
-      </w:pPr>
-    </w:p>
-    <w:p>
-      <w:pPr>
-        <w:pStyle w:val="BodyA"/>
-        <w:rPr>
-          <w:rFonts w:eastAsia="宋体" w:hint="eastAsia"/>
-          <w:lang w:val="zh-CN"/>
-        </w:rPr>
-      </w:pPr>
-    </w:p>
-    <w:p>
-      <w:pPr>
-        <w:pStyle w:val="BodyA"/>
-        <w:rPr>
-          <w:rFonts w:eastAsia="宋体" w:hint="eastAsia"/>
-          <w:lang w:val="zh-CN"/>
-        </w:rPr>
-      </w:pPr>
-    </w:p>
-    <w:p>
-      <w:pPr>
-        <w:pStyle w:val="BodyA"/>
-        <w:jc w:val="center"/>
-        <w:rPr>
-          <w:rFonts w:eastAsia="宋体" w:hint="eastAsia"/>
-        </w:rPr>
-      </w:pPr>
+      <w:bookmarkStart w:id="0" w:name="_GoBack"/>
+      <w:bookmarkEnd w:id="0"/>
     </w:p>
     <w:sectPr>
       <w:headerReference w:type="even" r:id="rId8"/>

--- a/src/src/main/webapp/portal/examine/pccExamineReportTemplate.docx
+++ b/src/src/main/webapp/portal/examine/pccExamineReportTemplate.docx
@@ -6,6 +6,9 @@
     <w:p>
       <w:pPr>
         <w:pStyle w:val="BodyA"/>
+        <w:rPr>
+          <w:rFonts w:hint="eastAsia"/>
+        </w:rPr>
       </w:pPr>
       <w:r>
         <w:rPr>
@@ -52,6 +55,9 @@
       <w:pPr>
         <w:pStyle w:val="BodyA"/>
         <w:jc w:val="center"/>
+        <w:rPr>
+          <w:rFonts w:hint="eastAsia"/>
+        </w:rPr>
       </w:pPr>
     </w:p>
     <w:p>
@@ -71,7 +77,7 @@
         <w:suppressAutoHyphens/>
         <w:outlineLvl w:val="0"/>
         <w:rPr>
-          <w:rFonts w:eastAsia="宋体"/>
+          <w:rFonts w:eastAsia="宋体" w:hint="default"/>
           <w:sz w:val="22"/>
           <w:szCs w:val="22"/>
         </w:rPr>
@@ -81,6 +87,9 @@
       <w:pPr>
         <w:pStyle w:val="BodyA"/>
         <w:jc w:val="center"/>
+        <w:rPr>
+          <w:rFonts w:hint="eastAsia"/>
+        </w:rPr>
       </w:pPr>
     </w:p>
     <w:tbl>
@@ -122,6 +131,9 @@
                 <w:bar w:val="none" w:sz="0" w:color="auto"/>
               </w:pBdr>
               <w:jc w:val="left"/>
+              <w:rPr>
+                <w:rFonts w:hint="eastAsia"/>
+              </w:rPr>
             </w:pPr>
             <w:r>
               <w:rPr>
@@ -186,6 +198,9 @@
                 <w:bar w:val="none" w:sz="0" w:color="auto"/>
               </w:pBdr>
               <w:jc w:val="left"/>
+              <w:rPr>
+                <w:rFonts w:hint="eastAsia"/>
+              </w:rPr>
             </w:pPr>
             <w:r>
               <w:rPr>
@@ -241,6 +256,9 @@
                 <w:bar w:val="none" w:sz="0" w:color="auto"/>
               </w:pBdr>
               <w:jc w:val="left"/>
+              <w:rPr>
+                <w:rFonts w:hint="eastAsia"/>
+              </w:rPr>
             </w:pPr>
             <w:r>
               <w:rPr>
@@ -288,29 +306,102 @@
       <w:pPr>
         <w:pStyle w:val="BodyA"/>
         <w:jc w:val="center"/>
+        <w:rPr>
+          <w:rFonts w:hint="eastAsia"/>
+        </w:rPr>
       </w:pPr>
     </w:p>
     <w:p>
       <w:pPr>
         <w:pStyle w:val="BodyA"/>
         <w:jc w:val="center"/>
+        <w:rPr>
+          <w:rFonts w:hint="eastAsia"/>
+        </w:rPr>
       </w:pPr>
     </w:p>
     <w:p>
-      <w:pPr>
-        <w:pStyle w:val="BodyA"/>
-        <w:jc w:val="center"/>
-      </w:pPr>
+      <w:r>
+        <w:rPr>
+          <w:rFonts w:hint="eastAsia"/>
+        </w:rPr>
+        <w:br w:type="page"/>
+      </w:r>
     </w:p>
     <w:p>
-      <w:pPr>
-        <w:pStyle w:val="BodyA"/>
-        <w:jc w:val="center"/>
-      </w:pPr>
+      <w:r>
+        <w:rPr>
+          <w:noProof/>
+        </w:rPr>
+        <w:lastRenderedPageBreak/>
+        <w:drawing>
+          <wp:anchor distT="0" distB="0" distL="114300" distR="114300" simplePos="0" relativeHeight="251658240" behindDoc="1" locked="0" layoutInCell="1" allowOverlap="1" wp14:anchorId="030C5D19">
+            <wp:simplePos x="0" y="0"/>
+            <wp:positionH relativeFrom="margin">
+              <wp:align>left</wp:align>
+            </wp:positionH>
+            <wp:positionV relativeFrom="paragraph">
+              <wp:posOffset>3810</wp:posOffset>
+            </wp:positionV>
+            <wp:extent cx="5505450" cy="979170"/>
+            <wp:effectExtent l="0" t="0" r="0" b="0"/>
+            <wp:wrapTight wrapText="bothSides">
+              <wp:wrapPolygon edited="0">
+                <wp:start x="0" y="0"/>
+                <wp:lineTo x="0" y="21012"/>
+                <wp:lineTo x="21525" y="21012"/>
+                <wp:lineTo x="21525" y="0"/>
+                <wp:lineTo x="0" y="0"/>
+              </wp:wrapPolygon>
+            </wp:wrapTight>
+            <wp:docPr id="1" name="Picture 1"/>
+            <wp:cNvGraphicFramePr>
+              <a:graphicFrameLocks xmlns:a="http://schemas.openxmlformats.org/drawingml/2006/main" noChangeAspect="1"/>
+            </wp:cNvGraphicFramePr>
+            <a:graphic xmlns:a="http://schemas.openxmlformats.org/drawingml/2006/main">
+              <a:graphicData uri="http://schemas.openxmlformats.org/drawingml/2006/picture">
+                <pic:pic xmlns:pic="http://schemas.openxmlformats.org/drawingml/2006/picture">
+                  <pic:nvPicPr>
+                    <pic:cNvPr id="1" name=""/>
+                    <pic:cNvPicPr/>
+                  </pic:nvPicPr>
+                  <pic:blipFill>
+                    <a:blip r:embed="rId7">
+                      <a:extLst>
+                        <a:ext uri="{28A0092B-C50C-407E-A947-70E740481C1C}">
+                          <a14:useLocalDpi xmlns:a14="http://schemas.microsoft.com/office/drawing/2010/main" val="0"/>
+                        </a:ext>
+                      </a:extLst>
+                    </a:blip>
+                    <a:stretch>
+                      <a:fillRect/>
+                    </a:stretch>
+                  </pic:blipFill>
+                  <pic:spPr>
+                    <a:xfrm>
+                      <a:off x="0" y="0"/>
+                      <a:ext cx="5505450" cy="979170"/>
+                    </a:xfrm>
+                    <a:prstGeom prst="rect">
+                      <a:avLst/>
+                    </a:prstGeom>
+                  </pic:spPr>
+                </pic:pic>
+              </a:graphicData>
+            </a:graphic>
+            <wp14:sizeRelH relativeFrom="page">
+              <wp14:pctWidth>0</wp14:pctWidth>
+            </wp14:sizeRelH>
+            <wp14:sizeRelV relativeFrom="page">
+              <wp14:pctHeight>0</wp14:pctHeight>
+            </wp14:sizeRelV>
+          </wp:anchor>
+        </w:drawing>
+      </w:r>
     </w:p>
     <w:tbl>
       <w:tblPr>
-        <w:tblpPr w:leftFromText="180" w:rightFromText="180" w:horzAnchor="margin" w:tblpY="1935"/>
+        <w:tblpPr w:leftFromText="187" w:rightFromText="187" w:vertAnchor="page" w:horzAnchor="margin" w:tblpY="3331"/>
         <w:tblW w:w="8484" w:type="dxa"/>
         <w:tblBorders>
           <w:top w:val="single" w:sz="8" w:space="0" w:color="FFFFFF"/>
@@ -368,9 +459,10 @@
                 <w:sz w:val="22"/>
                 <w:szCs w:val="22"/>
               </w:rPr>
-              <w:lastRenderedPageBreak/>
               <w:t>探头型号</w:t>
             </w:r>
+            <w:bookmarkStart w:id="0" w:name="_GoBack"/>
+            <w:bookmarkEnd w:id="0"/>
           </w:p>
         </w:tc>
         <w:tc>
@@ -2396,57 +2488,41 @@
     </w:tbl>
     <w:p>
       <w:pPr>
-        <w:pStyle w:val="BodyA"/>
-        <w:ind w:left="108" w:hanging="108"/>
+        <w:rPr>
+          <w:rFonts w:ascii="Helvetica Neue" w:eastAsia="Arial Unicode MS" w:hAnsi="Helvetica Neue" w:cs="Arial Unicode MS" w:hint="eastAsia"/>
+          <w:color w:val="000000"/>
+          <w:kern w:val="2"/>
+          <w:sz w:val="21"/>
+          <w:szCs w:val="21"/>
+          <w:u w:color="000000"/>
+          <w:lang w:val="zh-CN" w:eastAsia="zh-CN"/>
+        </w:rPr>
       </w:pPr>
       <w:r>
         <w:rPr>
-          <w:noProof/>
+          <w:rFonts w:hint="eastAsia"/>
+          <w:lang w:val="zh-CN"/>
         </w:rPr>
-        <w:drawing>
-          <wp:inline distT="0" distB="0" distL="0" distR="0" wp14:anchorId="030C5D19" wp14:editId="6DB02223">
-            <wp:extent cx="5505450" cy="979760"/>
-            <wp:effectExtent l="0" t="0" r="0" b="0"/>
-            <wp:docPr id="1" name="Picture 1"/>
-            <wp:cNvGraphicFramePr>
-              <a:graphicFrameLocks xmlns:a="http://schemas.openxmlformats.org/drawingml/2006/main" noChangeAspect="1"/>
-            </wp:cNvGraphicFramePr>
-            <a:graphic xmlns:a="http://schemas.openxmlformats.org/drawingml/2006/main">
-              <a:graphicData uri="http://schemas.openxmlformats.org/drawingml/2006/picture">
-                <pic:pic xmlns:pic="http://schemas.openxmlformats.org/drawingml/2006/picture">
-                  <pic:nvPicPr>
-                    <pic:cNvPr id="1" name=""/>
-                    <pic:cNvPicPr/>
-                  </pic:nvPicPr>
-                  <pic:blipFill>
-                    <a:blip r:embed="rId7"/>
-                    <a:stretch>
-                      <a:fillRect/>
-                    </a:stretch>
-                  </pic:blipFill>
-                  <pic:spPr>
-                    <a:xfrm>
-                      <a:off x="0" y="0"/>
-                      <a:ext cx="5571459" cy="991507"/>
-                    </a:xfrm>
-                    <a:prstGeom prst="rect">
-                      <a:avLst/>
-                    </a:prstGeom>
-                  </pic:spPr>
-                </pic:pic>
-              </a:graphicData>
-            </a:graphic>
-          </wp:inline>
-        </w:drawing>
+        <w:br w:type="page"/>
       </w:r>
+    </w:p>
+    <w:p>
+      <w:pPr>
+        <w:pStyle w:val="BodyA"/>
+        <w:jc w:val="center"/>
+        <w:rPr>
+          <w:rFonts w:eastAsia="宋体" w:hint="eastAsia"/>
+          <w:lang w:val="zh-CN"/>
+        </w:rPr>
+      </w:pPr>
       <w:r>
         <w:rPr>
           <w:noProof/>
         </w:rPr>
         <w:lastRenderedPageBreak/>
         <w:drawing>
-          <wp:inline distT="0" distB="0" distL="0" distR="0" wp14:anchorId="0CCFF385" wp14:editId="20BDDF21">
-            <wp:extent cx="5270500" cy="937383"/>
+          <wp:inline distT="0" distB="0" distL="0" distR="0" wp14:anchorId="27D953AE" wp14:editId="576C0FB4">
+            <wp:extent cx="5270500" cy="937260"/>
             <wp:effectExtent l="0" t="0" r="6350" b="0"/>
             <wp:docPr id="2" name="Picture 2"/>
             <wp:cNvGraphicFramePr>
@@ -2468,7 +2544,7 @@
                   <pic:spPr>
                     <a:xfrm>
                       <a:off x="0" y="0"/>
-                      <a:ext cx="5270500" cy="937383"/>
+                      <a:ext cx="5270500" cy="937260"/>
                     </a:xfrm>
                     <a:prstGeom prst="rect">
                       <a:avLst/>
@@ -2480,32 +2556,15 @@
           </wp:inline>
         </w:drawing>
       </w:r>
-    </w:p>
-    <w:p>
-      <w:pPr>
-        <w:pStyle w:val="BodyA"/>
-        <w:jc w:val="center"/>
-        <w:rPr>
-          <w:rFonts w:eastAsia="宋体" w:hint="eastAsia"/>
-          <w:lang w:val="zh-CN"/>
-        </w:rPr>
-      </w:pPr>
       <w:r>
         <w:rPr>
           <w:lang w:val="zh-CN"/>
         </w:rPr>
         <w:t>{{@pictureTail}}</w:t>
       </w:r>
-      <w:bookmarkStart w:id="0" w:name="_GoBack"/>
-      <w:bookmarkEnd w:id="0"/>
     </w:p>
     <w:sectPr>
-      <w:headerReference w:type="even" r:id="rId8"/>
-      <w:headerReference w:type="default" r:id="rId9"/>
-      <w:footerReference w:type="even" r:id="rId10"/>
-      <w:footerReference w:type="default" r:id="rId11"/>
-      <w:headerReference w:type="first" r:id="rId12"/>
-      <w:footerReference w:type="first" r:id="rId13"/>
+      <w:footerReference w:type="default" r:id="rId8"/>
       <w:pgSz w:w="11900" w:h="16840"/>
       <w:pgMar w:top="1440" w:right="1800" w:bottom="1440" w:left="1800" w:header="720" w:footer="720" w:gutter="0"/>
       <w:cols w:space="720"/>
@@ -2538,43 +2597,40 @@
   <w:p>
     <w:pPr>
       <w:pStyle w:val="Footer"/>
-    </w:pPr>
-  </w:p>
-</w:ftr>
-</file>
-
-<file path=word/footer2.xml><?xml version="1.0" encoding="utf-8"?>
-<w:ftr xmlns:wpc="http://schemas.microsoft.com/office/word/2010/wordprocessingCanvas" xmlns:cx="http://schemas.microsoft.com/office/drawing/2014/chartex" xmlns:cx1="http://schemas.microsoft.com/office/drawing/2015/9/8/chartex" xmlns:cx2="http://schemas.microsoft.com/office/drawing/2015/10/21/chartex" xmlns:cx3="http://schemas.microsoft.com/office/drawing/2016/5/9/chartex" xmlns:cx4="http://schemas.microsoft.com/office/drawing/2016/5/10/chartex" xmlns:cx5="http://schemas.microsoft.com/office/drawing/2016/5/11/chartex" xmlns:cx6="http://schemas.microsoft.com/office/drawing/2016/5/12/chartex" xmlns:cx7="http://schemas.microsoft.com/office/drawing/2016/5/13/chartex" xmlns:cx8="http://schemas.microsoft.com/office/drawing/2016/5/14/chartex" xmlns:mc="http://schemas.openxmlformats.org/markup-compatibility/2006" xmlns:aink="http://schemas.microsoft.com/office/drawing/2016/ink" xmlns:am3d="http://schemas.microsoft.com/office/drawing/2017/model3d" xmlns:o="urn:schemas-microsoft-com:office:office" xmlns:r="http://schemas.openxmlformats.org/officeDocument/2006/relationships" xmlns:m="http://schemas.openxmlformats.org/officeDocument/2006/math" xmlns:v="urn:schemas-microsoft-com:vml" xmlns:wp14="http://schemas.microsoft.com/office/word/2010/wordprocessingDrawing" xmlns:wp="http://schemas.openxmlformats.org/drawingml/2006/wordprocessingDrawing" xmlns:w10="urn:schemas-microsoft-com:office:word" xmlns:w="http://schemas.openxmlformats.org/wordprocessingml/2006/main" xmlns:w14="http://schemas.microsoft.com/office/word/2010/wordml" xmlns:w15="http://schemas.microsoft.com/office/word/2012/wordml" xmlns:w16cid="http://schemas.microsoft.com/office/word/2016/wordml/cid" xmlns:w16se="http://schemas.microsoft.com/office/word/2015/wordml/symex" xmlns:wpg="http://schemas.microsoft.com/office/word/2010/wordprocessingGroup" xmlns:wpi="http://schemas.microsoft.com/office/word/2010/wordprocessingInk" xmlns:wne="http://schemas.microsoft.com/office/word/2006/wordml" xmlns:wps="http://schemas.microsoft.com/office/word/2010/wordprocessingShape" mc:Ignorable="w14 w15 w16se w16cid wp14">
-  <w:p>
-    <w:pPr>
-      <w:pStyle w:val="Footer"/>
       <w:tabs>
         <w:tab w:val="clear" w:pos="8306"/>
         <w:tab w:val="right" w:pos="8280"/>
       </w:tabs>
       <w:ind w:right="180"/>
       <w:jc w:val="right"/>
+      <w:rPr>
+        <w:rFonts w:hint="eastAsia"/>
+      </w:rPr>
     </w:pPr>
     <w:r>
       <w:rPr>
         <w:noProof/>
       </w:rPr>
-      <w:t xml:space="preserve"> </w:t>
-    </w:r>
-    <w:r>
-      <w:rPr>
-        <w:noProof/>
-      </w:rPr>
-      <w:t xml:space="preserve"> </w:t>
-    </w:r>
-    <w:r>
-      <w:rPr>
-        <w:noProof/>
-      </w:rPr>
       <w:drawing>
-        <wp:inline distT="0" distB="0" distL="0" distR="0" wp14:anchorId="3098B89C" wp14:editId="4967B46F">
+        <wp:anchor distT="0" distB="0" distL="114300" distR="114300" simplePos="0" relativeHeight="251658240" behindDoc="0" locked="0" layoutInCell="1" allowOverlap="1" wp14:anchorId="0C35699F">
+          <wp:simplePos x="0" y="0"/>
+          <wp:positionH relativeFrom="column">
+            <wp:posOffset>-352425</wp:posOffset>
+          </wp:positionH>
+          <wp:positionV relativeFrom="paragraph">
+            <wp:posOffset>-341630</wp:posOffset>
+          </wp:positionV>
           <wp:extent cx="619125" cy="600075"/>
           <wp:effectExtent l="0" t="0" r="9525" b="9525"/>
+          <wp:wrapThrough wrapText="bothSides">
+            <wp:wrapPolygon edited="0">
+              <wp:start x="0" y="0"/>
+              <wp:lineTo x="0" y="21257"/>
+              <wp:lineTo x="21268" y="21257"/>
+              <wp:lineTo x="21268" y="0"/>
+              <wp:lineTo x="0" y="0"/>
+            </wp:wrapPolygon>
+          </wp:wrapThrough>
           <wp:docPr id="4" name="Picture 4"/>
           <wp:cNvGraphicFramePr>
             <a:graphicFrameLocks xmlns:a="http://schemas.openxmlformats.org/drawingml/2006/main" noChangeAspect="1"/>
@@ -2587,7 +2643,13 @@
                   <pic:cNvPicPr/>
                 </pic:nvPicPr>
                 <pic:blipFill>
-                  <a:blip r:embed="rId1"/>
+                  <a:blip r:embed="rId1">
+                    <a:extLst>
+                      <a:ext uri="{28A0092B-C50C-407E-A947-70E740481C1C}">
+                        <a14:useLocalDpi xmlns:a14="http://schemas.microsoft.com/office/drawing/2010/main" val="0"/>
+                      </a:ext>
+                    </a:extLst>
+                  </a:blip>
                   <a:stretch>
                     <a:fillRect/>
                   </a:stretch>
@@ -2604,14 +2666,26 @@
               </pic:pic>
             </a:graphicData>
           </a:graphic>
-        </wp:inline>
+          <wp14:sizeRelH relativeFrom="page">
+            <wp14:pctWidth>0</wp14:pctWidth>
+          </wp14:sizeRelH>
+          <wp14:sizeRelV relativeFrom="page">
+            <wp14:pctHeight>0</wp14:pctHeight>
+          </wp14:sizeRelV>
+        </wp:anchor>
       </w:drawing>
     </w:r>
     <w:r>
       <w:rPr>
         <w:noProof/>
       </w:rPr>
-      <w:t xml:space="preserve">        </w:t>
+      <w:t xml:space="preserve"> </w:t>
+    </w:r>
+    <w:r>
+      <w:rPr>
+        <w:noProof/>
+      </w:rPr>
+      <w:t xml:space="preserve">         </w:t>
     </w:r>
     <w:r>
       <w:rPr>
@@ -2644,16 +2718,6 @@
 </w:ftr>
 </file>
 
-<file path=word/footer3.xml><?xml version="1.0" encoding="utf-8"?>
-<w:ftr xmlns:wpc="http://schemas.microsoft.com/office/word/2010/wordprocessingCanvas" xmlns:cx="http://schemas.microsoft.com/office/drawing/2014/chartex" xmlns:cx1="http://schemas.microsoft.com/office/drawing/2015/9/8/chartex" xmlns:cx2="http://schemas.microsoft.com/office/drawing/2015/10/21/chartex" xmlns:cx3="http://schemas.microsoft.com/office/drawing/2016/5/9/chartex" xmlns:cx4="http://schemas.microsoft.com/office/drawing/2016/5/10/chartex" xmlns:cx5="http://schemas.microsoft.com/office/drawing/2016/5/11/chartex" xmlns:cx6="http://schemas.microsoft.com/office/drawing/2016/5/12/chartex" xmlns:cx7="http://schemas.microsoft.com/office/drawing/2016/5/13/chartex" xmlns:cx8="http://schemas.microsoft.com/office/drawing/2016/5/14/chartex" xmlns:mc="http://schemas.openxmlformats.org/markup-compatibility/2006" xmlns:aink="http://schemas.microsoft.com/office/drawing/2016/ink" xmlns:am3d="http://schemas.microsoft.com/office/drawing/2017/model3d" xmlns:o="urn:schemas-microsoft-com:office:office" xmlns:r="http://schemas.openxmlformats.org/officeDocument/2006/relationships" xmlns:m="http://schemas.openxmlformats.org/officeDocument/2006/math" xmlns:v="urn:schemas-microsoft-com:vml" xmlns:wp14="http://schemas.microsoft.com/office/word/2010/wordprocessingDrawing" xmlns:wp="http://schemas.openxmlformats.org/drawingml/2006/wordprocessingDrawing" xmlns:w10="urn:schemas-microsoft-com:office:word" xmlns:w="http://schemas.openxmlformats.org/wordprocessingml/2006/main" xmlns:w14="http://schemas.microsoft.com/office/word/2010/wordml" xmlns:w15="http://schemas.microsoft.com/office/word/2012/wordml" xmlns:w16cid="http://schemas.microsoft.com/office/word/2016/wordml/cid" xmlns:w16se="http://schemas.microsoft.com/office/word/2015/wordml/symex" xmlns:wpg="http://schemas.microsoft.com/office/word/2010/wordprocessingGroup" xmlns:wpi="http://schemas.microsoft.com/office/word/2010/wordprocessingInk" xmlns:wne="http://schemas.microsoft.com/office/word/2006/wordml" xmlns:wps="http://schemas.microsoft.com/office/word/2010/wordprocessingShape" mc:Ignorable="w14 w15 w16se w16cid wp14">
-  <w:p>
-    <w:pPr>
-      <w:pStyle w:val="Footer"/>
-    </w:pPr>
-  </w:p>
-</w:ftr>
-</file>
-
 <file path=word/footnotes.xml><?xml version="1.0" encoding="utf-8"?>
 <w:footnotes xmlns:wpc="http://schemas.microsoft.com/office/word/2010/wordprocessingCanvas" xmlns:cx="http://schemas.microsoft.com/office/drawing/2014/chartex" xmlns:cx1="http://schemas.microsoft.com/office/drawing/2015/9/8/chartex" xmlns:cx2="http://schemas.microsoft.com/office/drawing/2015/10/21/chartex" xmlns:cx3="http://schemas.microsoft.com/office/drawing/2016/5/9/chartex" xmlns:cx4="http://schemas.microsoft.com/office/drawing/2016/5/10/chartex" xmlns:cx5="http://schemas.microsoft.com/office/drawing/2016/5/11/chartex" xmlns:cx6="http://schemas.microsoft.com/office/drawing/2016/5/12/chartex" xmlns:cx7="http://schemas.microsoft.com/office/drawing/2016/5/13/chartex" xmlns:cx8="http://schemas.microsoft.com/office/drawing/2016/5/14/chartex" xmlns:mc="http://schemas.openxmlformats.org/markup-compatibility/2006" xmlns:aink="http://schemas.microsoft.com/office/drawing/2016/ink" xmlns:am3d="http://schemas.microsoft.com/office/drawing/2017/model3d" xmlns:o="urn:schemas-microsoft-com:office:office" xmlns:r="http://schemas.openxmlformats.org/officeDocument/2006/relationships" xmlns:m="http://schemas.openxmlformats.org/officeDocument/2006/math" xmlns:v="urn:schemas-microsoft-com:vml" xmlns:wp14="http://schemas.microsoft.com/office/word/2010/wordprocessingDrawing" xmlns:wp="http://schemas.openxmlformats.org/drawingml/2006/wordprocessingDrawing" xmlns:w10="urn:schemas-microsoft-com:office:word" xmlns:w="http://schemas.openxmlformats.org/wordprocessingml/2006/main" xmlns:w14="http://schemas.microsoft.com/office/word/2010/wordml" xmlns:w15="http://schemas.microsoft.com/office/word/2012/wordml" xmlns:w16cid="http://schemas.microsoft.com/office/word/2016/wordml/cid" xmlns:w16se="http://schemas.microsoft.com/office/word/2015/wordml/symex" xmlns:wpg="http://schemas.microsoft.com/office/word/2010/wordprocessingGroup" xmlns:wpi="http://schemas.microsoft.com/office/word/2010/wordprocessingInk" xmlns:wne="http://schemas.microsoft.com/office/word/2006/wordml" xmlns:wps="http://schemas.microsoft.com/office/word/2010/wordprocessingShape" mc:Ignorable="w14 w15 w16se w16cid wp14">
   <w:footnote w:type="separator" w:id="-1">
@@ -2671,36 +2735,6 @@
     </w:p>
   </w:footnote>
 </w:footnotes>
-</file>
-
-<file path=word/header1.xml><?xml version="1.0" encoding="utf-8"?>
-<w:hdr xmlns:wpc="http://schemas.microsoft.com/office/word/2010/wordprocessingCanvas" xmlns:cx="http://schemas.microsoft.com/office/drawing/2014/chartex" xmlns:cx1="http://schemas.microsoft.com/office/drawing/2015/9/8/chartex" xmlns:cx2="http://schemas.microsoft.com/office/drawing/2015/10/21/chartex" xmlns:cx3="http://schemas.microsoft.com/office/drawing/2016/5/9/chartex" xmlns:cx4="http://schemas.microsoft.com/office/drawing/2016/5/10/chartex" xmlns:cx5="http://schemas.microsoft.com/office/drawing/2016/5/11/chartex" xmlns:cx6="http://schemas.microsoft.com/office/drawing/2016/5/12/chartex" xmlns:cx7="http://schemas.microsoft.com/office/drawing/2016/5/13/chartex" xmlns:cx8="http://schemas.microsoft.com/office/drawing/2016/5/14/chartex" xmlns:mc="http://schemas.openxmlformats.org/markup-compatibility/2006" xmlns:aink="http://schemas.microsoft.com/office/drawing/2016/ink" xmlns:am3d="http://schemas.microsoft.com/office/drawing/2017/model3d" xmlns:o="urn:schemas-microsoft-com:office:office" xmlns:r="http://schemas.openxmlformats.org/officeDocument/2006/relationships" xmlns:m="http://schemas.openxmlformats.org/officeDocument/2006/math" xmlns:v="urn:schemas-microsoft-com:vml" xmlns:wp14="http://schemas.microsoft.com/office/word/2010/wordprocessingDrawing" xmlns:wp="http://schemas.openxmlformats.org/drawingml/2006/wordprocessingDrawing" xmlns:w10="urn:schemas-microsoft-com:office:word" xmlns:w="http://schemas.openxmlformats.org/wordprocessingml/2006/main" xmlns:w14="http://schemas.microsoft.com/office/word/2010/wordml" xmlns:w15="http://schemas.microsoft.com/office/word/2012/wordml" xmlns:w16cid="http://schemas.microsoft.com/office/word/2016/wordml/cid" xmlns:w16se="http://schemas.microsoft.com/office/word/2015/wordml/symex" xmlns:wpg="http://schemas.microsoft.com/office/word/2010/wordprocessingGroup" xmlns:wpi="http://schemas.microsoft.com/office/word/2010/wordprocessingInk" xmlns:wne="http://schemas.microsoft.com/office/word/2006/wordml" xmlns:wps="http://schemas.microsoft.com/office/word/2010/wordprocessingShape" mc:Ignorable="w14 w15 w16se w16cid wp14">
-  <w:p>
-    <w:pPr>
-      <w:pStyle w:val="Header"/>
-    </w:pPr>
-  </w:p>
-</w:hdr>
-</file>
-
-<file path=word/header2.xml><?xml version="1.0" encoding="utf-8"?>
-<w:hdr xmlns:wpc="http://schemas.microsoft.com/office/word/2010/wordprocessingCanvas" xmlns:cx="http://schemas.microsoft.com/office/drawing/2014/chartex" xmlns:cx1="http://schemas.microsoft.com/office/drawing/2015/9/8/chartex" xmlns:cx2="http://schemas.microsoft.com/office/drawing/2015/10/21/chartex" xmlns:cx3="http://schemas.microsoft.com/office/drawing/2016/5/9/chartex" xmlns:cx4="http://schemas.microsoft.com/office/drawing/2016/5/10/chartex" xmlns:cx5="http://schemas.microsoft.com/office/drawing/2016/5/11/chartex" xmlns:cx6="http://schemas.microsoft.com/office/drawing/2016/5/12/chartex" xmlns:cx7="http://schemas.microsoft.com/office/drawing/2016/5/13/chartex" xmlns:cx8="http://schemas.microsoft.com/office/drawing/2016/5/14/chartex" xmlns:mc="http://schemas.openxmlformats.org/markup-compatibility/2006" xmlns:aink="http://schemas.microsoft.com/office/drawing/2016/ink" xmlns:am3d="http://schemas.microsoft.com/office/drawing/2017/model3d" xmlns:o="urn:schemas-microsoft-com:office:office" xmlns:r="http://schemas.openxmlformats.org/officeDocument/2006/relationships" xmlns:m="http://schemas.openxmlformats.org/officeDocument/2006/math" xmlns:v="urn:schemas-microsoft-com:vml" xmlns:wp14="http://schemas.microsoft.com/office/word/2010/wordprocessingDrawing" xmlns:wp="http://schemas.openxmlformats.org/drawingml/2006/wordprocessingDrawing" xmlns:w10="urn:schemas-microsoft-com:office:word" xmlns:w="http://schemas.openxmlformats.org/wordprocessingml/2006/main" xmlns:w14="http://schemas.microsoft.com/office/word/2010/wordml" xmlns:w15="http://schemas.microsoft.com/office/word/2012/wordml" xmlns:w16cid="http://schemas.microsoft.com/office/word/2016/wordml/cid" xmlns:w16se="http://schemas.microsoft.com/office/word/2015/wordml/symex" xmlns:wpg="http://schemas.microsoft.com/office/word/2010/wordprocessingGroup" xmlns:wpi="http://schemas.microsoft.com/office/word/2010/wordprocessingInk" xmlns:wne="http://schemas.microsoft.com/office/word/2006/wordml" xmlns:wps="http://schemas.microsoft.com/office/word/2010/wordprocessingShape" mc:Ignorable="w14 w15 w16se w16cid wp14">
-  <w:p>
-    <w:pPr>
-      <w:pStyle w:val="Header"/>
-    </w:pPr>
-  </w:p>
-</w:hdr>
-</file>
-
-<file path=word/header3.xml><?xml version="1.0" encoding="utf-8"?>
-<w:hdr xmlns:wpc="http://schemas.microsoft.com/office/word/2010/wordprocessingCanvas" xmlns:cx="http://schemas.microsoft.com/office/drawing/2014/chartex" xmlns:cx1="http://schemas.microsoft.com/office/drawing/2015/9/8/chartex" xmlns:cx2="http://schemas.microsoft.com/office/drawing/2015/10/21/chartex" xmlns:cx3="http://schemas.microsoft.com/office/drawing/2016/5/9/chartex" xmlns:cx4="http://schemas.microsoft.com/office/drawing/2016/5/10/chartex" xmlns:cx5="http://schemas.microsoft.com/office/drawing/2016/5/11/chartex" xmlns:cx6="http://schemas.microsoft.com/office/drawing/2016/5/12/chartex" xmlns:cx7="http://schemas.microsoft.com/office/drawing/2016/5/13/chartex" xmlns:cx8="http://schemas.microsoft.com/office/drawing/2016/5/14/chartex" xmlns:mc="http://schemas.openxmlformats.org/markup-compatibility/2006" xmlns:aink="http://schemas.microsoft.com/office/drawing/2016/ink" xmlns:am3d="http://schemas.microsoft.com/office/drawing/2017/model3d" xmlns:o="urn:schemas-microsoft-com:office:office" xmlns:r="http://schemas.openxmlformats.org/officeDocument/2006/relationships" xmlns:m="http://schemas.openxmlformats.org/officeDocument/2006/math" xmlns:v="urn:schemas-microsoft-com:vml" xmlns:wp14="http://schemas.microsoft.com/office/word/2010/wordprocessingDrawing" xmlns:wp="http://schemas.openxmlformats.org/drawingml/2006/wordprocessingDrawing" xmlns:w10="urn:schemas-microsoft-com:office:word" xmlns:w="http://schemas.openxmlformats.org/wordprocessingml/2006/main" xmlns:w14="http://schemas.microsoft.com/office/word/2010/wordml" xmlns:w15="http://schemas.microsoft.com/office/word/2012/wordml" xmlns:w16cid="http://schemas.microsoft.com/office/word/2016/wordml/cid" xmlns:w16se="http://schemas.microsoft.com/office/word/2015/wordml/symex" xmlns:wpg="http://schemas.microsoft.com/office/word/2010/wordprocessingGroup" xmlns:wpi="http://schemas.microsoft.com/office/word/2010/wordprocessingInk" xmlns:wne="http://schemas.microsoft.com/office/word/2006/wordml" xmlns:wps="http://schemas.microsoft.com/office/word/2010/wordprocessingShape" mc:Ignorable="w14 w15 w16se w16cid wp14">
-  <w:p>
-    <w:pPr>
-      <w:pStyle w:val="Header"/>
-    </w:pPr>
-  </w:p>
-</w:hdr>
 </file>
 
 <file path=word/styles.xml><?xml version="1.0" encoding="utf-8"?>
